--- a/docs/간호인력연구_중간보고_2_심사용.docx
+++ b/docs/간호인력연구_중간보고_2_심사용.docx
@@ -20,7 +20,7 @@
         <w:rPr>
           <w:rFonts w:eastAsia="Malgun Gothic" w:ascii="Malgun Gothic" w:hAnsi="Malgun Gothic"/>
         </w:rPr>
-        <w:t>중간 진행 보고 (심사용)</w:t>
+        <w:t>최종 진행 보고 (심사용)</w:t>
       </w:r>
     </w:p>
     <w:p>
@@ -30,7 +30,7 @@
           <w:color w:val="555555"/>
           <w:sz w:val="24"/>
         </w:rPr>
-        <w:t>1편 결과(봉인) · 2편 Research 2.0 — Stage B map 완료 및 중간분석</w:t>
+        <w:t>1편 결과(봉인) · 2편 Research 2.0 — Stage B map · Stage C infill · Stage D holdout 완료 및 최종 분석</w:t>
       </w:r>
     </w:p>
     <w:p>
@@ -185,7 +185,7 @@
                 <w:rFonts w:eastAsia="Malgun Gothic" w:ascii="Malgun Gothic" w:hAnsi="Malgun Gothic"/>
                 <w:sz w:val="18"/>
               </w:rPr>
-              <w:t>2026-09-15 (map COMPLETE 2026-09-14 08:42 · 중간분석·원고 초안 2026-09-14~15 · git HEAD 41ca490)</w:t>
+              <w:t>2026-09-19 (map COMPLETE 09-14 · Stage C COMPLETE 09-19 01:53 · Stage D COMPLETE 09-19 19:32 · 최종 분석·원고 v0.2 09-19 · git HEAD 746f61d)</w:t>
             </w:r>
           </w:p>
         </w:tc>
@@ -251,7 +251,7 @@
                 <w:rFonts w:eastAsia="Malgun Gothic" w:ascii="Malgun Gothic" w:hAnsi="Malgun Gothic"/>
                 <w:sz w:val="18"/>
               </w:rPr>
-              <w:t>Research 2.0 (51. Research 2.0 v1.0.13, updated 2026-09-14) · 실행 계약 v1.1 self-hash 4794e064… · 정지조건 해시 3a4b112d… · map 기록 계약 88f2268c…</w:t>
+              <w:t>Research 2.0 (51. Research 2.0 v1.0.17, updated 2026-09-19) · 실행 계약 v1.3 self-hash 9efe0e9c… · 정지조건 해시 3ae8c579… · map 기록 계약 88f2268c… · D 기록 계약 9efe0e9c…</w:t>
             </w:r>
           </w:p>
         </w:tc>
@@ -338,7 +338,7 @@
         <w:rPr>
           <w:rFonts w:eastAsia="Malgun Gothic" w:ascii="Malgun Gothic" w:hAnsi="Malgun Gothic"/>
         </w:rPr>
-        <w:t>2편 (map 완료 · 중간분석). 검증 팩 PASS → Stage 0a·0b(+연장) → screen 2파(600 계단 · 승격 540/46/14) → **map COMPLETE 2026-09-14** (1,382칸 · n = 500 · pair 713,112/713,112 · E 0 · 기계 게이트 PASS). §4-6 사전 지정을 코드로 파생해 Stage C 선택 확정(890칸 · 459,240 종결기록) · 계약 v1.1 발행. C는 미개시(연구책임자 지시 대기).</w:t>
+        <w:t>2편 (계산 전부 완료). 검증 팩 PASS → Stage 0a·0b(+연장) → screen 2파(600 계단 · 승격 540/46/14) → map COMPLETE 09-14(1,382칸 · pair 713,112) → **Stage C infill COMPLETE 09-19**(890칸 · pair 459,240 · F 404,273 / I 27,784 / T 13,287 · 게이트 PASS 21항 · 환경 HALT 1회 → 기록 재개 · 재계산 0) → 분석 동결(풀링 계단표 · 사다리 · 예측표 · 판독기 해시) → **Stage D holdout COMPLETE 09-19**(48/64점 · 137칸 · pair 43,292 · F 38,791 / I 2,225 / T 84 · 게이트 PASS 23항 · 2.6 h). 세 Stage 모두 E 0.</w:t>
       </w:r>
     </w:p>
     <w:p>
@@ -349,7 +349,7 @@
         <w:rPr>
           <w:rFonts w:eastAsia="Malgun Gothic" w:ascii="Malgun Gothic" w:hAnsi="Malgun Gothic"/>
         </w:rPr>
-        <w:t>중간분석 소견 (in-sample · 확증 아님). 승격 540 계단 중 창 안에서 H*가 위치한 것은 114(21%) · τ 격자는 한쪽으로 쏠림(0.99 위치 0/540) · Δ 중앙값 2 · 1.6 어림셈 확정적 과소산정 506/540(93.7%) · 5항 선형식 ±1명 적중 51% vs 1.6W 12%(군집 CV) · f(h) 포화(전체 ≈ 2%p) → τ = 0.95는 천장 위이며 GAM/GP가 H*에서 162/265·138/275 불일치.</w:t>
+        <w:t>최종 소견. 풀링(map + C) 540 계단: H* 위치 140(26%) · 바닥 고정 포함 수로 확정 276(51%) · map R 114 중 재측정 후 위치 유지 66 · τ 격자 한쪽 쏠림(0.99 위치 0/540) · Δ 중앙값 3(Δ/H* 9%) · 1.6 확정적 과소산정 517/540(95.7%). **홀드아웃(D · 사전 동결 판독)**: 48점 중 수로 확정 21(44%) · 확정점에서 M1 5항식 ±1 67% / MAE 1.38 vs M0 1.6W 10% / 4.57 · M2 67% · M3(pin GAM) 구조적 100% → 정직 수치 = 확정 비율 44% · 관측 p̂ 창 전체 0.944/0.948/0.944 평탄(τ 천장 재현) · holdout log-loss additive 0.2114 · GP 0.2100 · GAM/GP H* 불일치 36/48.</w:t>
       </w:r>
     </w:p>
     <w:p>
@@ -360,7 +360,7 @@
         <w:rPr>
           <w:rFonts w:eastAsia="Malgun Gothic" w:ascii="Malgun Gothic" w:hAnsi="Malgun Gothic"/>
         </w:rPr>
-        <w:t>원고. 2편 본편 v0.1(interim) 신작 — 결과 표 18블록은 생성기가 산출물에서 쓰고, 산문 수치 79건(265값)은 검사기가 산출물과 대조(PASS) · 금지어 위반 0 · 참고문헌 30건 식별자 해석. 1편 투고는 U7(연구책임자) 후 즉시 가능.</w:t>
+        <w:t>원고. 2편 본편 v0.2(최종 분석판 · v0.1 보존) — 결과 표 19블록은 생성기가 최종 산출물에서 쓰고, 산문 수치 90건(403값)은 검사기가 산출물과 대조(PASS) · 금지어 위반 0 · 참고문헌 30건 식별자 해석 · v0.1→v0.2 손실 대조표(절 삭제 0 · 하향 0). 1편 투고는 U7(연구책임자) 후 즉시 가능.</w:t>
       </w:r>
     </w:p>
     <w:p>
@@ -371,7 +371,7 @@
         <w:rPr>
           <w:rFonts w:eastAsia="Malgun Gothic" w:ascii="Malgun Gothic" w:hAnsi="Malgun Gothic"/>
         </w:rPr>
-        <w:t>향후. Stage C infill(7950X 단독 ≈ 15일 · 연구책임자 지시 후) → Stage D holdout(64점 · n = 300 · 60,672 기록 · C 게이트 후 자동) → 분석 재실행·2편 원고 확정.</w:t>
+        <w:t>향후. 2편 원고 마무리(COI 문안 이관 · 저자·소속 · 투고지 결정 — 연구책임자) → 투고. 계산 잔여 0. 3편 착수 판단은 연구책임자.</w:t>
       </w:r>
     </w:p>
     <w:tbl>
@@ -417,7 +417,7 @@
                 <w:b/>
                 <w:sz w:val="18"/>
               </w:rPr>
-              <w:t>상태 (2026-09-15)</w:t>
+              <w:t>상태 (2026-09-19)</w:t>
             </w:r>
           </w:p>
         </w:tc>
@@ -515,7 +515,7 @@
                 <w:rFonts w:eastAsia="Malgun Gothic" w:ascii="Malgun Gothic" w:hAnsi="Malgun Gothic"/>
                 <w:sz w:val="18"/>
               </w:rPr>
-              <w:t>검증 팩 PASS · 0a/0b/연장 완료 · screen 1·2파 COMPLETE · 승격 540/46/14 · **map COMPLETE** · Stage C 파생 · 계약 v1.1 · K ①~⑨ 중간분석 · 원고 v0.1</w:t>
+              <w:t>검증 팩 PASS · 0a/0b/연장 · screen 1·2파 · map · **Stage C · Stage D 전부 COMPLETE** · 분석 동결 → K 최종 실행 · 홀드아웃 채점 · 원고 v0.2 · 계약 v1.3</w:t>
             </w:r>
           </w:p>
         </w:tc>
@@ -530,7 +530,7 @@
                 <w:rFonts w:eastAsia="Malgun Gothic" w:ascii="Malgun Gothic" w:hAnsi="Malgun Gothic"/>
                 <w:sz w:val="18"/>
               </w:rPr>
-              <w:t>C 착수(연구책임자) → D(자동) → 분석 재실행 → 원고 확정</w:t>
+              <w:t>원고 마무리(연구책임자 몫) → 투고</w:t>
             </w:r>
           </w:p>
         </w:tc>
@@ -548,7 +548,7 @@
                 <w:b/>
                 <w:sz w:val="18"/>
               </w:rPr>
-              <w:t>Stage C·D 사전 지정</w:t>
+              <w:t>Stage C·D 사전 지정 → 실행</w:t>
             </w:r>
           </w:p>
         </w:tc>
@@ -563,7 +563,7 @@
                 <w:rFonts w:eastAsia="Malgun Gothic" w:ascii="Malgun Gothic" w:hAnsi="Malgun Gothic"/>
                 <w:sz w:val="18"/>
               </w:rPr>
-              <w:t>2026-09-02 동결 → 2026-09-14 코드 파생 (C 890칸 · D 64점) · 자원 7950X 단독</w:t>
+              <w:t>2026-09-02 동결 → 09-14 코드 파생 → C 09-15~19 실행(890칸) → 09-19 분석 동결(사다리 aff8be00… · 예측표 32d9240b…) → D 09-19 실행(137칸) · 자원 7950X 단독</w:t>
             </w:r>
           </w:p>
         </w:tc>
@@ -578,7 +578,7 @@
                 <w:rFonts w:eastAsia="Malgun Gothic" w:ascii="Malgun Gothic" w:hAnsi="Malgun Gothic"/>
                 <w:sz w:val="18"/>
               </w:rPr>
-              <w:t>러너 신작 → 계약 재발행(러너 SHA pin) → 실행</w:t>
+              <w:t>없음 — 결과 열람 후 규칙·τ·사다리·예측표 무수정</w:t>
             </w:r>
           </w:p>
         </w:tc>
@@ -894,7 +894,7 @@
                 <w:rFonts w:eastAsia="Malgun Gothic" w:ascii="Malgun Gothic" w:hAnsi="Malgun Gothic"/>
                 <w:sz w:val="18"/>
               </w:rPr>
-              <w:t>map 완료 · 중간분석 · C·D 잔여</w:t>
+              <w:t>계산 완료 · 최종 분석 · 원고 v0.2</w:t>
             </w:r>
           </w:p>
         </w:tc>
@@ -986,7 +986,7 @@
         <w:rPr>
           <w:rFonts w:eastAsia="Malgun Gothic" w:ascii="Malgun Gothic" w:hAnsi="Malgun Gothic"/>
         </w:rPr>
-        <w:t>환자안전·재원일수·간호 질 · 실제 병동 모집단의 성공확률 · 법정·임상 안전인력 · 비용·만족도를 포함한 최적 총원 · 모든 병동에 통용되는 1.6의 타당성 · part-time·mixed-FTE·추가 자격·운영 recourse(초과근무·float·agency·당일 교환·결근 후 복구). 중간판 5항 산식의 현장 적용.</w:t>
+        <w:t>환자안전·재원일수·간호 질 · 실제 병동 모집단의 성공확률 · 법정·임상 안전인력 · 비용·만족도를 포함한 최적 총원 · 모든 병동에 통용되는 1.6의 타당성 · part-time·mixed-FTE·추가 자격·운영 recourse(초과근무·float·agency·당일 교환·결근 후 복구). 5항 산식의 현장 적용(실자료 외부검증 전).</w:t>
       </w:r>
     </w:p>
     <w:p>
@@ -3893,7 +3893,7 @@
         <w:rPr>
           <w:rFonts w:eastAsia="Malgun Gothic" w:ascii="Malgun Gothic" w:hAnsi="Malgun Gothic"/>
         </w:rPr>
-        <w:t>고정: 달력 30일 · 관리자 1명 · FTE 1.0. 설계점은 8차원 상자 위의 scrambled Sobol 수열 300점(1파 179 · 2파 121). 인원구성 arm: nested(H 증가 시 역할 구성 동반 재구성 · 1편 경로) / decouple(순수 1명 추가 · H* 주 분석 팔). holdout은 같은 생성기의 다음 64점(순번 301–364).</w:t>
+        <w:t>고정: 달력 30일 · 관리자 1명 · FTE 1.0. 설계점은 8차원 상자 위의 scrambled Sobol 수열 300점(1파 179 · 2파 121). 인원구성 arm: nested(H 증가 시 역할 구성 동반 재구성 · 1편 경로) / decouple(순수 1명 추가 · H* 주 분석 팔). holdout은 같은 생성기의 다음 64점(0-기반 순번 300–363 · prefix-stable).</w:t>
       </w:r>
     </w:p>
     <w:p>
@@ -4237,7 +4237,7 @@
                 <w:rFonts w:eastAsia="Malgun Gothic" w:ascii="Malgun Gothic" w:hAnsi="Malgun Gothic"/>
                 <w:sz w:val="17"/>
               </w:rPr>
-              <w:t>§4-6 사전 지정 → 코드 파생 890칸 · 445,000 케이스 · tail 14,240 · 459,240 기록 (상한 516,000 · 케이스 상한 500,000 · 여유 55,000)</w:t>
+              <w:t>§4-6 사전 지정 → 코드 파생 890칸 · 445,000 케이스 · tail 14,240 · 459,240 기록 (케이스 상한 500,000 · 여유 55,000)</w:t>
             </w:r>
           </w:p>
         </w:tc>
@@ -4252,7 +4252,7 @@
                 <w:rFonts w:eastAsia="Malgun Gothic" w:ascii="Malgun Gothic" w:hAnsi="Malgun Gothic"/>
                 <w:sz w:val="17"/>
               </w:rPr>
-              <w:t>선택 규칙은 map 기록을 읽지 않는 순수 함수 · 결과 집계 전 커밋 · 1회 실행 · 미개시</w:t>
+              <w:t>선택 규칙은 map 기록을 읽지 않는 순수 함수 · 결과 집계 전 커밋 · **COMPLETE 09-19 · 게이트 PASS 21항**</w:t>
             </w:r>
           </w:p>
         </w:tc>
@@ -4285,7 +4285,7 @@
                 <w:rFonts w:eastAsia="Malgun Gothic" w:ascii="Malgun Gothic" w:hAnsi="Malgun Gothic"/>
                 <w:sz w:val="17"/>
               </w:rPr>
-              <w:t>Sobol 301–364 · decouple · Ĥ*±1 × n = 300 · 57,600 케이스 · 60,672 기록</w:t>
+              <w:t>Sobol 0-기반 300–363 · decouple · Ĥ*±1 × n = 300 · 포함 48점(예측표가 사다리 안에서 τ 미도달인 16점 제외 · Ĥ* = 0인 7점은 2 rung) → 137칸 · 41,100 케이스 · 43,292 기록</w:t>
             </w:r>
           </w:p>
         </w:tc>
@@ -4300,7 +4300,7 @@
                 <w:rFonts w:eastAsia="Malgun Gothic" w:ascii="Malgun Gothic" w:hAnsi="Malgun Gothic"/>
                 <w:sz w:val="17"/>
               </w:rPr>
-              <w:t>C 게이트 PASS + 분석 계획 코드 동결 후 자동 개시 · 문턱 없음</w:t>
+              <w:t>C 게이트 PASS + K 코드 동결 뒤 개시 · 문턱 없음 · **COMPLETE 09-19 · 게이트 PASS 23항**</w:t>
             </w:r>
           </w:p>
         </w:tc>
@@ -4365,7 +4365,18 @@
         <w:rPr>
           <w:rFonts w:eastAsia="Malgun Gothic" w:ascii="Malgun Gothic" w:hAnsi="Malgun Gothic"/>
         </w:rPr>
-        <w:t>지위: K는 map + C + D 완주 뒤 계획이다. 이번 실행은 map 위 중간분석·in-sample이며 holdout이 아니다(D 미실행 → Sobol 점 5-fold 군집 CV로 대체). D 착수 전 코드를 동결하고 D 뒤 한 번 재실행한다. 결과를 본 뒤 K 문안을 고치지 않았다.</w:t>
+        <w:t>지위·실행: K ①~⑨를 map 위에서 한 번(중간판 09-14 · v0.1 원고가 인용 · 산출물 봉인), 최종 자료 위에서 한 번(09-19) 실행했다. 최종 실행의 입력 = ①②③⑦은 screen + map + C 분리 셀, ④⑥⑧은 풀링 계단표, ⑤는 풀링 decouple 계단 중 H*가 수로 확정된 144개. **D 열람 전 동결**: 풀링 계단표·바닥 고정 규칙, 사다리(M1/M2 적합 · M3 = pin GAM · 해시 aff8be00…), 예측표(32d9240b… · 64점 Ĥ*), 홀드아웃 판독기(사다리 해시 pin · D 보고서 있으면 사다리 스크립트가 쓰기 거부). 결과를 본 뒤 K 문안·규칙·τ를 고치지 않았고 재적합 0.</w:t>
+      </w:r>
+    </w:p>
+    <w:p>
+      <w:pPr>
+        <w:pStyle w:val="ListBullet"/>
+      </w:pPr>
+      <w:r>
+        <w:rPr>
+          <w:rFonts w:eastAsia="Malgun Gothic" w:ascii="Malgun Gothic" w:hAnsi="Malgun Gothic"/>
+        </w:rPr>
+        <w:t>바닥 고정(floor-pinned) 규칙(D 열람 전 확정): at_or_below 창의 최저 결정 rung이 h = 0이면 h ≥ 0이므로 H* = N₀로 점식별. map 상태 어휘는 그대로 두고 h_star_resolved·resolution만 추가. M3 구조적 사실: D의 3 rung이 Ĥ*(M3) ± 1이므로 M3는 확정점에서 정의상 ±1 적중 100% — 정직 수치는 확정 비율.</w:t>
       </w:r>
     </w:p>
     <w:p>
@@ -4373,7 +4384,7 @@
         <w:pStyle w:val="Heading1"/>
       </w:pPr>
       <w:r>
-        <w:t>6. 2편 수행 현황 (2026-09-15)</w:t>
+        <w:t>6. 2편 수행 현황 (2026-09-19)</w:t>
       </w:r>
     </w:p>
     <w:p>
@@ -4764,7 +4775,7 @@
         <w:pStyle w:val="Heading2"/>
       </w:pPr>
       <w:r>
-        <w:t>6-2. Stage C 선택 — §4-6 코드 파생 [측정 2026-09-14 13:20 · solve 0]</w:t>
+        <w:t>6-2. Stage C — 선택(09-14 · solve 0) → 실행 COMPLETE [측정 2026-09-19 01:53]</w:t>
       </w:r>
     </w:p>
     <w:p>
@@ -5012,7 +5023,7 @@
                 <w:b/>
                 <w:sz w:val="17"/>
               </w:rPr>
-              <w:t>계약 v1.1</w:t>
+              <w:t>계약 v1.1 → v1.2 → v1.3</w:t>
             </w:r>
           </w:p>
         </w:tc>
@@ -5027,7 +5038,7 @@
                 <w:rFonts w:eastAsia="Malgun Gothic" w:ascii="Malgun Gothic" w:hAnsi="Malgun Gothic"/>
                 <w:sz w:val="17"/>
               </w:rPr>
-              <w:t>self-hash 4794e064… · 정지조건 3a4b112d…(이동 — S2 예산표가 그 안 · S1~S9·τ·estimand·표본 바이트 동일 · 움직인 상한은 전부 아래로) · stage_C·stage_D 블록 신설 · unit_mismatch_open 해제 · D tail 1,843→3,072(31.25×는 n = 500에서만 성립) · C 러너 SHA pin은 기동 직전 재발행</w:t>
+              <w:t>v1.1(09-14 · stage_C·stage_D 파생) → v1.2(09-15 · C 러너 SHA pin · S4 stage_C_single_node: 드라이버 = 솔브 노드 = 7950X · Ray 없음) → v1.3(09-19 · D 러너 pin · S4 stage_D_single_node · derived = 예측표 pin) · 현행 self-hash 9efe0e9c… · 정지조건 3ae8c579…</w:t>
             </w:r>
           </w:p>
         </w:tc>
@@ -5045,7 +5056,7 @@
                 <w:b/>
                 <w:sz w:val="17"/>
               </w:rPr>
-              <w:t>상태</w:t>
+              <w:t>실행 [측정]</w:t>
             </w:r>
           </w:p>
         </w:tc>
@@ -5060,7 +5071,40 @@
                 <w:rFonts w:eastAsia="Malgun Gothic" w:ascii="Malgun Gothic" w:hAnsi="Malgun Gothic"/>
                 <w:sz w:val="17"/>
               </w:rPr>
-              <w:t>미개시 — 연구책임자 지시 후 러너 신작 → 계약 재발행 → 7950X 단독 실행 (≈ 353 h ≈ 15일 [추론 · 1,300 pair/h])</w:t>
+              <w:t>09-15 13:06 기동 → 09-16 01:06 S1 HALTED(드라이버 메모리 커밋 한도 · 러너·계약 무관) → 페이지파일 확대 → 04:44 S5 재개(213,358 pair 재적재 · 재계산 0) → **09-19 01:53 COMPLETE** · pair 459,240/459,240 · 종결기록 448,514 · 케이스 F 404,273 / I 27,784 / T 13,287(3.0%) · 뱅크 tail 결정 13,896 · 미결정 344(딸린 케이스는 검열 기록 · 미제출) · 검열 pair 비율 2.4% · 과반 T 조건 3개(보고 플래그) · OF 등식 14,629,810행 위반 0 · 게이트 PASS 21항 · 벽시계 69.3 h(HALT 포함) · 처리율 구간별 190~28,000 pair/h(칸 난이도 편차 · C-3 부수준 조건 x078·x135·x161·x229가 5~10분/쌍)</w:t>
+            </w:r>
+          </w:p>
+        </w:tc>
+      </w:tr>
+      <w:tr>
+        <w:tc>
+          <w:tcPr>
+            <w:tcW w:type="dxa" w:w="2259"/>
+          </w:tcPr>
+          <w:p>
+            <w:r/>
+            <w:r>
+              <w:rPr>
+                <w:rFonts w:eastAsia="Malgun Gothic" w:ascii="Malgun Gothic" w:hAnsi="Malgun Gothic"/>
+                <w:b/>
+                <w:sz w:val="17"/>
+              </w:rPr>
+              <w:t>교훈 → D 러너</w:t>
+            </w:r>
+          </w:p>
+        </w:tc>
+        <w:tc>
+          <w:tcPr>
+            <w:tcW w:type="dxa" w:w="7152"/>
+          </w:tcPr>
+          <w:p>
+            <w:r/>
+            <w:r>
+              <w:rPr>
+                <w:rFonts w:eastAsia="Malgun Gothic" w:ascii="Malgun Gothic" w:hAnsi="Malgun Gothic"/>
+                <w:sz w:val="17"/>
+              </w:rPr>
+              <w:t>C 러너는 전 기록을 메모리에 보유(20만 건 = 11 GB) → HALT. D 러너는 경량 인덱스 + 디스크 스트리밍 게이트로 신작(드라이버 194 MB) · 칸별 진행·잔여 로그(C7-9)</w:t>
             </w:r>
           </w:p>
         </w:tc>
@@ -5081,7 +5125,197 @@
         <w:pStyle w:val="Heading2"/>
       </w:pPr>
       <w:r>
-        <w:t>6-3. map 기술통계 [측정 · solve 0 · 적합 없음 · 문턱 신설 0]</w:t>
+        <w:t>6-3. 풀링 계단표(map + C) 기술통계 [측정 2026-09-19 · D 열람 전 · solve 0 · 적합 없음 · 문턱 신설 0]</w:t>
+      </w:r>
+    </w:p>
+    <w:tbl>
+      <w:tblPr>
+        <w:tblStyle w:val="TableGrid"/>
+        <w:tblW w:type="auto" w:w="0"/>
+        <w:jc w:val="center"/>
+        <w:tblLook w:firstColumn="1" w:firstRow="1" w:lastColumn="0" w:lastRow="0" w:noHBand="0" w:noVBand="1" w:val="04A0"/>
+      </w:tblPr>
+      <w:tblGrid>
+        <w:gridCol w:w="4706"/>
+        <w:gridCol w:w="4706"/>
+      </w:tblGrid>
+      <w:tr>
+        <w:tc>
+          <w:tcPr>
+            <w:tcW w:type="dxa" w:w="2259"/>
+            <w:shd w:val="clear" w:color="auto" w:fill="DDE7F5"/>
+          </w:tcPr>
+          <w:p>
+            <w:r/>
+            <w:r>
+              <w:rPr>
+                <w:rFonts w:eastAsia="Malgun Gothic" w:ascii="Malgun Gothic" w:hAnsi="Malgun Gothic"/>
+                <w:b/>
+                <w:sz w:val="17"/>
+              </w:rPr>
+              <w:t>항목</w:t>
+            </w:r>
+          </w:p>
+        </w:tc>
+        <w:tc>
+          <w:tcPr>
+            <w:tcW w:type="dxa" w:w="7152"/>
+            <w:shd w:val="clear" w:color="auto" w:fill="DDE7F5"/>
+          </w:tcPr>
+          <w:p>
+            <w:r/>
+            <w:r>
+              <w:rPr>
+                <w:rFonts w:eastAsia="Malgun Gothic" w:ascii="Malgun Gothic" w:hAnsi="Malgun Gothic"/>
+                <w:b/>
+                <w:sz w:val="17"/>
+              </w:rPr>
+              <w:t>값</w:t>
+            </w:r>
+          </w:p>
+        </w:tc>
+      </w:tr>
+      <w:tr>
+        <w:tc>
+          <w:tcPr>
+            <w:tcW w:type="dxa" w:w="2259"/>
+          </w:tcPr>
+          <w:p>
+            <w:r/>
+            <w:r>
+              <w:rPr>
+                <w:rFonts w:eastAsia="Malgun Gothic" w:ascii="Malgun Gothic" w:hAnsi="Malgun Gothic"/>
+                <w:b/>
+                <w:sz w:val="17"/>
+              </w:rPr>
+              <w:t>풀링 규칙</w:t>
+            </w:r>
+          </w:p>
+        </w:tc>
+        <w:tc>
+          <w:tcPr>
+            <w:tcW w:type="dxa" w:w="7152"/>
+          </w:tcPr>
+          <w:p>
+            <w:r/>
+            <w:r>
+              <w:rPr>
+                <w:rFonts w:eastAsia="Malgun Gothic" w:ascii="Malgun Gothic" w:hAnsi="Malgun Gothic"/>
+                <w:sz w:val="17"/>
+              </w:rPr>
+              <w:t>같은 (Sobol 점, arm, h)의 F·I·T를 map 1회 + C 각 회차로 합산 — rung 1,382(map) + 502(C 신설) · 2차 추출 290 rung · p̂ = F/(F+I) · 같은 판정 규칙(h_star_state) 재적용</w:t>
+            </w:r>
+          </w:p>
+        </w:tc>
+      </w:tr>
+      <w:tr>
+        <w:tc>
+          <w:tcPr>
+            <w:tcW w:type="dxa" w:w="2259"/>
+          </w:tcPr>
+          <w:p>
+            <w:r/>
+            <w:r>
+              <w:rPr>
+                <w:rFonts w:eastAsia="Malgun Gothic" w:ascii="Malgun Gothic" w:hAnsi="Malgun Gothic"/>
+                <w:b/>
+                <w:sz w:val="17"/>
+              </w:rPr>
+              <w:t>상태 전이 (map → 풀링 · τ = 0.95)</w:t>
+            </w:r>
+          </w:p>
+        </w:tc>
+        <w:tc>
+          <w:tcPr>
+            <w:tcW w:type="dxa" w:w="7152"/>
+          </w:tcPr>
+          <w:p>
+            <w:r/>
+            <w:r>
+              <w:rPr>
+                <w:rFonts w:eastAsia="Malgun Gothic" w:ascii="Malgun Gothic" w:hAnsi="Malgun Gothic"/>
+                <w:sz w:val="17"/>
+              </w:rPr>
+              <w:t>R 114 → 위치 유지 66 · 창 위 30 · 창 아래 16 · unresolved 2 | U 225 → 위치 59 · 유지 166 | L 139 → 위치 8 | M 62 → 위치 7 · 유지 35</w:t>
+            </w:r>
+          </w:p>
+        </w:tc>
+      </w:tr>
+      <w:tr>
+        <w:tc>
+          <w:tcPr>
+            <w:tcW w:type="dxa" w:w="2259"/>
+          </w:tcPr>
+          <w:p>
+            <w:r/>
+            <w:r>
+              <w:rPr>
+                <w:rFonts w:eastAsia="Malgun Gothic" w:ascii="Malgun Gothic" w:hAnsi="Malgun Gothic"/>
+                <w:b/>
+                <w:sz w:val="17"/>
+              </w:rPr>
+              <w:t>최종 상태</w:t>
+            </w:r>
+          </w:p>
+        </w:tc>
+        <w:tc>
+          <w:tcPr>
+            <w:tcW w:type="dxa" w:w="7152"/>
+          </w:tcPr>
+          <w:p>
+            <w:r/>
+            <w:r>
+              <w:rPr>
+                <w:rFonts w:eastAsia="Malgun Gothic" w:ascii="Malgun Gothic" w:hAnsi="Malgun Gothic"/>
+                <w:sz w:val="17"/>
+              </w:rPr>
+              <w:t>located 140 · above_or_absent 216 · at_or_below 147 · unresolved 37 (합 540)</w:t>
+            </w:r>
+          </w:p>
+        </w:tc>
+      </w:tr>
+      <w:tr>
+        <w:tc>
+          <w:tcPr>
+            <w:tcW w:type="dxa" w:w="2259"/>
+          </w:tcPr>
+          <w:p>
+            <w:r/>
+            <w:r>
+              <w:rPr>
+                <w:rFonts w:eastAsia="Malgun Gothic" w:ascii="Malgun Gothic" w:hAnsi="Malgun Gothic"/>
+                <w:b/>
+                <w:sz w:val="17"/>
+              </w:rPr>
+              <w:t>수로 확정된 H*</w:t>
+            </w:r>
+          </w:p>
+        </w:tc>
+        <w:tc>
+          <w:tcPr>
+            <w:tcW w:type="dxa" w:w="7152"/>
+          </w:tcPr>
+          <w:p>
+            <w:r/>
+            <w:r>
+              <w:rPr>
+                <w:rFonts w:eastAsia="Malgun Gothic" w:ascii="Malgun Gothic" w:hAnsi="Malgun Gothic"/>
+                <w:sz w:val="17"/>
+              </w:rPr>
+              <w:t>위치 140 + 바닥 고정 136 = **276(51%)** (map 단독 235) · C-3 부수준 36 계단은 τ = 0.90 위치 17</w:t>
+            </w:r>
+          </w:p>
+        </w:tc>
+      </w:tr>
+    </w:tbl>
+    <w:p>
+      <w:pPr>
+        <w:spacing w:after="40"/>
+      </w:pPr>
+      <w:r>
+        <w:rPr>
+          <w:rFonts w:eastAsia="Malgun Gothic" w:ascii="Malgun Gothic" w:hAnsi="Malgun Gothic"/>
+        </w:rPr>
       </w:r>
     </w:p>
     <w:tbl>
@@ -5257,7 +5491,7 @@
                 <w:rFonts w:eastAsia="Malgun Gothic" w:ascii="Malgun Gothic" w:hAnsi="Malgun Gothic"/>
                 <w:sz w:val="18"/>
               </w:rPr>
-              <w:t>-1</w:t>
+              <w:t>-3</w:t>
             </w:r>
           </w:p>
         </w:tc>
@@ -5275,7 +5509,7 @@
                 <w:rFonts w:eastAsia="Malgun Gothic" w:ascii="Malgun Gothic" w:hAnsi="Malgun Gothic"/>
                 <w:sz w:val="18"/>
               </w:rPr>
-              <w:t>136,109</w:t>
+              <w:t>5,053</w:t>
             </w:r>
           </w:p>
         </w:tc>
@@ -5293,7 +5527,7 @@
                 <w:rFonts w:eastAsia="Malgun Gothic" w:ascii="Malgun Gothic" w:hAnsi="Malgun Gothic"/>
                 <w:sz w:val="18"/>
               </w:rPr>
-              <w:t>10,287</w:t>
+              <w:t>402</w:t>
             </w:r>
           </w:p>
         </w:tc>
@@ -5311,7 +5545,7 @@
                 <w:rFonts w:eastAsia="Malgun Gothic" w:ascii="Malgun Gothic" w:hAnsi="Malgun Gothic"/>
                 <w:sz w:val="18"/>
               </w:rPr>
-              <w:t>9,104</w:t>
+              <w:t>1,045</w:t>
             </w:r>
           </w:p>
         </w:tc>
@@ -5329,7 +5563,7 @@
                 <w:rFonts w:eastAsia="Malgun Gothic" w:ascii="Malgun Gothic" w:hAnsi="Malgun Gothic"/>
                 <w:sz w:val="18"/>
               </w:rPr>
-              <w:t>146,396</w:t>
+              <w:t>5,455</w:t>
             </w:r>
           </w:p>
         </w:tc>
@@ -5347,7 +5581,7 @@
                 <w:rFonts w:eastAsia="Malgun Gothic" w:ascii="Malgun Gothic" w:hAnsi="Malgun Gothic"/>
                 <w:sz w:val="18"/>
               </w:rPr>
-              <w:t>0.9297</w:t>
+              <w:t>0.9263</w:t>
             </w:r>
           </w:p>
         </w:tc>
@@ -5365,7 +5599,7 @@
                 <w:rFonts w:eastAsia="Malgun Gothic" w:ascii="Malgun Gothic" w:hAnsi="Malgun Gothic"/>
                 <w:sz w:val="18"/>
               </w:rPr>
-              <w:t>[0.9284, 0.9310]</w:t>
+              <w:t>[0.9191, 0.9329]</w:t>
             </w:r>
           </w:p>
         </w:tc>
@@ -5385,7 +5619,7 @@
                 <w:rFonts w:eastAsia="Malgun Gothic" w:ascii="Malgun Gothic" w:hAnsi="Malgun Gothic"/>
                 <w:sz w:val="18"/>
               </w:rPr>
-              <w:t>0</w:t>
+              <w:t>-2</w:t>
             </w:r>
           </w:p>
         </w:tc>
@@ -5403,7 +5637,7 @@
                 <w:rFonts w:eastAsia="Malgun Gothic" w:ascii="Malgun Gothic" w:hAnsi="Malgun Gothic"/>
                 <w:sz w:val="18"/>
               </w:rPr>
-              <w:t>251,604</w:t>
+              <w:t>16,504</w:t>
             </w:r>
           </w:p>
         </w:tc>
@@ -5421,7 +5655,7 @@
                 <w:rFonts w:eastAsia="Malgun Gothic" w:ascii="Malgun Gothic" w:hAnsi="Malgun Gothic"/>
                 <w:sz w:val="18"/>
               </w:rPr>
-              <w:t>15,378</w:t>
+              <w:t>1,026</w:t>
             </w:r>
           </w:p>
         </w:tc>
@@ -5439,7 +5673,7 @@
                 <w:rFonts w:eastAsia="Malgun Gothic" w:ascii="Malgun Gothic" w:hAnsi="Malgun Gothic"/>
                 <w:sz w:val="18"/>
               </w:rPr>
-              <w:t>3,018</w:t>
+              <w:t>1,970</w:t>
             </w:r>
           </w:p>
         </w:tc>
@@ -5457,7 +5691,7 @@
                 <w:rFonts w:eastAsia="Malgun Gothic" w:ascii="Malgun Gothic" w:hAnsi="Malgun Gothic"/>
                 <w:sz w:val="18"/>
               </w:rPr>
-              <w:t>266,982</w:t>
+              <w:t>17,530</w:t>
             </w:r>
           </w:p>
         </w:tc>
@@ -5475,7 +5709,7 @@
                 <w:rFonts w:eastAsia="Malgun Gothic" w:ascii="Malgun Gothic" w:hAnsi="Malgun Gothic"/>
                 <w:sz w:val="18"/>
               </w:rPr>
-              <w:t>0.9424</w:t>
+              <w:t>0.9415</w:t>
             </w:r>
           </w:p>
         </w:tc>
@@ -5493,7 +5727,7 @@
                 <w:rFonts w:eastAsia="Malgun Gothic" w:ascii="Malgun Gothic" w:hAnsi="Malgun Gothic"/>
                 <w:sz w:val="18"/>
               </w:rPr>
-              <w:t>[0.9415, 0.9433]</w:t>
+              <w:t>[0.9379, 0.9449]</w:t>
             </w:r>
           </w:p>
         </w:tc>
@@ -5513,7 +5747,7 @@
                 <w:rFonts w:eastAsia="Malgun Gothic" w:ascii="Malgun Gothic" w:hAnsi="Malgun Gothic"/>
                 <w:sz w:val="18"/>
               </w:rPr>
-              <w:t>1</w:t>
+              <w:t>-1</w:t>
             </w:r>
           </w:p>
         </w:tc>
@@ -5531,7 +5765,7 @@
                 <w:rFonts w:eastAsia="Malgun Gothic" w:ascii="Malgun Gothic" w:hAnsi="Malgun Gothic"/>
                 <w:sz w:val="18"/>
               </w:rPr>
-              <w:t>250,775</w:t>
+              <w:t>169,696</w:t>
             </w:r>
           </w:p>
         </w:tc>
@@ -5549,7 +5783,7 @@
                 <w:rFonts w:eastAsia="Malgun Gothic" w:ascii="Malgun Gothic" w:hAnsi="Malgun Gothic"/>
                 <w:sz w:val="18"/>
               </w:rPr>
-              <w:t>14,528</w:t>
+              <w:t>12,592</w:t>
             </w:r>
           </w:p>
         </w:tc>
@@ -5567,7 +5801,7 @@
                 <w:rFonts w:eastAsia="Malgun Gothic" w:ascii="Malgun Gothic" w:hAnsi="Malgun Gothic"/>
                 <w:sz w:val="18"/>
               </w:rPr>
-              <w:t>197</w:t>
+              <w:t>10,212</w:t>
             </w:r>
           </w:p>
         </w:tc>
@@ -5585,7 +5819,7 @@
                 <w:rFonts w:eastAsia="Malgun Gothic" w:ascii="Malgun Gothic" w:hAnsi="Malgun Gothic"/>
                 <w:sz w:val="18"/>
               </w:rPr>
-              <w:t>265,303</w:t>
+              <w:t>182,288</w:t>
             </w:r>
           </w:p>
         </w:tc>
@@ -5603,7 +5837,7 @@
                 <w:rFonts w:eastAsia="Malgun Gothic" w:ascii="Malgun Gothic" w:hAnsi="Malgun Gothic"/>
                 <w:sz w:val="18"/>
               </w:rPr>
-              <w:t>0.9452</w:t>
+              <w:t>0.9309</w:t>
             </w:r>
           </w:p>
         </w:tc>
@@ -5621,7 +5855,519 @@
                 <w:rFonts w:eastAsia="Malgun Gothic" w:ascii="Malgun Gothic" w:hAnsi="Malgun Gothic"/>
                 <w:sz w:val="18"/>
               </w:rPr>
-              <w:t>[0.9444, 0.9461]</w:t>
+              <w:t>[0.9297, 0.9321]</w:t>
+            </w:r>
+          </w:p>
+        </w:tc>
+      </w:tr>
+      <w:tr>
+        <w:tc>
+          <w:tcPr>
+            <w:tcW w:type="dxa" w:w="1344"/>
+          </w:tcPr>
+          <w:p>
+            <w:pPr>
+              <w:jc w:val="center"/>
+            </w:pPr>
+            <w:r/>
+            <w:r>
+              <w:rPr>
+                <w:rFonts w:eastAsia="Malgun Gothic" w:ascii="Malgun Gothic" w:hAnsi="Malgun Gothic"/>
+                <w:sz w:val="18"/>
+              </w:rPr>
+              <w:t>+0</w:t>
+            </w:r>
+          </w:p>
+        </w:tc>
+        <w:tc>
+          <w:tcPr>
+            <w:tcW w:type="dxa" w:w="1344"/>
+          </w:tcPr>
+          <w:p>
+            <w:pPr>
+              <w:jc w:val="center"/>
+            </w:pPr>
+            <w:r/>
+            <w:r>
+              <w:rPr>
+                <w:rFonts w:eastAsia="Malgun Gothic" w:ascii="Malgun Gothic" w:hAnsi="Malgun Gothic"/>
+                <w:sz w:val="18"/>
+              </w:rPr>
+              <w:t>319,363</w:t>
+            </w:r>
+          </w:p>
+        </w:tc>
+        <w:tc>
+          <w:tcPr>
+            <w:tcW w:type="dxa" w:w="1344"/>
+          </w:tcPr>
+          <w:p>
+            <w:pPr>
+              <w:jc w:val="center"/>
+            </w:pPr>
+            <w:r/>
+            <w:r>
+              <w:rPr>
+                <w:rFonts w:eastAsia="Malgun Gothic" w:ascii="Malgun Gothic" w:hAnsi="Malgun Gothic"/>
+                <w:sz w:val="18"/>
+              </w:rPr>
+              <w:t>19,172</w:t>
+            </w:r>
+          </w:p>
+        </w:tc>
+        <w:tc>
+          <w:tcPr>
+            <w:tcW w:type="dxa" w:w="1344"/>
+          </w:tcPr>
+          <w:p>
+            <w:pPr>
+              <w:jc w:val="center"/>
+            </w:pPr>
+            <w:r/>
+            <w:r>
+              <w:rPr>
+                <w:rFonts w:eastAsia="Malgun Gothic" w:ascii="Malgun Gothic" w:hAnsi="Malgun Gothic"/>
+                <w:sz w:val="18"/>
+              </w:rPr>
+              <w:t>3,465</w:t>
+            </w:r>
+          </w:p>
+        </w:tc>
+        <w:tc>
+          <w:tcPr>
+            <w:tcW w:type="dxa" w:w="1344"/>
+          </w:tcPr>
+          <w:p>
+            <w:pPr>
+              <w:jc w:val="center"/>
+            </w:pPr>
+            <w:r/>
+            <w:r>
+              <w:rPr>
+                <w:rFonts w:eastAsia="Malgun Gothic" w:ascii="Malgun Gothic" w:hAnsi="Malgun Gothic"/>
+                <w:sz w:val="18"/>
+              </w:rPr>
+              <w:t>338,535</w:t>
+            </w:r>
+          </w:p>
+        </w:tc>
+        <w:tc>
+          <w:tcPr>
+            <w:tcW w:type="dxa" w:w="1344"/>
+          </w:tcPr>
+          <w:p>
+            <w:pPr>
+              <w:jc w:val="center"/>
+            </w:pPr>
+            <w:r/>
+            <w:r>
+              <w:rPr>
+                <w:rFonts w:eastAsia="Malgun Gothic" w:ascii="Malgun Gothic" w:hAnsi="Malgun Gothic"/>
+                <w:sz w:val="18"/>
+              </w:rPr>
+              <w:t>0.9434</w:t>
+            </w:r>
+          </w:p>
+        </w:tc>
+        <w:tc>
+          <w:tcPr>
+            <w:tcW w:type="dxa" w:w="1344"/>
+          </w:tcPr>
+          <w:p>
+            <w:pPr>
+              <w:jc w:val="center"/>
+            </w:pPr>
+            <w:r/>
+            <w:r>
+              <w:rPr>
+                <w:rFonts w:eastAsia="Malgun Gothic" w:ascii="Malgun Gothic" w:hAnsi="Malgun Gothic"/>
+                <w:sz w:val="18"/>
+              </w:rPr>
+              <w:t>[0.9426, 0.9441]</w:t>
+            </w:r>
+          </w:p>
+        </w:tc>
+      </w:tr>
+      <w:tr>
+        <w:tc>
+          <w:tcPr>
+            <w:tcW w:type="dxa" w:w="1344"/>
+          </w:tcPr>
+          <w:p>
+            <w:pPr>
+              <w:jc w:val="center"/>
+            </w:pPr>
+            <w:r/>
+            <w:r>
+              <w:rPr>
+                <w:rFonts w:eastAsia="Malgun Gothic" w:ascii="Malgun Gothic" w:hAnsi="Malgun Gothic"/>
+                <w:sz w:val="18"/>
+              </w:rPr>
+              <w:t>+1</w:t>
+            </w:r>
+          </w:p>
+        </w:tc>
+        <w:tc>
+          <w:tcPr>
+            <w:tcW w:type="dxa" w:w="1344"/>
+          </w:tcPr>
+          <w:p>
+            <w:pPr>
+              <w:jc w:val="center"/>
+            </w:pPr>
+            <w:r/>
+            <w:r>
+              <w:rPr>
+                <w:rFonts w:eastAsia="Malgun Gothic" w:ascii="Malgun Gothic" w:hAnsi="Malgun Gothic"/>
+                <w:sz w:val="18"/>
+              </w:rPr>
+              <w:t>284,985</w:t>
+            </w:r>
+          </w:p>
+        </w:tc>
+        <w:tc>
+          <w:tcPr>
+            <w:tcW w:type="dxa" w:w="1344"/>
+          </w:tcPr>
+          <w:p>
+            <w:pPr>
+              <w:jc w:val="center"/>
+            </w:pPr>
+            <w:r/>
+            <w:r>
+              <w:rPr>
+                <w:rFonts w:eastAsia="Malgun Gothic" w:ascii="Malgun Gothic" w:hAnsi="Malgun Gothic"/>
+                <w:sz w:val="18"/>
+              </w:rPr>
+              <w:t>16,296</w:t>
+            </w:r>
+          </w:p>
+        </w:tc>
+        <w:tc>
+          <w:tcPr>
+            <w:tcW w:type="dxa" w:w="1344"/>
+          </w:tcPr>
+          <w:p>
+            <w:pPr>
+              <w:jc w:val="center"/>
+            </w:pPr>
+            <w:r/>
+            <w:r>
+              <w:rPr>
+                <w:rFonts w:eastAsia="Malgun Gothic" w:ascii="Malgun Gothic" w:hAnsi="Malgun Gothic"/>
+                <w:sz w:val="18"/>
+              </w:rPr>
+              <w:t>219</w:t>
+            </w:r>
+          </w:p>
+        </w:tc>
+        <w:tc>
+          <w:tcPr>
+            <w:tcW w:type="dxa" w:w="1344"/>
+          </w:tcPr>
+          <w:p>
+            <w:pPr>
+              <w:jc w:val="center"/>
+            </w:pPr>
+            <w:r/>
+            <w:r>
+              <w:rPr>
+                <w:rFonts w:eastAsia="Malgun Gothic" w:ascii="Malgun Gothic" w:hAnsi="Malgun Gothic"/>
+                <w:sz w:val="18"/>
+              </w:rPr>
+              <w:t>301,281</w:t>
+            </w:r>
+          </w:p>
+        </w:tc>
+        <w:tc>
+          <w:tcPr>
+            <w:tcW w:type="dxa" w:w="1344"/>
+          </w:tcPr>
+          <w:p>
+            <w:pPr>
+              <w:jc w:val="center"/>
+            </w:pPr>
+            <w:r/>
+            <w:r>
+              <w:rPr>
+                <w:rFonts w:eastAsia="Malgun Gothic" w:ascii="Malgun Gothic" w:hAnsi="Malgun Gothic"/>
+                <w:sz w:val="18"/>
+              </w:rPr>
+              <w:t>0.9459</w:t>
+            </w:r>
+          </w:p>
+        </w:tc>
+        <w:tc>
+          <w:tcPr>
+            <w:tcW w:type="dxa" w:w="1344"/>
+          </w:tcPr>
+          <w:p>
+            <w:pPr>
+              <w:jc w:val="center"/>
+            </w:pPr>
+            <w:r/>
+            <w:r>
+              <w:rPr>
+                <w:rFonts w:eastAsia="Malgun Gothic" w:ascii="Malgun Gothic" w:hAnsi="Malgun Gothic"/>
+                <w:sz w:val="18"/>
+              </w:rPr>
+              <w:t>[0.9451, 0.9467]</w:t>
+            </w:r>
+          </w:p>
+        </w:tc>
+      </w:tr>
+      <w:tr>
+        <w:tc>
+          <w:tcPr>
+            <w:tcW w:type="dxa" w:w="1344"/>
+          </w:tcPr>
+          <w:p>
+            <w:pPr>
+              <w:jc w:val="center"/>
+            </w:pPr>
+            <w:r/>
+            <w:r>
+              <w:rPr>
+                <w:rFonts w:eastAsia="Malgun Gothic" w:ascii="Malgun Gothic" w:hAnsi="Malgun Gothic"/>
+                <w:sz w:val="18"/>
+              </w:rPr>
+              <w:t>+2</w:t>
+            </w:r>
+          </w:p>
+        </w:tc>
+        <w:tc>
+          <w:tcPr>
+            <w:tcW w:type="dxa" w:w="1344"/>
+          </w:tcPr>
+          <w:p>
+            <w:pPr>
+              <w:jc w:val="center"/>
+            </w:pPr>
+            <w:r/>
+            <w:r>
+              <w:rPr>
+                <w:rFonts w:eastAsia="Malgun Gothic" w:ascii="Malgun Gothic" w:hAnsi="Malgun Gothic"/>
+                <w:sz w:val="18"/>
+              </w:rPr>
+              <w:t>105,196</w:t>
+            </w:r>
+          </w:p>
+        </w:tc>
+        <w:tc>
+          <w:tcPr>
+            <w:tcW w:type="dxa" w:w="1344"/>
+          </w:tcPr>
+          <w:p>
+            <w:pPr>
+              <w:jc w:val="center"/>
+            </w:pPr>
+            <w:r/>
+            <w:r>
+              <w:rPr>
+                <w:rFonts w:eastAsia="Malgun Gothic" w:ascii="Malgun Gothic" w:hAnsi="Malgun Gothic"/>
+                <w:sz w:val="18"/>
+              </w:rPr>
+              <w:t>7,276</w:t>
+            </w:r>
+          </w:p>
+        </w:tc>
+        <w:tc>
+          <w:tcPr>
+            <w:tcW w:type="dxa" w:w="1344"/>
+          </w:tcPr>
+          <w:p>
+            <w:pPr>
+              <w:jc w:val="center"/>
+            </w:pPr>
+            <w:r/>
+            <w:r>
+              <w:rPr>
+                <w:rFonts w:eastAsia="Malgun Gothic" w:ascii="Malgun Gothic" w:hAnsi="Malgun Gothic"/>
+                <w:sz w:val="18"/>
+              </w:rPr>
+              <w:t>28</w:t>
+            </w:r>
+          </w:p>
+        </w:tc>
+        <w:tc>
+          <w:tcPr>
+            <w:tcW w:type="dxa" w:w="1344"/>
+          </w:tcPr>
+          <w:p>
+            <w:pPr>
+              <w:jc w:val="center"/>
+            </w:pPr>
+            <w:r/>
+            <w:r>
+              <w:rPr>
+                <w:rFonts w:eastAsia="Malgun Gothic" w:ascii="Malgun Gothic" w:hAnsi="Malgun Gothic"/>
+                <w:sz w:val="18"/>
+              </w:rPr>
+              <w:t>112,472</w:t>
+            </w:r>
+          </w:p>
+        </w:tc>
+        <w:tc>
+          <w:tcPr>
+            <w:tcW w:type="dxa" w:w="1344"/>
+          </w:tcPr>
+          <w:p>
+            <w:pPr>
+              <w:jc w:val="center"/>
+            </w:pPr>
+            <w:r/>
+            <w:r>
+              <w:rPr>
+                <w:rFonts w:eastAsia="Malgun Gothic" w:ascii="Malgun Gothic" w:hAnsi="Malgun Gothic"/>
+                <w:sz w:val="18"/>
+              </w:rPr>
+              <w:t>0.9353</w:t>
+            </w:r>
+          </w:p>
+        </w:tc>
+        <w:tc>
+          <w:tcPr>
+            <w:tcW w:type="dxa" w:w="1344"/>
+          </w:tcPr>
+          <w:p>
+            <w:pPr>
+              <w:jc w:val="center"/>
+            </w:pPr>
+            <w:r/>
+            <w:r>
+              <w:rPr>
+                <w:rFonts w:eastAsia="Malgun Gothic" w:ascii="Malgun Gothic" w:hAnsi="Malgun Gothic"/>
+                <w:sz w:val="18"/>
+              </w:rPr>
+              <w:t>[0.9339, 0.9367]</w:t>
+            </w:r>
+          </w:p>
+        </w:tc>
+      </w:tr>
+      <w:tr>
+        <w:tc>
+          <w:tcPr>
+            <w:tcW w:type="dxa" w:w="1344"/>
+          </w:tcPr>
+          <w:p>
+            <w:pPr>
+              <w:jc w:val="center"/>
+            </w:pPr>
+            <w:r/>
+            <w:r>
+              <w:rPr>
+                <w:rFonts w:eastAsia="Malgun Gothic" w:ascii="Malgun Gothic" w:hAnsi="Malgun Gothic"/>
+                <w:sz w:val="18"/>
+              </w:rPr>
+              <w:t>+3</w:t>
+            </w:r>
+          </w:p>
+        </w:tc>
+        <w:tc>
+          <w:tcPr>
+            <w:tcW w:type="dxa" w:w="1344"/>
+          </w:tcPr>
+          <w:p>
+            <w:pPr>
+              <w:jc w:val="center"/>
+            </w:pPr>
+            <w:r/>
+            <w:r>
+              <w:rPr>
+                <w:rFonts w:eastAsia="Malgun Gothic" w:ascii="Malgun Gothic" w:hAnsi="Malgun Gothic"/>
+                <w:sz w:val="18"/>
+              </w:rPr>
+              <w:t>105,051</w:t>
+            </w:r>
+          </w:p>
+        </w:tc>
+        <w:tc>
+          <w:tcPr>
+            <w:tcW w:type="dxa" w:w="1344"/>
+          </w:tcPr>
+          <w:p>
+            <w:pPr>
+              <w:jc w:val="center"/>
+            </w:pPr>
+            <w:r/>
+            <w:r>
+              <w:rPr>
+                <w:rFonts w:eastAsia="Malgun Gothic" w:ascii="Malgun Gothic" w:hAnsi="Malgun Gothic"/>
+                <w:sz w:val="18"/>
+              </w:rPr>
+              <w:t>7,448</w:t>
+            </w:r>
+          </w:p>
+        </w:tc>
+        <w:tc>
+          <w:tcPr>
+            <w:tcW w:type="dxa" w:w="1344"/>
+          </w:tcPr>
+          <w:p>
+            <w:pPr>
+              <w:jc w:val="center"/>
+            </w:pPr>
+            <w:r/>
+            <w:r>
+              <w:rPr>
+                <w:rFonts w:eastAsia="Malgun Gothic" w:ascii="Malgun Gothic" w:hAnsi="Malgun Gothic"/>
+                <w:sz w:val="18"/>
+              </w:rPr>
+              <w:t>1</w:t>
+            </w:r>
+          </w:p>
+        </w:tc>
+        <w:tc>
+          <w:tcPr>
+            <w:tcW w:type="dxa" w:w="1344"/>
+          </w:tcPr>
+          <w:p>
+            <w:pPr>
+              <w:jc w:val="center"/>
+            </w:pPr>
+            <w:r/>
+            <w:r>
+              <w:rPr>
+                <w:rFonts w:eastAsia="Malgun Gothic" w:ascii="Malgun Gothic" w:hAnsi="Malgun Gothic"/>
+                <w:sz w:val="18"/>
+              </w:rPr>
+              <w:t>112,499</w:t>
+            </w:r>
+          </w:p>
+        </w:tc>
+        <w:tc>
+          <w:tcPr>
+            <w:tcW w:type="dxa" w:w="1344"/>
+          </w:tcPr>
+          <w:p>
+            <w:pPr>
+              <w:jc w:val="center"/>
+            </w:pPr>
+            <w:r/>
+            <w:r>
+              <w:rPr>
+                <w:rFonts w:eastAsia="Malgun Gothic" w:ascii="Malgun Gothic" w:hAnsi="Malgun Gothic"/>
+                <w:sz w:val="18"/>
+              </w:rPr>
+              <w:t>0.9338</w:t>
+            </w:r>
+          </w:p>
+        </w:tc>
+        <w:tc>
+          <w:tcPr>
+            <w:tcW w:type="dxa" w:w="1344"/>
+          </w:tcPr>
+          <w:p>
+            <w:pPr>
+              <w:jc w:val="center"/>
+            </w:pPr>
+            <w:r/>
+            <w:r>
+              <w:rPr>
+                <w:rFonts w:eastAsia="Malgun Gothic" w:ascii="Malgun Gothic" w:hAnsi="Malgun Gothic"/>
+                <w:sz w:val="18"/>
+              </w:rPr>
+              <w:t>[0.9323, 0.9352]</w:t>
             </w:r>
           </w:p>
         </w:tc>
@@ -5642,7 +6388,7 @@
         <w:rPr>
           <w:rFonts w:eastAsia="Malgun Gothic" w:ascii="Malgun Gothic" w:hAnsi="Malgun Gothic"/>
         </w:rPr>
-        <w:t>세 rung 전부 τ 아래이고 Wilson이 0.95를 품지 않는다 — 창 전체가 τ 바로 아래 몇 %p 띠에 있다.</w:t>
+        <w:t>일곱 rung 전부 τ 아래이고 어느 Wilson도 0.95를 품지 않는다 — 창을 위로 두 칸 넓혀도(C-2 U) p̂는 오르지 않는다. 창 전체가 τ 바로 아래 몇 %p 띠에 있다.</w:t>
       </w:r>
     </w:p>
     <w:tbl>
@@ -5794,7 +6540,7 @@
                 <w:rFonts w:eastAsia="Malgun Gothic" w:ascii="Malgun Gothic" w:hAnsi="Malgun Gothic"/>
                 <w:sz w:val="18"/>
               </w:rPr>
-              <w:t>48</w:t>
+              <w:t>56</w:t>
             </w:r>
           </w:p>
         </w:tc>
@@ -5812,7 +6558,7 @@
                 <w:rFonts w:eastAsia="Malgun Gothic" w:ascii="Malgun Gothic" w:hAnsi="Malgun Gothic"/>
                 <w:sz w:val="18"/>
               </w:rPr>
-              <w:t>489</w:t>
+              <w:t>478</w:t>
             </w:r>
           </w:p>
         </w:tc>
@@ -5830,7 +6576,7 @@
                 <w:rFonts w:eastAsia="Malgun Gothic" w:ascii="Malgun Gothic" w:hAnsi="Malgun Gothic"/>
                 <w:sz w:val="18"/>
               </w:rPr>
-              <w:t>1</w:t>
+              <w:t>0</w:t>
             </w:r>
           </w:p>
         </w:tc>
@@ -5848,7 +6594,7 @@
                 <w:rFonts w:eastAsia="Malgun Gothic" w:ascii="Malgun Gothic" w:hAnsi="Malgun Gothic"/>
                 <w:sz w:val="18"/>
               </w:rPr>
-              <w:t>2</w:t>
+              <w:t>6</w:t>
             </w:r>
           </w:p>
         </w:tc>
@@ -5886,7 +6632,7 @@
                 <w:rFonts w:eastAsia="Malgun Gothic" w:ascii="Malgun Gothic" w:hAnsi="Malgun Gothic"/>
                 <w:sz w:val="18"/>
               </w:rPr>
-              <w:t>114</w:t>
+              <w:t>140</w:t>
             </w:r>
           </w:p>
         </w:tc>
@@ -5904,7 +6650,7 @@
                 <w:rFonts w:eastAsia="Malgun Gothic" w:ascii="Malgun Gothic" w:hAnsi="Malgun Gothic"/>
                 <w:sz w:val="18"/>
               </w:rPr>
-              <w:t>139</w:t>
+              <w:t>147</w:t>
             </w:r>
           </w:p>
         </w:tc>
@@ -5922,7 +6668,7 @@
                 <w:rFonts w:eastAsia="Malgun Gothic" w:ascii="Malgun Gothic" w:hAnsi="Malgun Gothic"/>
                 <w:sz w:val="18"/>
               </w:rPr>
-              <w:t>225</w:t>
+              <w:t>216</w:t>
             </w:r>
           </w:p>
         </w:tc>
@@ -5940,7 +6686,7 @@
                 <w:rFonts w:eastAsia="Malgun Gothic" w:ascii="Malgun Gothic" w:hAnsi="Malgun Gothic"/>
                 <w:sz w:val="18"/>
               </w:rPr>
-              <w:t>62</w:t>
+              <w:t>37</w:t>
             </w:r>
           </w:p>
         </w:tc>
@@ -6098,7 +6844,7 @@
           <w:color w:val="444444"/>
           <w:sz w:val="18"/>
         </w:rPr>
-        <w:t>그림 4. 승계 τ 격자가 한쪽으로 쏠린다 — 0.99는 540창 전부 미도달, 0.90은 489창이 이미 창 이하. 정보를 갖는 수준은 0.95뿐 (원고가 실어야 할 실측 ⓐ)</w:t>
+        <w:t>그림 4. 승계 τ 격자가 한쪽으로 쏠린다(풀링 뒤) — 0.99는 540계단 전부 미도달, 0.90은 478계단이 이미 창 이하. 정보를 갖는 수준은 0.95뿐 (원고가 실어야 할 실측 ⓐ)</w:t>
       </w:r>
     </w:p>
     <w:p>
@@ -6109,7 +6855,7 @@
         <w:rPr>
           <w:rFonts w:eastAsia="Malgun Gothic" w:ascii="Malgun Gothic" w:hAnsi="Malgun Gothic"/>
         </w:rPr>
-        <w:t>스크린 교차 재현성 (실측 ⓑ): n = 120에서 540 계단 전건 교차 → n = 500에서 괄호 114(21%). 승격 규칙은 사전 지정대로 작동했고 격차 자체가 결과다.</w:t>
+        <w:t>교차 재현성 (실측 ⓑ · 두 층): n = 120에서 540 계단 전건 교차 → n = 500에서 괄호 114(21%) → 같은 rung 2차 추출(C-4 · n = 1,000 풀링) 뒤 위치 유지 66/114. 승격 규칙은 사전 지정대로 작동했고 격차 자체가 결과다 — τ 천장 위에서는 한 번 본 교차가 두 번째에도 재현되지 않는다.</w:t>
       </w:r>
     </w:p>
     <w:p>
@@ -6131,7 +6877,7 @@
         <w:rPr>
           <w:rFonts w:eastAsia="Malgun Gothic" w:ascii="Malgun Gothic" w:hAnsi="Malgun Gothic"/>
         </w:rPr>
-        <w:t>Δ = H* − N₀ (위치 114): 중앙값 2 · 평균 2.51 · 범위 1~8 · Δ/H* 평균 8.0%. OF = 8 슬라이스에서 위치 중앙값 5 · 전 계단 하한 중앙값 6. T-고지대도 OF = 8에 집중(창 T 비율 평균 8.7% · 5% 초과 19/77 계단 · 전체 5% 초과 27 계단).</w:t>
+        <w:t>Δ = H* − N₀ (풀링 위치 140 · 중간판 2→3): 중앙값 3 · 평균 3.03 · 범위 1~9 · Δ/H* 평균 9.4%. OF = 8 슬라이스에서 위치 중앙값 5 · 전 계단 하한 중앙값 7. T-고지대도 OF = 8에 집중(창 T 비율 평균 7.5% · 5% 초과 19/77 계단 · 전체 5% 초과 26 계단).</w:t>
       </w:r>
     </w:p>
     <w:p>
@@ -6142,7 +6888,7 @@
         <w:rPr>
           <w:rFonts w:eastAsia="Malgun Gothic" w:ascii="Malgun Gothic" w:hAnsi="Malgun Gothic"/>
         </w:rPr>
-        <w:t>1.6 어림셈 (위치 114 · in-sample): MAE 3.64명 · ±1 적중 12.3% · 과소 96.5%. **부분식별로 540 계단 전부**: 확정적 과소산정 506(93.7%) · 확정적 과대 2 · 미결정 32 · 부족분 최소 중앙값 4(Q1 2 · Q3 5 · 최대 15 · 평균 4.14). ν 상승에 따라 89% → 98% · OF = 11·12는 100%.</w:t>
+        <w:t>1.6 어림셈 (위치 140 · in-sample): MAE 4.19명 · ±1 적중 8.6% · 과소 97.1%. **부분식별로 540 계단 전부**: 확정적 과소산정 517(95.7%) · 확정적 과대 5 · 미결정 18 · 부족분 최소 중앙값 4(Q1 3 · Q3 7 · 최대 18 · 평균 4.98). ν 상승에 따라 92% → 98% · OF = 11·12는 100%.</w:t>
       </w:r>
     </w:p>
     <w:p>
@@ -6153,7 +6899,7 @@
         <w:rPr>
           <w:rFonts w:eastAsia="Malgun Gothic" w:ascii="Malgun Gothic" w:hAnsi="Malgun Gothic"/>
         </w:rPr>
-        <w:t>군집 부트스트랩(Sobol 점 285 · B = 2,000): 위치 비율 [0.176, 0.248] · 확정 과소산정률 [0.912, 0.961].</w:t>
+        <w:t>군집 부트스트랩(Sobol 점 285 · B = 2,000): 위치 비율 [0.219, 0.301] · 확정 과소산정률 [0.935, 0.978] · 위치 Δ 중앙값 [2, 3].</w:t>
       </w:r>
     </w:p>
     <w:p>
@@ -6164,7 +6910,7 @@
         <w:rPr>
           <w:rFonts w:eastAsia="Malgun Gothic" w:ascii="Malgun Gothic" w:hAnsi="Malgun Gothic"/>
         </w:rPr>
-        <w:t>τ의 가격: 0.90→0.95는 정확 식별 11 계단(0~1 rung) · 최소 중앙값 2 rung(327 계단) · 0.95→0.99는 정확 식별 0 · 최소 2 rung(315 계단). 제외영역: screen 미교차 46 → 0.90 위치 36 · 미위치 10 · 전칸 검열 14 계단(7 Sobol 점).</w:t>
+        <w:t>τ의 가격: 0.90→0.95는 정확 식별 21 계단(0~1 rung) · 최소 중앙값 4 rung(335 계단) · 0.95→0.99는 정확 식별 0 · 최소 2 rung(324 계단). 제외영역: screen 미교차 46 → 0.90 위치 36 · 미위치 10 · 전칸 검열 14 계단(7 Sobol 점).</w:t>
       </w:r>
     </w:p>
     <w:p>
@@ -6217,7 +6963,7 @@
           <w:color w:val="444444"/>
           <w:sz w:val="18"/>
         </w:rPr>
-        <w:t>그림 5. 1.6 어림셈 대조 — 540 계단 부분식별(왼쪽)과 확정 과소 계단의 부족분 하한 분포(오른쪽)</w:t>
+        <w:t>그림 5. 1.6 어림셈 대조 — 풀링 540 계단 부분식별(왼쪽)과 확정 과소 계단의 부족분 하한 분포(오른쪽)</w:t>
       </w:r>
     </w:p>
     <w:p>
@@ -6225,7 +6971,7 @@
         <w:pStyle w:val="Heading2"/>
       </w:pPr>
       <w:r>
-        <w:t>6-4. 분석 계획 K ①~⑨ 중간 실행 [측정 2026-09-14 저녁 · in-sample · CV = Sobol 점 5-fold 군집]</w:t>
+        <w:t>6-4. Stage D holdout — 실행·관측 상태·사전 동결 채점 [측정 2026-09-19 19:32~19:34 · 재적합 0]</w:t>
       </w:r>
     </w:p>
     <w:tbl>
@@ -6236,20 +6982,13 @@
         <w:tblLook w:firstColumn="1" w:firstRow="1" w:lastColumn="0" w:lastRow="0" w:noHBand="0" w:noVBand="1" w:val="04A0"/>
       </w:tblPr>
       <w:tblGrid>
-        <w:gridCol w:w="1046"/>
-        <w:gridCol w:w="1046"/>
-        <w:gridCol w:w="1046"/>
-        <w:gridCol w:w="1046"/>
-        <w:gridCol w:w="1046"/>
-        <w:gridCol w:w="1046"/>
-        <w:gridCol w:w="1046"/>
-        <w:gridCol w:w="1046"/>
-        <w:gridCol w:w="1046"/>
+        <w:gridCol w:w="4706"/>
+        <w:gridCol w:w="4706"/>
       </w:tblGrid>
       <w:tr>
         <w:tc>
           <w:tcPr>
-            <w:tcW w:type="dxa" w:w="1046"/>
+            <w:tcW w:type="dxa" w:w="2259"/>
             <w:shd w:val="clear" w:color="auto" w:fill="DDE7F5"/>
           </w:tcPr>
           <w:p>
@@ -6258,169 +6997,26 @@
               <w:rPr>
                 <w:rFonts w:eastAsia="Malgun Gothic" w:ascii="Malgun Gothic" w:hAnsi="Malgun Gothic"/>
                 <w:b/>
-                <w:sz w:val="16"/>
-              </w:rPr>
-              <w:t>arm</w:t>
-            </w:r>
-          </w:p>
-        </w:tc>
-        <w:tc>
-          <w:tcPr>
-            <w:tcW w:type="dxa" w:w="1046"/>
+                <w:sz w:val="17"/>
+              </w:rPr>
+              <w:t>항목</w:t>
+            </w:r>
+          </w:p>
+        </w:tc>
+        <w:tc>
+          <w:tcPr>
+            <w:tcW w:type="dxa" w:w="7152"/>
             <w:shd w:val="clear" w:color="auto" w:fill="DDE7F5"/>
           </w:tcPr>
           <w:p>
-            <w:pPr>
-              <w:jc w:val="center"/>
-            </w:pPr>
             <w:r/>
             <w:r>
               <w:rPr>
                 <w:rFonts w:eastAsia="Malgun Gothic" w:ascii="Malgun Gothic" w:hAnsi="Malgun Gothic"/>
                 <w:b/>
-                <w:sz w:val="16"/>
-              </w:rPr>
-              <w:t>셀(결정)</w:t>
-            </w:r>
-          </w:p>
-        </w:tc>
-        <w:tc>
-          <w:tcPr>
-            <w:tcW w:type="dxa" w:w="1046"/>
-            <w:shd w:val="clear" w:color="auto" w:fill="DDE7F5"/>
-          </w:tcPr>
-          <w:p>
-            <w:pPr>
-              <w:jc w:val="center"/>
-            </w:pPr>
-            <w:r/>
-            <w:r>
-              <w:rPr>
-                <w:rFonts w:eastAsia="Malgun Gothic" w:ascii="Malgun Gothic" w:hAnsi="Malgun Gothic"/>
-                <w:b/>
-                <w:sz w:val="16"/>
-              </w:rPr>
-              <w:t>GAM add CV log-loss</w:t>
-            </w:r>
-          </w:p>
-        </w:tc>
-        <w:tc>
-          <w:tcPr>
-            <w:tcW w:type="dxa" w:w="1046"/>
-            <w:shd w:val="clear" w:color="auto" w:fill="DDE7F5"/>
-          </w:tcPr>
-          <w:p>
-            <w:pPr>
-              <w:jc w:val="center"/>
-            </w:pPr>
-            <w:r/>
-            <w:r>
-              <w:rPr>
-                <w:rFonts w:eastAsia="Malgun Gothic" w:ascii="Malgun Gothic" w:hAnsi="Malgun Gothic"/>
-                <w:b/>
-                <w:sz w:val="16"/>
-              </w:rPr>
-              <w:t>GAM h×λ_L CV log-loss</w:t>
-            </w:r>
-          </w:p>
-        </w:tc>
-        <w:tc>
-          <w:tcPr>
-            <w:tcW w:type="dxa" w:w="1046"/>
-            <w:shd w:val="clear" w:color="auto" w:fill="DDE7F5"/>
-          </w:tcPr>
-          <w:p>
-            <w:pPr>
-              <w:jc w:val="center"/>
-            </w:pPr>
-            <w:r/>
-            <w:r>
-              <w:rPr>
-                <w:rFonts w:eastAsia="Malgun Gothic" w:ascii="Malgun Gothic" w:hAnsi="Malgun Gothic"/>
-                <w:b/>
-                <w:sz w:val="16"/>
-              </w:rPr>
-              <w:t>GP CV log-loss</w:t>
-            </w:r>
-          </w:p>
-        </w:tc>
-        <w:tc>
-          <w:tcPr>
-            <w:tcW w:type="dxa" w:w="1046"/>
-            <w:shd w:val="clear" w:color="auto" w:fill="DDE7F5"/>
-          </w:tcPr>
-          <w:p>
-            <w:pPr>
-              <w:jc w:val="center"/>
-            </w:pPr>
-            <w:r/>
-            <w:r>
-              <w:rPr>
-                <w:rFonts w:eastAsia="Malgun Gothic" w:ascii="Malgun Gothic" w:hAnsi="Malgun Gothic"/>
-                <w:b/>
-                <w:sz w:val="16"/>
-              </w:rPr>
-              <w:t>GAM vs GP H*(.95) 불일치</w:t>
-            </w:r>
-          </w:p>
-        </w:tc>
-        <w:tc>
-          <w:tcPr>
-            <w:tcW w:type="dxa" w:w="1046"/>
-            <w:shd w:val="clear" w:color="auto" w:fill="DDE7F5"/>
-          </w:tcPr>
-          <w:p>
-            <w:pPr>
-              <w:jc w:val="center"/>
-            </w:pPr>
-            <w:r/>
-            <w:r>
-              <w:rPr>
-                <w:rFonts w:eastAsia="Malgun Gothic" w:ascii="Malgun Gothic" w:hAnsi="Malgun Gothic"/>
-                <w:b/>
-                <w:sz w:val="16"/>
-              </w:rPr>
-              <w:t>GAM CV H*: MAE · ±1</w:t>
-            </w:r>
-          </w:p>
-        </w:tc>
-        <w:tc>
-          <w:tcPr>
-            <w:tcW w:type="dxa" w:w="1046"/>
-            <w:shd w:val="clear" w:color="auto" w:fill="DDE7F5"/>
-          </w:tcPr>
-          <w:p>
-            <w:pPr>
-              <w:jc w:val="center"/>
-            </w:pPr>
-            <w:r/>
-            <w:r>
-              <w:rPr>
-                <w:rFonts w:eastAsia="Malgun Gothic" w:ascii="Malgun Gothic" w:hAnsi="Malgun Gothic"/>
-                <w:b/>
-                <w:sz w:val="16"/>
-              </w:rPr>
-              <w:t>GP CV H*: MAE · ±1</w:t>
-            </w:r>
-          </w:p>
-        </w:tc>
-        <w:tc>
-          <w:tcPr>
-            <w:tcW w:type="dxa" w:w="1046"/>
-            <w:shd w:val="clear" w:color="auto" w:fill="DDE7F5"/>
-          </w:tcPr>
-          <w:p>
-            <w:pPr>
-              <w:jc w:val="center"/>
-            </w:pPr>
-            <w:r/>
-            <w:r>
-              <w:rPr>
-                <w:rFonts w:eastAsia="Malgun Gothic" w:ascii="Malgun Gothic" w:hAnsi="Malgun Gothic"/>
-                <w:b/>
-                <w:sz w:val="16"/>
-              </w:rPr>
-              <w:t>GP &gt;1%p 하락 계단</w:t>
+                <w:sz w:val="17"/>
+              </w:rPr>
+              <w:t>값</w:t>
             </w:r>
           </w:p>
         </w:tc>
@@ -6428,160 +7024,32 @@
       <w:tr>
         <w:tc>
           <w:tcPr>
-            <w:tcW w:type="dxa" w:w="1046"/>
-          </w:tcPr>
-          <w:p>
-            <w:r/>
-            <w:r>
-              <w:rPr>
-                <w:rFonts w:eastAsia="Malgun Gothic" w:ascii="Malgun Gothic" w:hAnsi="Malgun Gothic"/>
-                <w:sz w:val="16"/>
-              </w:rPr>
-              <w:t>decouple</w:t>
-            </w:r>
-          </w:p>
-        </w:tc>
-        <w:tc>
-          <w:tcPr>
-            <w:tcW w:type="dxa" w:w="1046"/>
-          </w:tcPr>
-          <w:p>
-            <w:pPr>
-              <w:jc w:val="center"/>
-            </w:pPr>
-            <w:r/>
-            <w:r>
-              <w:rPr>
-                <w:rFonts w:eastAsia="Malgun Gothic" w:ascii="Malgun Gothic" w:hAnsi="Malgun Gothic"/>
-                <w:sz w:val="16"/>
-              </w:rPr>
-              <w:t>3,377(3,162)</w:t>
-            </w:r>
-          </w:p>
-        </w:tc>
-        <w:tc>
-          <w:tcPr>
-            <w:tcW w:type="dxa" w:w="1046"/>
-          </w:tcPr>
-          <w:p>
-            <w:pPr>
-              <w:jc w:val="center"/>
-            </w:pPr>
-            <w:r/>
-            <w:r>
-              <w:rPr>
-                <w:rFonts w:eastAsia="Malgun Gothic" w:ascii="Malgun Gothic" w:hAnsi="Malgun Gothic"/>
-                <w:sz w:val="16"/>
-              </w:rPr>
-              <w:t>0.2232</w:t>
-            </w:r>
-          </w:p>
-        </w:tc>
-        <w:tc>
-          <w:tcPr>
-            <w:tcW w:type="dxa" w:w="1046"/>
-          </w:tcPr>
-          <w:p>
-            <w:pPr>
-              <w:jc w:val="center"/>
-            </w:pPr>
-            <w:r/>
-            <w:r>
-              <w:rPr>
-                <w:rFonts w:eastAsia="Malgun Gothic" w:ascii="Malgun Gothic" w:hAnsi="Malgun Gothic"/>
-                <w:sz w:val="16"/>
-              </w:rPr>
-              <w:t>0.2234</w:t>
-            </w:r>
-          </w:p>
-        </w:tc>
-        <w:tc>
-          <w:tcPr>
-            <w:tcW w:type="dxa" w:w="1046"/>
-          </w:tcPr>
-          <w:p>
-            <w:pPr>
-              <w:jc w:val="center"/>
-            </w:pPr>
-            <w:r/>
-            <w:r>
-              <w:rPr>
-                <w:rFonts w:eastAsia="Malgun Gothic" w:ascii="Malgun Gothic" w:hAnsi="Malgun Gothic"/>
-                <w:sz w:val="16"/>
-              </w:rPr>
-              <w:t>0.2220</w:t>
-            </w:r>
-          </w:p>
-        </w:tc>
-        <w:tc>
-          <w:tcPr>
-            <w:tcW w:type="dxa" w:w="1046"/>
-          </w:tcPr>
-          <w:p>
-            <w:pPr>
-              <w:jc w:val="center"/>
-            </w:pPr>
-            <w:r/>
-            <w:r>
-              <w:rPr>
-                <w:rFonts w:eastAsia="Malgun Gothic" w:ascii="Malgun Gothic" w:hAnsi="Malgun Gothic"/>
-                <w:sz w:val="16"/>
-              </w:rPr>
-              <w:t>162/265</w:t>
-            </w:r>
-          </w:p>
-        </w:tc>
-        <w:tc>
-          <w:tcPr>
-            <w:tcW w:type="dxa" w:w="1046"/>
-          </w:tcPr>
-          <w:p>
-            <w:pPr>
-              <w:jc w:val="center"/>
-            </w:pPr>
-            <w:r/>
-            <w:r>
-              <w:rPr>
-                <w:rFonts w:eastAsia="Malgun Gothic" w:ascii="Malgun Gothic" w:hAnsi="Malgun Gothic"/>
-                <w:sz w:val="16"/>
-              </w:rPr>
-              <w:t>1.79 · 52%</w:t>
-            </w:r>
-          </w:p>
-        </w:tc>
-        <w:tc>
-          <w:tcPr>
-            <w:tcW w:type="dxa" w:w="1046"/>
-          </w:tcPr>
-          <w:p>
-            <w:pPr>
-              <w:jc w:val="center"/>
-            </w:pPr>
-            <w:r/>
-            <w:r>
-              <w:rPr>
-                <w:rFonts w:eastAsia="Malgun Gothic" w:ascii="Malgun Gothic" w:hAnsi="Malgun Gothic"/>
-                <w:sz w:val="16"/>
-              </w:rPr>
-              <w:t>1.97 · 45%</w:t>
-            </w:r>
-          </w:p>
-        </w:tc>
-        <w:tc>
-          <w:tcPr>
-            <w:tcW w:type="dxa" w:w="1046"/>
-          </w:tcPr>
-          <w:p>
-            <w:pPr>
-              <w:jc w:val="center"/>
-            </w:pPr>
-            <w:r/>
-            <w:r>
-              <w:rPr>
-                <w:rFonts w:eastAsia="Malgun Gothic" w:ascii="Malgun Gothic" w:hAnsi="Malgun Gothic"/>
-                <w:sz w:val="16"/>
-              </w:rPr>
-              <w:t>70%</w:t>
+            <w:tcW w:type="dxa" w:w="2259"/>
+          </w:tcPr>
+          <w:p>
+            <w:r/>
+            <w:r>
+              <w:rPr>
+                <w:rFonts w:eastAsia="Malgun Gothic" w:ascii="Malgun Gothic" w:hAnsi="Malgun Gothic"/>
+                <w:b/>
+                <w:sz w:val="17"/>
+              </w:rPr>
+              <w:t>설계(예측표에서 파생)</w:t>
+            </w:r>
+          </w:p>
+        </w:tc>
+        <w:tc>
+          <w:tcPr>
+            <w:tcW w:type="dxa" w:w="7152"/>
+          </w:tcPr>
+          <w:p>
+            <w:r/>
+            <w:r>
+              <w:rPr>
+                <w:rFonts w:eastAsia="Malgun Gothic" w:ascii="Malgun Gothic" w:hAnsi="Malgun Gothic"/>
+                <w:sz w:val="17"/>
+              </w:rPr>
+              <w:t>64점 중 포함 48 · 제외 16(pin GAM 곡선이 h ≤ 11에서 τ 미도달 · solve 0) · Ĥ* = 0인 7점은 h = −1 rung 없음 → 칸 137(offset −1: 41 · 0: 48 · +1: 48) · n = 300 · 뱅크 16/칸 · 18.75 인스턴스/tail · 케이스 41,100 · 뱅크 2,192 · 기록 43,292(§4-6 [추론] ≈59,500은 64점 전부 위치 가정치 — 파생값 사용 · 규칙 C)</w:t>
             </w:r>
           </w:p>
         </w:tc>
@@ -6589,160 +7057,164 @@
       <w:tr>
         <w:tc>
           <w:tcPr>
-            <w:tcW w:type="dxa" w:w="1046"/>
-          </w:tcPr>
-          <w:p>
-            <w:r/>
-            <w:r>
-              <w:rPr>
-                <w:rFonts w:eastAsia="Malgun Gothic" w:ascii="Malgun Gothic" w:hAnsi="Malgun Gothic"/>
-                <w:sz w:val="16"/>
-              </w:rPr>
-              <w:t>nested</w:t>
-            </w:r>
-          </w:p>
-        </w:tc>
-        <w:tc>
-          <w:tcPr>
-            <w:tcW w:type="dxa" w:w="1046"/>
-          </w:tcPr>
-          <w:p>
-            <w:pPr>
-              <w:jc w:val="center"/>
-            </w:pPr>
-            <w:r/>
-            <w:r>
-              <w:rPr>
-                <w:rFonts w:eastAsia="Malgun Gothic" w:ascii="Malgun Gothic" w:hAnsi="Malgun Gothic"/>
-                <w:sz w:val="16"/>
-              </w:rPr>
-              <w:t>3,405(3,187)</w:t>
-            </w:r>
-          </w:p>
-        </w:tc>
-        <w:tc>
-          <w:tcPr>
-            <w:tcW w:type="dxa" w:w="1046"/>
-          </w:tcPr>
-          <w:p>
-            <w:pPr>
-              <w:jc w:val="center"/>
-            </w:pPr>
-            <w:r/>
-            <w:r>
-              <w:rPr>
-                <w:rFonts w:eastAsia="Malgun Gothic" w:ascii="Malgun Gothic" w:hAnsi="Malgun Gothic"/>
-                <w:sz w:val="16"/>
-              </w:rPr>
-              <w:t>0.2309</w:t>
-            </w:r>
-          </w:p>
-        </w:tc>
-        <w:tc>
-          <w:tcPr>
-            <w:tcW w:type="dxa" w:w="1046"/>
-          </w:tcPr>
-          <w:p>
-            <w:pPr>
-              <w:jc w:val="center"/>
-            </w:pPr>
-            <w:r/>
-            <w:r>
-              <w:rPr>
-                <w:rFonts w:eastAsia="Malgun Gothic" w:ascii="Malgun Gothic" w:hAnsi="Malgun Gothic"/>
-                <w:sz w:val="16"/>
-              </w:rPr>
-              <w:t>0.2309</w:t>
-            </w:r>
-          </w:p>
-        </w:tc>
-        <w:tc>
-          <w:tcPr>
-            <w:tcW w:type="dxa" w:w="1046"/>
-          </w:tcPr>
-          <w:p>
-            <w:pPr>
-              <w:jc w:val="center"/>
-            </w:pPr>
-            <w:r/>
-            <w:r>
-              <w:rPr>
-                <w:rFonts w:eastAsia="Malgun Gothic" w:ascii="Malgun Gothic" w:hAnsi="Malgun Gothic"/>
-                <w:sz w:val="16"/>
-              </w:rPr>
-              <w:t>0.2299</w:t>
-            </w:r>
-          </w:p>
-        </w:tc>
-        <w:tc>
-          <w:tcPr>
-            <w:tcW w:type="dxa" w:w="1046"/>
-          </w:tcPr>
-          <w:p>
-            <w:pPr>
-              <w:jc w:val="center"/>
-            </w:pPr>
-            <w:r/>
-            <w:r>
-              <w:rPr>
-                <w:rFonts w:eastAsia="Malgun Gothic" w:ascii="Malgun Gothic" w:hAnsi="Malgun Gothic"/>
-                <w:sz w:val="16"/>
-              </w:rPr>
-              <w:t>138/275</w:t>
-            </w:r>
-          </w:p>
-        </w:tc>
-        <w:tc>
-          <w:tcPr>
-            <w:tcW w:type="dxa" w:w="1046"/>
-          </w:tcPr>
-          <w:p>
-            <w:pPr>
-              <w:jc w:val="center"/>
-            </w:pPr>
-            <w:r/>
-            <w:r>
-              <w:rPr>
-                <w:rFonts w:eastAsia="Malgun Gothic" w:ascii="Malgun Gothic" w:hAnsi="Malgun Gothic"/>
-                <w:sz w:val="16"/>
-              </w:rPr>
-              <w:t>2.58 · 49%</w:t>
-            </w:r>
-          </w:p>
-        </w:tc>
-        <w:tc>
-          <w:tcPr>
-            <w:tcW w:type="dxa" w:w="1046"/>
-          </w:tcPr>
-          <w:p>
-            <w:pPr>
-              <w:jc w:val="center"/>
-            </w:pPr>
-            <w:r/>
-            <w:r>
-              <w:rPr>
-                <w:rFonts w:eastAsia="Malgun Gothic" w:ascii="Malgun Gothic" w:hAnsi="Malgun Gothic"/>
-                <w:sz w:val="16"/>
-              </w:rPr>
-              <w:t>1.41 · 66%</w:t>
-            </w:r>
-          </w:p>
-        </w:tc>
-        <w:tc>
-          <w:tcPr>
-            <w:tcW w:type="dxa" w:w="1046"/>
-          </w:tcPr>
-          <w:p>
-            <w:pPr>
-              <w:jc w:val="center"/>
-            </w:pPr>
-            <w:r/>
-            <w:r>
-              <w:rPr>
-                <w:rFonts w:eastAsia="Malgun Gothic" w:ascii="Malgun Gothic" w:hAnsi="Malgun Gothic"/>
-                <w:sz w:val="16"/>
-              </w:rPr>
-              <w:t>95%</w:t>
+            <w:tcW w:type="dxa" w:w="2259"/>
+          </w:tcPr>
+          <w:p>
+            <w:r/>
+            <w:r>
+              <w:rPr>
+                <w:rFonts w:eastAsia="Malgun Gothic" w:ascii="Malgun Gothic" w:hAnsi="Malgun Gothic"/>
+                <w:b/>
+                <w:sz w:val="17"/>
+              </w:rPr>
+              <w:t>실행</w:t>
+            </w:r>
+          </w:p>
+        </w:tc>
+        <w:tc>
+          <w:tcPr>
+            <w:tcW w:type="dxa" w:w="7152"/>
+          </w:tcPr>
+          <w:p>
+            <w:r/>
+            <w:r>
+              <w:rPr>
+                <w:rFonts w:eastAsia="Malgun Gothic" w:ascii="Malgun Gothic" w:hAnsi="Malgun Gothic"/>
+                <w:sz w:val="17"/>
+              </w:rPr>
+              <w:t>09-19 16:55 기동 → 19:32 COMPLETE · 2.6 h · HALT 0 · pair 43,292/43,292 · 뱅크 전건 결정 · 케이스 F 38,791 / I 2,225 / T 84(0.2%) · OF 등식 1,349,186행 위반 0 · 게이트 PASS 23항 · 계약 v1.3 9efe0e9c…</w:t>
+            </w:r>
+          </w:p>
+        </w:tc>
+      </w:tr>
+      <w:tr>
+        <w:tc>
+          <w:tcPr>
+            <w:tcW w:type="dxa" w:w="2259"/>
+          </w:tcPr>
+          <w:p>
+            <w:r/>
+            <w:r>
+              <w:rPr>
+                <w:rFonts w:eastAsia="Malgun Gothic" w:ascii="Malgun Gothic" w:hAnsi="Malgun Gothic"/>
+                <w:b/>
+                <w:sz w:val="17"/>
+              </w:rPr>
+              <w:t>관측 상태 (map 교차 규칙 · 3 rung)</w:t>
+            </w:r>
+          </w:p>
+        </w:tc>
+        <w:tc>
+          <w:tcPr>
+            <w:tcW w:type="dxa" w:w="7152"/>
+          </w:tcPr>
+          <w:p>
+            <w:r/>
+            <w:r>
+              <w:rPr>
+                <w:rFonts w:eastAsia="Malgun Gothic" w:ascii="Malgun Gothic" w:hAnsi="Malgun Gothic"/>
+                <w:sz w:val="17"/>
+              </w:rPr>
+              <w:t>located 14 · at_or_below 14(그중 floor_pinned 7) · above_or_absent 12(예측 과소) · unresolved 8 → **수로 확정 21/48 = 44%** · bounded 27(방향만 보고 · 대치 없음)</w:t>
+            </w:r>
+          </w:p>
+        </w:tc>
+      </w:tr>
+      <w:tr>
+        <w:tc>
+          <w:tcPr>
+            <w:tcW w:type="dxa" w:w="2259"/>
+          </w:tcPr>
+          <w:p>
+            <w:r/>
+            <w:r>
+              <w:rPr>
+                <w:rFonts w:eastAsia="Malgun Gothic" w:ascii="Malgun Gothic" w:hAnsi="Malgun Gothic"/>
+                <w:b/>
+                <w:sz w:val="17"/>
+              </w:rPr>
+              <w:t>창 검열</w:t>
+            </w:r>
+          </w:p>
+        </w:tc>
+        <w:tc>
+          <w:tcPr>
+            <w:tcW w:type="dxa" w:w="7152"/>
+          </w:tcPr>
+          <w:p>
+            <w:r/>
+            <w:r>
+              <w:rPr>
+                <w:rFonts w:eastAsia="Malgun Gothic" w:ascii="Malgun Gothic" w:hAnsi="Malgun Gothic"/>
+                <w:sz w:val="17"/>
+              </w:rPr>
+              <w:t>창 T 비율 평균 0.0024 · 최대 0.053 · 5% 초과 2점</w:t>
+            </w:r>
+          </w:p>
+        </w:tc>
+      </w:tr>
+      <w:tr>
+        <w:tc>
+          <w:tcPr>
+            <w:tcW w:type="dxa" w:w="2259"/>
+          </w:tcPr>
+          <w:p>
+            <w:r/>
+            <w:r>
+              <w:rPr>
+                <w:rFonts w:eastAsia="Malgun Gothic" w:ascii="Malgun Gothic" w:hAnsi="Malgun Gothic"/>
+                <w:b/>
+                <w:sz w:val="17"/>
+              </w:rPr>
+              <w:t>보정 (offset별 관측 p̂ vs 저장 곡선)</w:t>
+            </w:r>
+          </w:p>
+        </w:tc>
+        <w:tc>
+          <w:tcPr>
+            <w:tcW w:type="dxa" w:w="7152"/>
+          </w:tcPr>
+          <w:p>
+            <w:r/>
+            <w:r>
+              <w:rPr>
+                <w:rFonts w:eastAsia="Malgun Gothic" w:ascii="Malgun Gothic" w:hAnsi="Malgun Gothic"/>
+                <w:sz w:val="17"/>
+              </w:rPr>
+              <w:t>−1: 관측 0.944 / add 0.948 / GP 0.943 · 0: 0.948 / 0.952 / 0.949 · +1: 0.944 / 0.954 / 0.951 — 모형은 오르고 관측은 평탄 = τ 천장 위 불식별이 새 조건에서 재현</w:t>
+            </w:r>
+          </w:p>
+        </w:tc>
+      </w:tr>
+      <w:tr>
+        <w:tc>
+          <w:tcPr>
+            <w:tcW w:type="dxa" w:w="2259"/>
+          </w:tcPr>
+          <w:p>
+            <w:r/>
+            <w:r>
+              <w:rPr>
+                <w:rFonts w:eastAsia="Malgun Gothic" w:ascii="Malgun Gothic" w:hAnsi="Malgun Gothic"/>
+                <w:b/>
+                <w:sz w:val="17"/>
+              </w:rPr>
+              <w:t>holdout log-loss (결정 케이스 41,016)</w:t>
+            </w:r>
+          </w:p>
+        </w:tc>
+        <w:tc>
+          <w:tcPr>
+            <w:tcW w:type="dxa" w:w="7152"/>
+          </w:tcPr>
+          <w:p>
+            <w:r/>
+            <w:r>
+              <w:rPr>
+                <w:rFonts w:eastAsia="Malgun Gothic" w:ascii="Malgun Gothic" w:hAnsi="Malgun Gothic"/>
+                <w:sz w:val="17"/>
+              </w:rPr>
+              <w:t>additive 0.2114 · h×λ_L 0.2128 · GP 0.2100 · GAM vs GP H*(.95) 불일치 36/48(GAM 정확 13 · GP 정확 9 · 일치 12)</w:t>
             </w:r>
           </w:p>
         </w:tc>
@@ -6765,8 +7237,665 @@
       <w:r>
         <w:drawing>
           <wp:inline xmlns:a="http://schemas.openxmlformats.org/drawingml/2006/main" xmlns:pic="http://schemas.openxmlformats.org/drawingml/2006/picture">
+            <wp:extent cx="5760000" cy="2311095"/>
+            <wp:docPr id="6" name="Picture 6"/>
+            <wp:cNvGraphicFramePr>
+              <a:graphicFrameLocks noChangeAspect="1"/>
+            </wp:cNvGraphicFramePr>
+            <a:graphic>
+              <a:graphicData uri="http://schemas.openxmlformats.org/drawingml/2006/picture">
+                <pic:pic>
+                  <pic:nvPicPr>
+                    <pic:cNvPr id="0" name="fig_k8_holdout_states.png"/>
+                    <pic:cNvPicPr/>
+                  </pic:nvPicPr>
+                  <pic:blipFill>
+                    <a:blip r:embed="rId14"/>
+                    <a:stretch>
+                      <a:fillRect/>
+                    </a:stretch>
+                  </pic:blipFill>
+                  <pic:spPr>
+                    <a:xfrm>
+                      <a:off x="0" y="0"/>
+                      <a:ext cx="5760000" cy="2311095"/>
+                    </a:xfrm>
+                    <a:prstGeom prst="rect"/>
+                  </pic:spPr>
+                </pic:pic>
+              </a:graphicData>
+            </a:graphic>
+          </wp:inline>
+        </w:drawing>
+      </w:r>
+    </w:p>
+    <w:p>
+      <w:pPr>
+        <w:jc w:val="center"/>
+      </w:pPr>
+      <w:r>
+        <w:rPr>
+          <w:rFonts w:eastAsia="Malgun Gothic" w:ascii="Malgun Gothic" w:hAnsi="Malgun Gothic"/>
+          <w:i/>
+          <w:color w:val="444444"/>
+          <w:sz w:val="18"/>
+        </w:rPr>
+        <w:t>그림 6. Stage D 층 — 48점의 창(Ĥ* ± 1)·Ĥ*·관측 H*/경계, 상태 4종 · offset별 p̂ 평탄 (nrf2_k_final_figures.py)</w:t>
+      </w:r>
+    </w:p>
+    <w:p>
+      <w:pPr>
+        <w:pStyle w:val="Heading2"/>
+      </w:pPr>
+      <w:r>
+        <w:t>6-5. 분석 계획 K ①~⑨ 최종 실행 [측정 2026-09-19 · ①②③⑦ = screen + map + C 분리 셀 · ④⑥⑧ = 풀링 · ⑤ = D 홀드아웃 채점]</w:t>
+      </w:r>
+    </w:p>
+    <w:tbl>
+      <w:tblPr>
+        <w:tblStyle w:val="TableGrid"/>
+        <w:tblW w:type="auto" w:w="0"/>
+        <w:jc w:val="center"/>
+        <w:tblLook w:firstColumn="1" w:firstRow="1" w:lastColumn="0" w:lastRow="0" w:noHBand="0" w:noVBand="1" w:val="04A0"/>
+      </w:tblPr>
+      <w:tblGrid>
+        <w:gridCol w:w="941"/>
+        <w:gridCol w:w="941"/>
+        <w:gridCol w:w="941"/>
+        <w:gridCol w:w="941"/>
+        <w:gridCol w:w="941"/>
+        <w:gridCol w:w="941"/>
+        <w:gridCol w:w="941"/>
+        <w:gridCol w:w="941"/>
+        <w:gridCol w:w="941"/>
+        <w:gridCol w:w="941"/>
+      </w:tblGrid>
+      <w:tr>
+        <w:tc>
+          <w:tcPr>
+            <w:tcW w:type="dxa" w:w="941"/>
+            <w:shd w:val="clear" w:color="auto" w:fill="DDE7F5"/>
+          </w:tcPr>
+          <w:p>
+            <w:r/>
+            <w:r>
+              <w:rPr>
+                <w:rFonts w:eastAsia="Malgun Gothic" w:ascii="Malgun Gothic" w:hAnsi="Malgun Gothic"/>
+                <w:b/>
+                <w:sz w:val="15"/>
+              </w:rPr>
+              <w:t>arm</w:t>
+            </w:r>
+          </w:p>
+        </w:tc>
+        <w:tc>
+          <w:tcPr>
+            <w:tcW w:type="dxa" w:w="941"/>
+            <w:shd w:val="clear" w:color="auto" w:fill="DDE7F5"/>
+          </w:tcPr>
+          <w:p>
+            <w:pPr>
+              <w:jc w:val="center"/>
+            </w:pPr>
+            <w:r/>
+            <w:r>
+              <w:rPr>
+                <w:rFonts w:eastAsia="Malgun Gothic" w:ascii="Malgun Gothic" w:hAnsi="Malgun Gothic"/>
+                <w:b/>
+                <w:sz w:val="15"/>
+              </w:rPr>
+              <w:t>셀(결정)</w:t>
+            </w:r>
+          </w:p>
+        </w:tc>
+        <w:tc>
+          <w:tcPr>
+            <w:tcW w:type="dxa" w:w="941"/>
+            <w:shd w:val="clear" w:color="auto" w:fill="DDE7F5"/>
+          </w:tcPr>
+          <w:p>
+            <w:pPr>
+              <w:jc w:val="center"/>
+            </w:pPr>
+            <w:r/>
+            <w:r>
+              <w:rPr>
+                <w:rFonts w:eastAsia="Malgun Gothic" w:ascii="Malgun Gothic" w:hAnsi="Malgun Gothic"/>
+                <w:b/>
+                <w:sz w:val="15"/>
+              </w:rPr>
+              <w:t>검증</w:t>
+            </w:r>
+          </w:p>
+        </w:tc>
+        <w:tc>
+          <w:tcPr>
+            <w:tcW w:type="dxa" w:w="941"/>
+            <w:shd w:val="clear" w:color="auto" w:fill="DDE7F5"/>
+          </w:tcPr>
+          <w:p>
+            <w:pPr>
+              <w:jc w:val="center"/>
+            </w:pPr>
+            <w:r/>
+            <w:r>
+              <w:rPr>
+                <w:rFonts w:eastAsia="Malgun Gothic" w:ascii="Malgun Gothic" w:hAnsi="Malgun Gothic"/>
+                <w:b/>
+                <w:sz w:val="15"/>
+              </w:rPr>
+              <w:t>GAM add log-loss</w:t>
+            </w:r>
+          </w:p>
+        </w:tc>
+        <w:tc>
+          <w:tcPr>
+            <w:tcW w:type="dxa" w:w="941"/>
+            <w:shd w:val="clear" w:color="auto" w:fill="DDE7F5"/>
+          </w:tcPr>
+          <w:p>
+            <w:pPr>
+              <w:jc w:val="center"/>
+            </w:pPr>
+            <w:r/>
+            <w:r>
+              <w:rPr>
+                <w:rFonts w:eastAsia="Malgun Gothic" w:ascii="Malgun Gothic" w:hAnsi="Malgun Gothic"/>
+                <w:b/>
+                <w:sz w:val="15"/>
+              </w:rPr>
+              <w:t>GAM h×λ_L log-loss</w:t>
+            </w:r>
+          </w:p>
+        </w:tc>
+        <w:tc>
+          <w:tcPr>
+            <w:tcW w:type="dxa" w:w="941"/>
+            <w:shd w:val="clear" w:color="auto" w:fill="DDE7F5"/>
+          </w:tcPr>
+          <w:p>
+            <w:pPr>
+              <w:jc w:val="center"/>
+            </w:pPr>
+            <w:r/>
+            <w:r>
+              <w:rPr>
+                <w:rFonts w:eastAsia="Malgun Gothic" w:ascii="Malgun Gothic" w:hAnsi="Malgun Gothic"/>
+                <w:b/>
+                <w:sz w:val="15"/>
+              </w:rPr>
+              <w:t>GP log-loss</w:t>
+            </w:r>
+          </w:p>
+        </w:tc>
+        <w:tc>
+          <w:tcPr>
+            <w:tcW w:type="dxa" w:w="941"/>
+            <w:shd w:val="clear" w:color="auto" w:fill="DDE7F5"/>
+          </w:tcPr>
+          <w:p>
+            <w:pPr>
+              <w:jc w:val="center"/>
+            </w:pPr>
+            <w:r/>
+            <w:r>
+              <w:rPr>
+                <w:rFonts w:eastAsia="Malgun Gothic" w:ascii="Malgun Gothic" w:hAnsi="Malgun Gothic"/>
+                <w:b/>
+                <w:sz w:val="15"/>
+              </w:rPr>
+              <w:t>GAM vs GP H*(.95) 불일치</w:t>
+            </w:r>
+          </w:p>
+        </w:tc>
+        <w:tc>
+          <w:tcPr>
+            <w:tcW w:type="dxa" w:w="941"/>
+            <w:shd w:val="clear" w:color="auto" w:fill="DDE7F5"/>
+          </w:tcPr>
+          <w:p>
+            <w:pPr>
+              <w:jc w:val="center"/>
+            </w:pPr>
+            <w:r/>
+            <w:r>
+              <w:rPr>
+                <w:rFonts w:eastAsia="Malgun Gothic" w:ascii="Malgun Gothic" w:hAnsi="Malgun Gothic"/>
+                <w:b/>
+                <w:sz w:val="15"/>
+              </w:rPr>
+              <w:t>GAM H*: MAE · ±1</w:t>
+            </w:r>
+          </w:p>
+        </w:tc>
+        <w:tc>
+          <w:tcPr>
+            <w:tcW w:type="dxa" w:w="941"/>
+            <w:shd w:val="clear" w:color="auto" w:fill="DDE7F5"/>
+          </w:tcPr>
+          <w:p>
+            <w:pPr>
+              <w:jc w:val="center"/>
+            </w:pPr>
+            <w:r/>
+            <w:r>
+              <w:rPr>
+                <w:rFonts w:eastAsia="Malgun Gothic" w:ascii="Malgun Gothic" w:hAnsi="Malgun Gothic"/>
+                <w:b/>
+                <w:sz w:val="15"/>
+              </w:rPr>
+              <w:t>GP H*: MAE · ±1</w:t>
+            </w:r>
+          </w:p>
+        </w:tc>
+        <w:tc>
+          <w:tcPr>
+            <w:tcW w:type="dxa" w:w="941"/>
+            <w:shd w:val="clear" w:color="auto" w:fill="DDE7F5"/>
+          </w:tcPr>
+          <w:p>
+            <w:pPr>
+              <w:jc w:val="center"/>
+            </w:pPr>
+            <w:r/>
+            <w:r>
+              <w:rPr>
+                <w:rFonts w:eastAsia="Malgun Gothic" w:ascii="Malgun Gothic" w:hAnsi="Malgun Gothic"/>
+                <w:b/>
+                <w:sz w:val="15"/>
+              </w:rPr>
+              <w:t>GP &gt;1%p 하락 계단</w:t>
+            </w:r>
+          </w:p>
+        </w:tc>
+      </w:tr>
+      <w:tr>
+        <w:tc>
+          <w:tcPr>
+            <w:tcW w:type="dxa" w:w="941"/>
+          </w:tcPr>
+          <w:p>
+            <w:r/>
+            <w:r>
+              <w:rPr>
+                <w:rFonts w:eastAsia="Malgun Gothic" w:ascii="Malgun Gothic" w:hAnsi="Malgun Gothic"/>
+                <w:sz w:val="15"/>
+              </w:rPr>
+              <w:t>decouple</w:t>
+            </w:r>
+          </w:p>
+        </w:tc>
+        <w:tc>
+          <w:tcPr>
+            <w:tcW w:type="dxa" w:w="941"/>
+          </w:tcPr>
+          <w:p>
+            <w:pPr>
+              <w:jc w:val="center"/>
+            </w:pPr>
+            <w:r/>
+            <w:r>
+              <w:rPr>
+                <w:rFonts w:eastAsia="Malgun Gothic" w:ascii="Malgun Gothic" w:hAnsi="Malgun Gothic"/>
+                <w:sz w:val="15"/>
+              </w:rPr>
+              <w:t>3,811(3,594)</w:t>
+            </w:r>
+          </w:p>
+        </w:tc>
+        <w:tc>
+          <w:tcPr>
+            <w:tcW w:type="dxa" w:w="941"/>
+          </w:tcPr>
+          <w:p>
+            <w:pPr>
+              <w:jc w:val="center"/>
+            </w:pPr>
+            <w:r/>
+            <w:r>
+              <w:rPr>
+                <w:rFonts w:eastAsia="Malgun Gothic" w:ascii="Malgun Gothic" w:hAnsi="Malgun Gothic"/>
+                <w:sz w:val="15"/>
+              </w:rPr>
+              <w:t>D holdout</w:t>
+            </w:r>
+          </w:p>
+        </w:tc>
+        <w:tc>
+          <w:tcPr>
+            <w:tcW w:type="dxa" w:w="941"/>
+          </w:tcPr>
+          <w:p>
+            <w:pPr>
+              <w:jc w:val="center"/>
+            </w:pPr>
+            <w:r/>
+            <w:r>
+              <w:rPr>
+                <w:rFonts w:eastAsia="Malgun Gothic" w:ascii="Malgun Gothic" w:hAnsi="Malgun Gothic"/>
+                <w:sz w:val="15"/>
+              </w:rPr>
+              <w:t>0.2114</w:t>
+            </w:r>
+          </w:p>
+        </w:tc>
+        <w:tc>
+          <w:tcPr>
+            <w:tcW w:type="dxa" w:w="941"/>
+          </w:tcPr>
+          <w:p>
+            <w:pPr>
+              <w:jc w:val="center"/>
+            </w:pPr>
+            <w:r/>
+            <w:r>
+              <w:rPr>
+                <w:rFonts w:eastAsia="Malgun Gothic" w:ascii="Malgun Gothic" w:hAnsi="Malgun Gothic"/>
+                <w:sz w:val="15"/>
+              </w:rPr>
+              <w:t>0.2128</w:t>
+            </w:r>
+          </w:p>
+        </w:tc>
+        <w:tc>
+          <w:tcPr>
+            <w:tcW w:type="dxa" w:w="941"/>
+          </w:tcPr>
+          <w:p>
+            <w:pPr>
+              <w:jc w:val="center"/>
+            </w:pPr>
+            <w:r/>
+            <w:r>
+              <w:rPr>
+                <w:rFonts w:eastAsia="Malgun Gothic" w:ascii="Malgun Gothic" w:hAnsi="Malgun Gothic"/>
+                <w:sz w:val="15"/>
+              </w:rPr>
+              <w:t>0.2100</w:t>
+            </w:r>
+          </w:p>
+        </w:tc>
+        <w:tc>
+          <w:tcPr>
+            <w:tcW w:type="dxa" w:w="941"/>
+          </w:tcPr>
+          <w:p>
+            <w:pPr>
+              <w:jc w:val="center"/>
+            </w:pPr>
+            <w:r/>
+            <w:r>
+              <w:rPr>
+                <w:rFonts w:eastAsia="Malgun Gothic" w:ascii="Malgun Gothic" w:hAnsi="Malgun Gothic"/>
+                <w:sz w:val="15"/>
+              </w:rPr>
+              <w:t>189/265</w:t>
+            </w:r>
+          </w:p>
+        </w:tc>
+        <w:tc>
+          <w:tcPr>
+            <w:tcW w:type="dxa" w:w="941"/>
+          </w:tcPr>
+          <w:p>
+            <w:pPr>
+              <w:jc w:val="center"/>
+            </w:pPr>
+            <w:r/>
+            <w:r>
+              <w:rPr>
+                <w:rFonts w:eastAsia="Malgun Gothic" w:ascii="Malgun Gothic" w:hAnsi="Malgun Gothic"/>
+                <w:sz w:val="15"/>
+              </w:rPr>
+              <w:t>0.38 · 100%</w:t>
+            </w:r>
+          </w:p>
+        </w:tc>
+        <w:tc>
+          <w:tcPr>
+            <w:tcW w:type="dxa" w:w="941"/>
+          </w:tcPr>
+          <w:p>
+            <w:pPr>
+              <w:jc w:val="center"/>
+            </w:pPr>
+            <w:r/>
+            <w:r>
+              <w:rPr>
+                <w:rFonts w:eastAsia="Malgun Gothic" w:ascii="Malgun Gothic" w:hAnsi="Malgun Gothic"/>
+                <w:sz w:val="15"/>
+              </w:rPr>
+              <w:t>1.37 · 68%</w:t>
+            </w:r>
+          </w:p>
+        </w:tc>
+        <w:tc>
+          <w:tcPr>
+            <w:tcW w:type="dxa" w:w="941"/>
+          </w:tcPr>
+          <w:p>
+            <w:pPr>
+              <w:jc w:val="center"/>
+            </w:pPr>
+            <w:r/>
+            <w:r>
+              <w:rPr>
+                <w:rFonts w:eastAsia="Malgun Gothic" w:ascii="Malgun Gothic" w:hAnsi="Malgun Gothic"/>
+                <w:sz w:val="15"/>
+              </w:rPr>
+              <w:t>72%</w:t>
+            </w:r>
+          </w:p>
+        </w:tc>
+      </w:tr>
+      <w:tr>
+        <w:tc>
+          <w:tcPr>
+            <w:tcW w:type="dxa" w:w="941"/>
+          </w:tcPr>
+          <w:p>
+            <w:r/>
+            <w:r>
+              <w:rPr>
+                <w:rFonts w:eastAsia="Malgun Gothic" w:ascii="Malgun Gothic" w:hAnsi="Malgun Gothic"/>
+                <w:sz w:val="15"/>
+              </w:rPr>
+              <w:t>nested</w:t>
+            </w:r>
+          </w:p>
+        </w:tc>
+        <w:tc>
+          <w:tcPr>
+            <w:tcW w:type="dxa" w:w="941"/>
+          </w:tcPr>
+          <w:p>
+            <w:pPr>
+              <w:jc w:val="center"/>
+            </w:pPr>
+            <w:r/>
+            <w:r>
+              <w:rPr>
+                <w:rFonts w:eastAsia="Malgun Gothic" w:ascii="Malgun Gothic" w:hAnsi="Malgun Gothic"/>
+                <w:sz w:val="15"/>
+              </w:rPr>
+              <w:t>3,861(3,639)</w:t>
+            </w:r>
+          </w:p>
+        </w:tc>
+        <w:tc>
+          <w:tcPr>
+            <w:tcW w:type="dxa" w:w="941"/>
+          </w:tcPr>
+          <w:p>
+            <w:pPr>
+              <w:jc w:val="center"/>
+            </w:pPr>
+            <w:r/>
+            <w:r>
+              <w:rPr>
+                <w:rFonts w:eastAsia="Malgun Gothic" w:ascii="Malgun Gothic" w:hAnsi="Malgun Gothic"/>
+                <w:sz w:val="15"/>
+              </w:rPr>
+              <w:t>5-fold 군집 CV</w:t>
+            </w:r>
+          </w:p>
+        </w:tc>
+        <w:tc>
+          <w:tcPr>
+            <w:tcW w:type="dxa" w:w="941"/>
+          </w:tcPr>
+          <w:p>
+            <w:pPr>
+              <w:jc w:val="center"/>
+            </w:pPr>
+            <w:r/>
+            <w:r>
+              <w:rPr>
+                <w:rFonts w:eastAsia="Malgun Gothic" w:ascii="Malgun Gothic" w:hAnsi="Malgun Gothic"/>
+                <w:sz w:val="15"/>
+              </w:rPr>
+              <w:t>0.2339</w:t>
+            </w:r>
+          </w:p>
+        </w:tc>
+        <w:tc>
+          <w:tcPr>
+            <w:tcW w:type="dxa" w:w="941"/>
+          </w:tcPr>
+          <w:p>
+            <w:pPr>
+              <w:jc w:val="center"/>
+            </w:pPr>
+            <w:r/>
+            <w:r>
+              <w:rPr>
+                <w:rFonts w:eastAsia="Malgun Gothic" w:ascii="Malgun Gothic" w:hAnsi="Malgun Gothic"/>
+                <w:sz w:val="15"/>
+              </w:rPr>
+              <w:t>0.2341</w:t>
+            </w:r>
+          </w:p>
+        </w:tc>
+        <w:tc>
+          <w:tcPr>
+            <w:tcW w:type="dxa" w:w="941"/>
+          </w:tcPr>
+          <w:p>
+            <w:pPr>
+              <w:jc w:val="center"/>
+            </w:pPr>
+            <w:r/>
+            <w:r>
+              <w:rPr>
+                <w:rFonts w:eastAsia="Malgun Gothic" w:ascii="Malgun Gothic" w:hAnsi="Malgun Gothic"/>
+                <w:sz w:val="15"/>
+              </w:rPr>
+              <w:t>0.2333</w:t>
+            </w:r>
+          </w:p>
+        </w:tc>
+        <w:tc>
+          <w:tcPr>
+            <w:tcW w:type="dxa" w:w="941"/>
+          </w:tcPr>
+          <w:p>
+            <w:pPr>
+              <w:jc w:val="center"/>
+            </w:pPr>
+            <w:r/>
+            <w:r>
+              <w:rPr>
+                <w:rFonts w:eastAsia="Malgun Gothic" w:ascii="Malgun Gothic" w:hAnsi="Malgun Gothic"/>
+                <w:sz w:val="15"/>
+              </w:rPr>
+              <w:t>132/275</w:t>
+            </w:r>
+          </w:p>
+        </w:tc>
+        <w:tc>
+          <w:tcPr>
+            <w:tcW w:type="dxa" w:w="941"/>
+          </w:tcPr>
+          <w:p>
+            <w:pPr>
+              <w:jc w:val="center"/>
+            </w:pPr>
+            <w:r/>
+            <w:r>
+              <w:rPr>
+                <w:rFonts w:eastAsia="Malgun Gothic" w:ascii="Malgun Gothic" w:hAnsi="Malgun Gothic"/>
+                <w:sz w:val="15"/>
+              </w:rPr>
+              <w:t>1.75 · 57%</w:t>
+            </w:r>
+          </w:p>
+        </w:tc>
+        <w:tc>
+          <w:tcPr>
+            <w:tcW w:type="dxa" w:w="941"/>
+          </w:tcPr>
+          <w:p>
+            <w:pPr>
+              <w:jc w:val="center"/>
+            </w:pPr>
+            <w:r/>
+            <w:r>
+              <w:rPr>
+                <w:rFonts w:eastAsia="Malgun Gothic" w:ascii="Malgun Gothic" w:hAnsi="Malgun Gothic"/>
+                <w:sz w:val="15"/>
+              </w:rPr>
+              <w:t>1.66 · 55%</w:t>
+            </w:r>
+          </w:p>
+        </w:tc>
+        <w:tc>
+          <w:tcPr>
+            <w:tcW w:type="dxa" w:w="941"/>
+          </w:tcPr>
+          <w:p>
+            <w:pPr>
+              <w:jc w:val="center"/>
+            </w:pPr>
+            <w:r/>
+            <w:r>
+              <w:rPr>
+                <w:rFonts w:eastAsia="Malgun Gothic" w:ascii="Malgun Gothic" w:hAnsi="Malgun Gothic"/>
+                <w:sz w:val="15"/>
+              </w:rPr>
+              <w:t>93%</w:t>
+            </w:r>
+          </w:p>
+        </w:tc>
+      </w:tr>
+    </w:tbl>
+    <w:p>
+      <w:pPr>
+        <w:spacing w:after="40"/>
+      </w:pPr>
+      <w:r>
+        <w:rPr>
+          <w:rFonts w:eastAsia="Malgun Gothic" w:ascii="Malgun Gothic" w:hAnsi="Malgun Gothic"/>
+        </w:rPr>
+      </w:r>
+    </w:p>
+    <w:p>
+      <w:r>
+        <w:rPr>
+          <w:rFonts w:eastAsia="Malgun Gothic" w:ascii="Malgun Gothic" w:hAnsi="Malgun Gothic"/>
+          <w:sz w:val="18"/>
+        </w:rPr>
+        <w:t>decouple(D가 푼 arm)의 검증 열은 Stage D 홀드아웃이다(CV 생략 · 세 모형은 예측표에 pin된 그 모형). GAM H* ±1 100%는 창이 GAM 예측 중심이라 확정점에서 구조적으로 100%이며 정직 수치는 확정 비율 44%. nested는 홀드아웃이 없어 CV를 유지한다.</w:t>
+      </w:r>
+    </w:p>
+    <w:p>
+      <w:pPr>
+        <w:jc w:val="center"/>
+      </w:pPr>
+      <w:r>
+        <w:drawing>
+          <wp:inline xmlns:a="http://schemas.openxmlformats.org/drawingml/2006/main" xmlns:pic="http://schemas.openxmlformats.org/drawingml/2006/picture">
             <wp:extent cx="4320000" cy="1620000"/>
-            <wp:docPr id="6" name="Picture 6"/>
+            <wp:docPr id="7" name="Picture 7"/>
             <wp:cNvGraphicFramePr>
               <a:graphicFrameLocks noChangeAspect="1"/>
             </wp:cNvGraphicFramePr>
@@ -6778,7 +7907,7 @@
                     <pic:cNvPicPr/>
                   </pic:nvPicPr>
                   <pic:blipFill>
-                    <a:blip r:embed="rId14"/>
+                    <a:blip r:embed="rId15"/>
                     <a:stretch>
                       <a:fillRect/>
                     </a:stretch>
@@ -6808,7 +7937,7 @@
           <w:color w:val="444444"/>
           <w:sz w:val="18"/>
         </w:rPr>
-        <w:t>그림 6. 추가 GAM의 f(h) 부분의존 — h = 0–8 전체 범위 decouple 0.40 · nested 0.26 logit(≈ 2%p at p ≈ 0.94), h ≈ 4~5부터 포화. τ = 0.95가 천장 위에 앉아 있다는 §0-3 E 진단의 모형 확인</w:t>
+        <w:t>그림 7. 추가 GAM의 f(h) 부분의존(최종 적합) — h = 0–8 전체 범위 decouple 0.35 · nested 0.24 logit(≈ 2%p at p ≈ 0.94), h ≈ 4~5부터 포화</w:t>
       </w:r>
     </w:p>
     <w:p>
@@ -6819,7 +7948,7 @@
         <w:rPr>
           <w:rFonts w:eastAsia="Malgun Gothic" w:ascii="Malgun Gothic" w:hAnsi="Malgun Gothic"/>
         </w:rPr>
-        <w:t>τ 천장 위 H* 불식별 (실측 ⓓ): additive vs h×λ_L은 CV log-loss 동일(0.2232/0.2234 · 0.2309/0.2309) — 상호작용이 아무것도 안 더한다. GAM은 사실상 단조(&gt;1%p 하락 계단 0%·0%), GP는 굴곡 재현(70%·95%). 두 모형은 셀을 거의 같게 맞히면서 H*(.95)는 162/265·138/275 계단에서 다르게 읽는다 — 곡선이 .94~.95를 맴돌아 「τ에 처음 닿는 H」가 평탄부 노이즈를 읽는다. estimand의 한계이지 모형 결함이 아니며 원고 §3.6·§4.2가 이렇게 쓴다.</w:t>
+        <w:t>τ 천장 위 H* 불식별 (실측 ⓓ · 홀드아웃 확인): additive vs h×λ_L은 holdout log-loss 0.2114/0.2128(nested CV 0.2339/0.2341) — 상호작용이 아무것도 안 더한다. GAM은 사실상 단조(&gt;1%p 하락 계단 0%·0%), GP는 굴곡 재현(72%·93%). 두 모형은 홀드아웃 셀을 거의 같게 맞히면서(log-loss 차 ≤ 0.0028) H*(.95)는 풀링 189/265 · D 36/48에서 다르게 읽는다. estimand의 한계이지 모형 결함이 아니며 원고 §3.6·§4.2가 이렇게 쓴다.</w:t>
       </w:r>
     </w:p>
     <w:tbl>
@@ -6830,17 +7959,19 @@
         <w:tblLook w:firstColumn="1" w:firstRow="1" w:lastColumn="0" w:lastRow="0" w:noHBand="0" w:noVBand="1" w:val="04A0"/>
       </w:tblPr>
       <w:tblGrid>
-        <w:gridCol w:w="1569"/>
-        <w:gridCol w:w="1569"/>
-        <w:gridCol w:w="1569"/>
-        <w:gridCol w:w="1569"/>
-        <w:gridCol w:w="1569"/>
-        <w:gridCol w:w="1569"/>
+        <w:gridCol w:w="1176"/>
+        <w:gridCol w:w="1176"/>
+        <w:gridCol w:w="1176"/>
+        <w:gridCol w:w="1176"/>
+        <w:gridCol w:w="1176"/>
+        <w:gridCol w:w="1176"/>
+        <w:gridCol w:w="1176"/>
+        <w:gridCol w:w="1176"/>
       </w:tblGrid>
       <w:tr>
         <w:tc>
           <w:tcPr>
-            <w:tcW w:type="dxa" w:w="753"/>
+            <w:tcW w:type="dxa" w:w="659"/>
             <w:shd w:val="clear" w:color="auto" w:fill="DDE7F5"/>
           </w:tcPr>
           <w:p>
@@ -6852,7 +7983,7 @@
               <w:rPr>
                 <w:rFonts w:eastAsia="Malgun Gothic" w:ascii="Malgun Gothic" w:hAnsi="Malgun Gothic"/>
                 <w:b/>
-                <w:sz w:val="17"/>
+                <w:sz w:val="16"/>
               </w:rPr>
               <w:t>모형</w:t>
             </w:r>
@@ -6872,7 +8003,7 @@
               <w:rPr>
                 <w:rFonts w:eastAsia="Malgun Gothic" w:ascii="Malgun Gothic" w:hAnsi="Malgun Gothic"/>
                 <w:b/>
-                <w:sz w:val="17"/>
+                <w:sz w:val="16"/>
               </w:rPr>
               <w:t>항</w:t>
             </w:r>
@@ -6880,7 +8011,7 @@
         </w:tc>
         <w:tc>
           <w:tcPr>
-            <w:tcW w:type="dxa" w:w="4706"/>
+            <w:tcW w:type="dxa" w:w="3859"/>
             <w:shd w:val="clear" w:color="auto" w:fill="DDE7F5"/>
           </w:tcPr>
           <w:p>
@@ -6889,15 +8020,15 @@
               <w:rPr>
                 <w:rFonts w:eastAsia="Malgun Gothic" w:ascii="Malgun Gothic" w:hAnsi="Malgun Gothic"/>
                 <w:b/>
-                <w:sz w:val="17"/>
-              </w:rPr>
-              <w:t>식 (중간판 · 위치 114 계단)</w:t>
-            </w:r>
-          </w:p>
-        </w:tc>
-        <w:tc>
-          <w:tcPr>
-            <w:tcW w:type="dxa" w:w="1129"/>
+                <w:sz w:val="16"/>
+              </w:rPr>
+              <w:t>식 (D 열람 전 동결 · 풀링 decouple 확정 144 계단 = 위치 68 + 바닥 76)</w:t>
+            </w:r>
+          </w:p>
+        </w:tc>
+        <w:tc>
+          <w:tcPr>
+            <w:tcW w:type="dxa" w:w="847"/>
             <w:shd w:val="clear" w:color="auto" w:fill="DDE7F5"/>
           </w:tcPr>
           <w:p>
@@ -6909,15 +8040,15 @@
               <w:rPr>
                 <w:rFonts w:eastAsia="Malgun Gothic" w:ascii="Malgun Gothic" w:hAnsi="Malgun Gothic"/>
                 <w:b/>
-                <w:sz w:val="17"/>
-              </w:rPr>
-              <w:t>MAE CV</w:t>
-            </w:r>
-          </w:p>
-        </w:tc>
-        <w:tc>
-          <w:tcPr>
-            <w:tcW w:type="dxa" w:w="1129"/>
+                <w:sz w:val="16"/>
+              </w:rPr>
+              <w:t>nested CV ±1</w:t>
+            </w:r>
+          </w:p>
+        </w:tc>
+        <w:tc>
+          <w:tcPr>
+            <w:tcW w:type="dxa" w:w="753"/>
             <w:shd w:val="clear" w:color="auto" w:fill="DDE7F5"/>
           </w:tcPr>
           <w:p>
@@ -6929,15 +8060,15 @@
               <w:rPr>
                 <w:rFonts w:eastAsia="Malgun Gothic" w:ascii="Malgun Gothic" w:hAnsi="Malgun Gothic"/>
                 <w:b/>
-                <w:sz w:val="17"/>
-              </w:rPr>
-              <w:t>±1 CV</w:t>
-            </w:r>
-          </w:p>
-        </w:tc>
-        <w:tc>
-          <w:tcPr>
-            <w:tcW w:type="dxa" w:w="1129"/>
+                <w:sz w:val="16"/>
+              </w:rPr>
+              <w:t>**D MAE**</w:t>
+            </w:r>
+          </w:p>
+        </w:tc>
+        <w:tc>
+          <w:tcPr>
+            <w:tcW w:type="dxa" w:w="1035"/>
             <w:shd w:val="clear" w:color="auto" w:fill="DDE7F5"/>
           </w:tcPr>
           <w:p>
@@ -6949,17 +8080,16 @@
               <w:rPr>
                 <w:rFonts w:eastAsia="Malgun Gothic" w:ascii="Malgun Gothic" w:hAnsi="Malgun Gothic"/>
                 <w:b/>
-                <w:sz w:val="17"/>
-              </w:rPr>
-              <w:t>과소 CV</w:t>
-            </w:r>
-          </w:p>
-        </w:tc>
-      </w:tr>
-      <w:tr>
+                <w:sz w:val="16"/>
+              </w:rPr>
+              <w:t>**D ±1**</w:t>
+            </w:r>
+          </w:p>
+        </w:tc>
         <w:tc>
           <w:tcPr>
             <w:tcW w:type="dxa" w:w="753"/>
+            <w:shd w:val="clear" w:color="auto" w:fill="DDE7F5"/>
           </w:tcPr>
           <w:p>
             <w:pPr>
@@ -6969,15 +8099,17 @@
             <w:r>
               <w:rPr>
                 <w:rFonts w:eastAsia="Malgun Gothic" w:ascii="Malgun Gothic" w:hAnsi="Malgun Gothic"/>
-                <w:sz w:val="17"/>
-              </w:rPr>
-              <w:t>M0</w:t>
-            </w:r>
-          </w:p>
-        </w:tc>
-        <w:tc>
-          <w:tcPr>
-            <w:tcW w:type="dxa" w:w="565"/>
+                <w:b/>
+                <w:sz w:val="16"/>
+              </w:rPr>
+              <w:t>**D 과소**</w:t>
+            </w:r>
+          </w:p>
+        </w:tc>
+        <w:tc>
+          <w:tcPr>
+            <w:tcW w:type="dxa" w:w="941"/>
+            <w:shd w:val="clear" w:color="auto" w:fill="DDE7F5"/>
           </w:tcPr>
           <w:p>
             <w:pPr>
@@ -6987,30 +8119,18 @@
             <w:r>
               <w:rPr>
                 <w:rFonts w:eastAsia="Malgun Gothic" w:ascii="Malgun Gothic" w:hAnsi="Malgun Gothic"/>
-                <w:sz w:val="17"/>
-              </w:rPr>
-              <w:t>1</w:t>
-            </w:r>
-          </w:p>
-        </w:tc>
-        <w:tc>
-          <w:tcPr>
-            <w:tcW w:type="dxa" w:w="4706"/>
-          </w:tcPr>
-          <w:p>
-            <w:r/>
-            <w:r>
-              <w:rPr>
-                <w:rFonts w:eastAsia="Malgun Gothic" w:ascii="Malgun Gothic" w:hAnsi="Malgun Gothic"/>
-                <w:sz w:val="17"/>
-              </w:rPr>
-              <w:t>round(1.6 × W)</w:t>
-            </w:r>
-          </w:p>
-        </w:tc>
-        <w:tc>
-          <w:tcPr>
-            <w:tcW w:type="dxa" w:w="1129"/>
+                <w:b/>
+                <w:sz w:val="16"/>
+              </w:rPr>
+              <w:t>D bounded 아래/위/안</w:t>
+            </w:r>
+          </w:p>
+        </w:tc>
+      </w:tr>
+      <w:tr>
+        <w:tc>
+          <w:tcPr>
+            <w:tcW w:type="dxa" w:w="659"/>
           </w:tcPr>
           <w:p>
             <w:pPr>
@@ -7020,15 +8140,15 @@
             <w:r>
               <w:rPr>
                 <w:rFonts w:eastAsia="Malgun Gothic" w:ascii="Malgun Gothic" w:hAnsi="Malgun Gothic"/>
-                <w:sz w:val="17"/>
-              </w:rPr>
-              <w:t>3.64</w:t>
-            </w:r>
-          </w:p>
-        </w:tc>
-        <w:tc>
-          <w:tcPr>
-            <w:tcW w:type="dxa" w:w="1129"/>
+                <w:sz w:val="16"/>
+              </w:rPr>
+              <w:t>M0</w:t>
+            </w:r>
+          </w:p>
+        </w:tc>
+        <w:tc>
+          <w:tcPr>
+            <w:tcW w:type="dxa" w:w="565"/>
           </w:tcPr>
           <w:p>
             <w:pPr>
@@ -7038,15 +8158,30 @@
             <w:r>
               <w:rPr>
                 <w:rFonts w:eastAsia="Malgun Gothic" w:ascii="Malgun Gothic" w:hAnsi="Malgun Gothic"/>
-                <w:sz w:val="17"/>
-              </w:rPr>
-              <w:t>12%</w:t>
-            </w:r>
-          </w:p>
-        </w:tc>
-        <w:tc>
-          <w:tcPr>
-            <w:tcW w:type="dxa" w:w="1129"/>
+                <w:sz w:val="16"/>
+              </w:rPr>
+              <w:t>1</w:t>
+            </w:r>
+          </w:p>
+        </w:tc>
+        <w:tc>
+          <w:tcPr>
+            <w:tcW w:type="dxa" w:w="3859"/>
+          </w:tcPr>
+          <w:p>
+            <w:r/>
+            <w:r>
+              <w:rPr>
+                <w:rFonts w:eastAsia="Malgun Gothic" w:ascii="Malgun Gothic" w:hAnsi="Malgun Gothic"/>
+                <w:sz w:val="16"/>
+              </w:rPr>
+              <w:t>round(1.6 × W)</w:t>
+            </w:r>
+          </w:p>
+        </w:tc>
+        <w:tc>
+          <w:tcPr>
+            <w:tcW w:type="dxa" w:w="847"/>
           </w:tcPr>
           <w:p>
             <w:pPr>
@@ -7056,14 +8191,12 @@
             <w:r>
               <w:rPr>
                 <w:rFonts w:eastAsia="Malgun Gothic" w:ascii="Malgun Gothic" w:hAnsi="Malgun Gothic"/>
-                <w:sz w:val="17"/>
-              </w:rPr>
-              <w:t>96%</w:t>
-            </w:r>
-          </w:p>
-        </w:tc>
-      </w:tr>
-      <w:tr>
+                <w:sz w:val="16"/>
+              </w:rPr>
+              <w:t>—</w:t>
+            </w:r>
+          </w:p>
+        </w:tc>
         <w:tc>
           <w:tcPr>
             <w:tcW w:type="dxa" w:w="753"/>
@@ -7076,15 +8209,15 @@
             <w:r>
               <w:rPr>
                 <w:rFonts w:eastAsia="Malgun Gothic" w:ascii="Malgun Gothic" w:hAnsi="Malgun Gothic"/>
-                <w:sz w:val="17"/>
-              </w:rPr>
-              <w:t>M1</w:t>
-            </w:r>
-          </w:p>
-        </w:tc>
-        <w:tc>
-          <w:tcPr>
-            <w:tcW w:type="dxa" w:w="565"/>
+                <w:sz w:val="16"/>
+              </w:rPr>
+              <w:t>4.57</w:t>
+            </w:r>
+          </w:p>
+        </w:tc>
+        <w:tc>
+          <w:tcPr>
+            <w:tcW w:type="dxa" w:w="1035"/>
           </w:tcPr>
           <w:p>
             <w:pPr>
@@ -7094,30 +8227,15 @@
             <w:r>
               <w:rPr>
                 <w:rFonts w:eastAsia="Malgun Gothic" w:ascii="Malgun Gothic" w:hAnsi="Malgun Gothic"/>
-                <w:sz w:val="17"/>
-              </w:rPr>
-              <w:t>5</w:t>
-            </w:r>
-          </w:p>
-        </w:tc>
-        <w:tc>
-          <w:tcPr>
-            <w:tcW w:type="dxa" w:w="4706"/>
-          </w:tcPr>
-          <w:p>
-            <w:r/>
-            <w:r>
-              <w:rPr>
-                <w:rFonts w:eastAsia="Malgun Gothic" w:ascii="Malgun Gothic" w:hAnsi="Malgun Gothic"/>
-                <w:sz w:val="17"/>
-              </w:rPr>
-              <w:t>H* ≈ -8.09 +1.634·W +0.849·OF +1.242·rho +3.640·s +0.431·j</w:t>
-            </w:r>
-          </w:p>
-        </w:tc>
-        <w:tc>
-          <w:tcPr>
-            <w:tcW w:type="dxa" w:w="1129"/>
+                <w:sz w:val="16"/>
+              </w:rPr>
+              <w:t>10%</w:t>
+            </w:r>
+          </w:p>
+        </w:tc>
+        <w:tc>
+          <w:tcPr>
+            <w:tcW w:type="dxa" w:w="753"/>
           </w:tcPr>
           <w:p>
             <w:pPr>
@@ -7127,15 +8245,15 @@
             <w:r>
               <w:rPr>
                 <w:rFonts w:eastAsia="Malgun Gothic" w:ascii="Malgun Gothic" w:hAnsi="Malgun Gothic"/>
-                <w:sz w:val="17"/>
-              </w:rPr>
-              <w:t>1.59</w:t>
-            </w:r>
-          </w:p>
-        </w:tc>
-        <w:tc>
-          <w:tcPr>
-            <w:tcW w:type="dxa" w:w="1129"/>
+                <w:sz w:val="16"/>
+              </w:rPr>
+              <w:t>100%</w:t>
+            </w:r>
+          </w:p>
+        </w:tc>
+        <w:tc>
+          <w:tcPr>
+            <w:tcW w:type="dxa" w:w="941"/>
           </w:tcPr>
           <w:p>
             <w:pPr>
@@ -7145,15 +8263,17 @@
             <w:r>
               <w:rPr>
                 <w:rFonts w:eastAsia="Malgun Gothic" w:ascii="Malgun Gothic" w:hAnsi="Malgun Gothic"/>
-                <w:sz w:val="17"/>
-              </w:rPr>
-              <w:t>51%</w:t>
-            </w:r>
-          </w:p>
-        </w:tc>
-        <w:tc>
-          <w:tcPr>
-            <w:tcW w:type="dxa" w:w="1129"/>
+                <w:sz w:val="16"/>
+              </w:rPr>
+              <w:t>22/0/5</w:t>
+            </w:r>
+          </w:p>
+        </w:tc>
+      </w:tr>
+      <w:tr>
+        <w:tc>
+          <w:tcPr>
+            <w:tcW w:type="dxa" w:w="659"/>
           </w:tcPr>
           <w:p>
             <w:pPr>
@@ -7163,17 +8283,15 @@
             <w:r>
               <w:rPr>
                 <w:rFonts w:eastAsia="Malgun Gothic" w:ascii="Malgun Gothic" w:hAnsi="Malgun Gothic"/>
-                <w:sz w:val="17"/>
-              </w:rPr>
-              <w:t>40%</w:t>
-            </w:r>
-          </w:p>
-        </w:tc>
-      </w:tr>
-      <w:tr>
-        <w:tc>
-          <w:tcPr>
-            <w:tcW w:type="dxa" w:w="753"/>
+                <w:sz w:val="16"/>
+              </w:rPr>
+              <w:t>M1</w:t>
+            </w:r>
+          </w:p>
+        </w:tc>
+        <w:tc>
+          <w:tcPr>
+            <w:tcW w:type="dxa" w:w="565"/>
           </w:tcPr>
           <w:p>
             <w:pPr>
@@ -7183,15 +8301,30 @@
             <w:r>
               <w:rPr>
                 <w:rFonts w:eastAsia="Malgun Gothic" w:ascii="Malgun Gothic" w:hAnsi="Malgun Gothic"/>
-                <w:sz w:val="17"/>
-              </w:rPr>
-              <w:t>M2</w:t>
-            </w:r>
-          </w:p>
-        </w:tc>
-        <w:tc>
-          <w:tcPr>
-            <w:tcW w:type="dxa" w:w="565"/>
+                <w:sz w:val="16"/>
+              </w:rPr>
+              <w:t>5</w:t>
+            </w:r>
+          </w:p>
+        </w:tc>
+        <w:tc>
+          <w:tcPr>
+            <w:tcW w:type="dxa" w:w="3859"/>
+          </w:tcPr>
+          <w:p>
+            <w:r/>
+            <w:r>
+              <w:rPr>
+                <w:rFonts w:eastAsia="Malgun Gothic" w:ascii="Malgun Gothic" w:hAnsi="Malgun Gothic"/>
+                <w:sz w:val="16"/>
+              </w:rPr>
+              <w:t>H* ≈ -14.319 +1.8283·W +0.6172·OF +18.7463·nu +1.6789·lambda_l -0.0654·P</w:t>
+            </w:r>
+          </w:p>
+        </w:tc>
+        <w:tc>
+          <w:tcPr>
+            <w:tcW w:type="dxa" w:w="847"/>
           </w:tcPr>
           <w:p>
             <w:pPr>
@@ -7201,30 +8334,15 @@
             <w:r>
               <w:rPr>
                 <w:rFonts w:eastAsia="Malgun Gothic" w:ascii="Malgun Gothic" w:hAnsi="Malgun Gothic"/>
-                <w:sz w:val="17"/>
-              </w:rPr>
-              <w:t>9</w:t>
-            </w:r>
-          </w:p>
-        </w:tc>
-        <w:tc>
-          <w:tcPr>
-            <w:tcW w:type="dxa" w:w="4706"/>
-          </w:tcPr>
-          <w:p>
-            <w:r/>
-            <w:r>
-              <w:rPr>
-                <w:rFonts w:eastAsia="Malgun Gothic" w:ascii="Malgun Gothic" w:hAnsi="Malgun Gothic"/>
-                <w:sz w:val="17"/>
-              </w:rPr>
-              <w:t>상호작용 포함 (CV 안 전진선택)</w:t>
-            </w:r>
-          </w:p>
-        </w:tc>
-        <w:tc>
-          <w:tcPr>
-            <w:tcW w:type="dxa" w:w="1129"/>
+                <w:sz w:val="16"/>
+              </w:rPr>
+              <w:t>62%</w:t>
+            </w:r>
+          </w:p>
+        </w:tc>
+        <w:tc>
+          <w:tcPr>
+            <w:tcW w:type="dxa" w:w="753"/>
           </w:tcPr>
           <w:p>
             <w:pPr>
@@ -7234,15 +8352,15 @@
             <w:r>
               <w:rPr>
                 <w:rFonts w:eastAsia="Malgun Gothic" w:ascii="Malgun Gothic" w:hAnsi="Malgun Gothic"/>
-                <w:sz w:val="17"/>
-              </w:rPr>
-              <w:t>1.66</w:t>
-            </w:r>
-          </w:p>
-        </w:tc>
-        <w:tc>
-          <w:tcPr>
-            <w:tcW w:type="dxa" w:w="1129"/>
+                <w:sz w:val="16"/>
+              </w:rPr>
+              <w:t>1.38</w:t>
+            </w:r>
+          </w:p>
+        </w:tc>
+        <w:tc>
+          <w:tcPr>
+            <w:tcW w:type="dxa" w:w="1035"/>
           </w:tcPr>
           <w:p>
             <w:pPr>
@@ -7252,15 +8370,15 @@
             <w:r>
               <w:rPr>
                 <w:rFonts w:eastAsia="Malgun Gothic" w:ascii="Malgun Gothic" w:hAnsi="Malgun Gothic"/>
-                <w:sz w:val="17"/>
-              </w:rPr>
-              <w:t>46%</w:t>
-            </w:r>
-          </w:p>
-        </w:tc>
-        <w:tc>
-          <w:tcPr>
-            <w:tcW w:type="dxa" w:w="1129"/>
+                <w:sz w:val="16"/>
+              </w:rPr>
+              <w:t>67%</w:t>
+            </w:r>
+          </w:p>
+        </w:tc>
+        <w:tc>
+          <w:tcPr>
+            <w:tcW w:type="dxa" w:w="753"/>
           </w:tcPr>
           <w:p>
             <w:pPr>
@@ -7270,9 +8388,313 @@
             <w:r>
               <w:rPr>
                 <w:rFonts w:eastAsia="Malgun Gothic" w:ascii="Malgun Gothic" w:hAnsi="Malgun Gothic"/>
-                <w:sz w:val="17"/>
-              </w:rPr>
-              <w:t>38%</w:t>
+                <w:sz w:val="16"/>
+              </w:rPr>
+              <w:t>48%</w:t>
+            </w:r>
+          </w:p>
+        </w:tc>
+        <w:tc>
+          <w:tcPr>
+            <w:tcW w:type="dxa" w:w="941"/>
+          </w:tcPr>
+          <w:p>
+            <w:pPr>
+              <w:jc w:val="center"/>
+            </w:pPr>
+            <w:r/>
+            <w:r>
+              <w:rPr>
+                <w:rFonts w:eastAsia="Malgun Gothic" w:ascii="Malgun Gothic" w:hAnsi="Malgun Gothic"/>
+                <w:sz w:val="16"/>
+              </w:rPr>
+              <w:t>13/5/9</w:t>
+            </w:r>
+          </w:p>
+        </w:tc>
+      </w:tr>
+      <w:tr>
+        <w:tc>
+          <w:tcPr>
+            <w:tcW w:type="dxa" w:w="659"/>
+          </w:tcPr>
+          <w:p>
+            <w:pPr>
+              <w:jc w:val="center"/>
+            </w:pPr>
+            <w:r/>
+            <w:r>
+              <w:rPr>
+                <w:rFonts w:eastAsia="Malgun Gothic" w:ascii="Malgun Gothic" w:hAnsi="Malgun Gothic"/>
+                <w:sz w:val="16"/>
+              </w:rPr>
+              <w:t>M2</w:t>
+            </w:r>
+          </w:p>
+        </w:tc>
+        <w:tc>
+          <w:tcPr>
+            <w:tcW w:type="dxa" w:w="565"/>
+          </w:tcPr>
+          <w:p>
+            <w:pPr>
+              <w:jc w:val="center"/>
+            </w:pPr>
+            <w:r/>
+            <w:r>
+              <w:rPr>
+                <w:rFonts w:eastAsia="Malgun Gothic" w:ascii="Malgun Gothic" w:hAnsi="Malgun Gothic"/>
+                <w:sz w:val="16"/>
+              </w:rPr>
+              <w:t>9</w:t>
+            </w:r>
+          </w:p>
+        </w:tc>
+        <w:tc>
+          <w:tcPr>
+            <w:tcW w:type="dxa" w:w="3859"/>
+          </w:tcPr>
+          <w:p>
+            <w:r/>
+            <w:r>
+              <w:rPr>
+                <w:rFonts w:eastAsia="Malgun Gothic" w:ascii="Malgun Gothic" w:hAnsi="Malgun Gothic"/>
+                <w:sz w:val="16"/>
+              </w:rPr>
+              <w:t>상호작용 포함 (CV 안 전진선택)</w:t>
+            </w:r>
+          </w:p>
+        </w:tc>
+        <w:tc>
+          <w:tcPr>
+            <w:tcW w:type="dxa" w:w="847"/>
+          </w:tcPr>
+          <w:p>
+            <w:pPr>
+              <w:jc w:val="center"/>
+            </w:pPr>
+            <w:r/>
+            <w:r>
+              <w:rPr>
+                <w:rFonts w:eastAsia="Malgun Gothic" w:ascii="Malgun Gothic" w:hAnsi="Malgun Gothic"/>
+                <w:sz w:val="16"/>
+              </w:rPr>
+              <w:t>66%</w:t>
+            </w:r>
+          </w:p>
+        </w:tc>
+        <w:tc>
+          <w:tcPr>
+            <w:tcW w:type="dxa" w:w="753"/>
+          </w:tcPr>
+          <w:p>
+            <w:pPr>
+              <w:jc w:val="center"/>
+            </w:pPr>
+            <w:r/>
+            <w:r>
+              <w:rPr>
+                <w:rFonts w:eastAsia="Malgun Gothic" w:ascii="Malgun Gothic" w:hAnsi="Malgun Gothic"/>
+                <w:sz w:val="16"/>
+              </w:rPr>
+              <w:t>1.24</w:t>
+            </w:r>
+          </w:p>
+        </w:tc>
+        <w:tc>
+          <w:tcPr>
+            <w:tcW w:type="dxa" w:w="1035"/>
+          </w:tcPr>
+          <w:p>
+            <w:pPr>
+              <w:jc w:val="center"/>
+            </w:pPr>
+            <w:r/>
+            <w:r>
+              <w:rPr>
+                <w:rFonts w:eastAsia="Malgun Gothic" w:ascii="Malgun Gothic" w:hAnsi="Malgun Gothic"/>
+                <w:sz w:val="16"/>
+              </w:rPr>
+              <w:t>67%</w:t>
+            </w:r>
+          </w:p>
+        </w:tc>
+        <w:tc>
+          <w:tcPr>
+            <w:tcW w:type="dxa" w:w="753"/>
+          </w:tcPr>
+          <w:p>
+            <w:pPr>
+              <w:jc w:val="center"/>
+            </w:pPr>
+            <w:r/>
+            <w:r>
+              <w:rPr>
+                <w:rFonts w:eastAsia="Malgun Gothic" w:ascii="Malgun Gothic" w:hAnsi="Malgun Gothic"/>
+                <w:sz w:val="16"/>
+              </w:rPr>
+              <w:t>33%</w:t>
+            </w:r>
+          </w:p>
+        </w:tc>
+        <w:tc>
+          <w:tcPr>
+            <w:tcW w:type="dxa" w:w="941"/>
+          </w:tcPr>
+          <w:p>
+            <w:pPr>
+              <w:jc w:val="center"/>
+            </w:pPr>
+            <w:r/>
+            <w:r>
+              <w:rPr>
+                <w:rFonts w:eastAsia="Malgun Gothic" w:ascii="Malgun Gothic" w:hAnsi="Malgun Gothic"/>
+                <w:sz w:val="16"/>
+              </w:rPr>
+              <w:t>12/6/9</w:t>
+            </w:r>
+          </w:p>
+        </w:tc>
+      </w:tr>
+      <w:tr>
+        <w:tc>
+          <w:tcPr>
+            <w:tcW w:type="dxa" w:w="659"/>
+          </w:tcPr>
+          <w:p>
+            <w:pPr>
+              <w:jc w:val="center"/>
+            </w:pPr>
+            <w:r/>
+            <w:r>
+              <w:rPr>
+                <w:rFonts w:eastAsia="Malgun Gothic" w:ascii="Malgun Gothic" w:hAnsi="Malgun Gothic"/>
+                <w:sz w:val="16"/>
+              </w:rPr>
+              <w:t>M3</w:t>
+            </w:r>
+          </w:p>
+        </w:tc>
+        <w:tc>
+          <w:tcPr>
+            <w:tcW w:type="dxa" w:w="565"/>
+          </w:tcPr>
+          <w:p>
+            <w:pPr>
+              <w:jc w:val="center"/>
+            </w:pPr>
+            <w:r/>
+            <w:r>
+              <w:rPr>
+                <w:rFonts w:eastAsia="Malgun Gothic" w:ascii="Malgun Gothic" w:hAnsi="Malgun Gothic"/>
+                <w:sz w:val="16"/>
+              </w:rPr>
+              <w:t>surface</w:t>
+            </w:r>
+          </w:p>
+        </w:tc>
+        <w:tc>
+          <w:tcPr>
+            <w:tcW w:type="dxa" w:w="3859"/>
+          </w:tcPr>
+          <w:p>
+            <w:r/>
+            <w:r>
+              <w:rPr>
+                <w:rFonts w:eastAsia="Malgun Gothic" w:ascii="Malgun Gothic" w:hAnsi="Malgun Gothic"/>
+                <w:sz w:val="16"/>
+              </w:rPr>
+              <w:t>pin GAM(additive) τ = 0.95 판독</w:t>
+            </w:r>
+          </w:p>
+        </w:tc>
+        <w:tc>
+          <w:tcPr>
+            <w:tcW w:type="dxa" w:w="847"/>
+          </w:tcPr>
+          <w:p>
+            <w:pPr>
+              <w:jc w:val="center"/>
+            </w:pPr>
+            <w:r/>
+            <w:r>
+              <w:rPr>
+                <w:rFonts w:eastAsia="Malgun Gothic" w:ascii="Malgun Gothic" w:hAnsi="Malgun Gothic"/>
+                <w:sz w:val="16"/>
+              </w:rPr>
+              <w:t>—</w:t>
+            </w:r>
+          </w:p>
+        </w:tc>
+        <w:tc>
+          <w:tcPr>
+            <w:tcW w:type="dxa" w:w="753"/>
+          </w:tcPr>
+          <w:p>
+            <w:pPr>
+              <w:jc w:val="center"/>
+            </w:pPr>
+            <w:r/>
+            <w:r>
+              <w:rPr>
+                <w:rFonts w:eastAsia="Malgun Gothic" w:ascii="Malgun Gothic" w:hAnsi="Malgun Gothic"/>
+                <w:sz w:val="16"/>
+              </w:rPr>
+              <w:t>0.38</w:t>
+            </w:r>
+          </w:p>
+        </w:tc>
+        <w:tc>
+          <w:tcPr>
+            <w:tcW w:type="dxa" w:w="1035"/>
+          </w:tcPr>
+          <w:p>
+            <w:pPr>
+              <w:jc w:val="center"/>
+            </w:pPr>
+            <w:r/>
+            <w:r>
+              <w:rPr>
+                <w:rFonts w:eastAsia="Malgun Gothic" w:ascii="Malgun Gothic" w:hAnsi="Malgun Gothic"/>
+                <w:sz w:val="16"/>
+              </w:rPr>
+              <w:t>100% (구조적) → 정직 44%</w:t>
+            </w:r>
+          </w:p>
+        </w:tc>
+        <w:tc>
+          <w:tcPr>
+            <w:tcW w:type="dxa" w:w="753"/>
+          </w:tcPr>
+          <w:p>
+            <w:pPr>
+              <w:jc w:val="center"/>
+            </w:pPr>
+            <w:r/>
+            <w:r>
+              <w:rPr>
+                <w:rFonts w:eastAsia="Malgun Gothic" w:ascii="Malgun Gothic" w:hAnsi="Malgun Gothic"/>
+                <w:sz w:val="16"/>
+              </w:rPr>
+              <w:t>24%</w:t>
+            </w:r>
+          </w:p>
+        </w:tc>
+        <w:tc>
+          <w:tcPr>
+            <w:tcW w:type="dxa" w:w="941"/>
+          </w:tcPr>
+          <w:p>
+            <w:pPr>
+              <w:jc w:val="center"/>
+            </w:pPr>
+            <w:r/>
+            <w:r>
+              <w:rPr>
+                <w:rFonts w:eastAsia="Malgun Gothic" w:ascii="Malgun Gothic" w:hAnsi="Malgun Gothic"/>
+                <w:sz w:val="16"/>
+              </w:rPr>
+              <w:t>12/14/1</w:t>
             </w:r>
           </w:p>
         </w:tc>
@@ -7296,7 +8718,7 @@
         <w:drawing>
           <wp:inline xmlns:a="http://schemas.openxmlformats.org/drawingml/2006/main" xmlns:pic="http://schemas.openxmlformats.org/drawingml/2006/picture">
             <wp:extent cx="4680000" cy="1404000"/>
-            <wp:docPr id="7" name="Picture 7"/>
+            <wp:docPr id="8" name="Picture 8"/>
             <wp:cNvGraphicFramePr>
               <a:graphicFrameLocks noChangeAspect="1"/>
             </wp:cNvGraphicFramePr>
@@ -7308,7 +8730,7 @@
                     <pic:cNvPicPr/>
                   </pic:nvPicPr>
                   <pic:blipFill>
-                    <a:blip r:embed="rId15"/>
+                    <a:blip r:embed="rId16"/>
                     <a:stretch>
                       <a:fillRect/>
                     </a:stretch>
@@ -7338,7 +8760,60 @@
           <w:color w:val="444444"/>
           <w:sz w:val="18"/>
         </w:rPr>
-        <w:t>그림 7. 산식 사다리 Pareto — 무릎은 M1. W 기울기 1.634은 1.6과 같고 틀린 것은 절편(-8.09)·OF 항(0.849/일)의 부재 (실측 ⓔ)</w:t>
+        <w:t>그림 8. 산식 사다리 — D 확정 21점 채점. 무릎은 M1(±1 67% vs M0 10% · nested CV 62%가 예고). 최종 M1의 W 기울기 1.828(중간판 1.634 · 바닥 고정 계단 포함으로 이동) · 절편 -14.32 · OF 0.617/일 · ν 18.75 · λ_L 1.679 · P -0.065 (실측 ⓔ)</w:t>
+      </w:r>
+    </w:p>
+    <w:p>
+      <w:pPr>
+        <w:jc w:val="center"/>
+      </w:pPr>
+      <w:r>
+        <w:drawing>
+          <wp:inline xmlns:a="http://schemas.openxmlformats.org/drawingml/2006/main" xmlns:pic="http://schemas.openxmlformats.org/drawingml/2006/picture">
+            <wp:extent cx="3960000" cy="2525459"/>
+            <wp:docPr id="9" name="Picture 9"/>
+            <wp:cNvGraphicFramePr>
+              <a:graphicFrameLocks noChangeAspect="1"/>
+            </wp:cNvGraphicFramePr>
+            <a:graphic>
+              <a:graphicData uri="http://schemas.openxmlformats.org/drawingml/2006/picture">
+                <pic:pic>
+                  <pic:nvPicPr>
+                    <pic:cNvPr id="0" name="fig_k5_pareto_ladder.png"/>
+                    <pic:cNvPicPr/>
+                  </pic:nvPicPr>
+                  <pic:blipFill>
+                    <a:blip r:embed="rId17"/>
+                    <a:stretch>
+                      <a:fillRect/>
+                    </a:stretch>
+                  </pic:blipFill>
+                  <pic:spPr>
+                    <a:xfrm>
+                      <a:off x="0" y="0"/>
+                      <a:ext cx="3960000" cy="2525459"/>
+                    </a:xfrm>
+                    <a:prstGeom prst="rect"/>
+                  </pic:spPr>
+                </pic:pic>
+              </a:graphicData>
+            </a:graphic>
+          </wp:inline>
+        </w:drawing>
+      </w:r>
+    </w:p>
+    <w:p>
+      <w:pPr>
+        <w:jc w:val="center"/>
+      </w:pPr>
+      <w:r>
+        <w:rPr>
+          <w:rFonts w:eastAsia="Malgun Gothic" w:ascii="Malgun Gothic" w:hAnsi="Malgun Gothic"/>
+          <w:i/>
+          <w:color w:val="444444"/>
+          <w:sz w:val="18"/>
+        </w:rPr>
+        <w:t>그림 8-1. K ⑤ Pareto(원고 Figure 2) — 항 수 vs D 확정점 ±1 적중 · M3 구조적 100% / 정직 수치 = 확정 비율</w:t>
       </w:r>
     </w:p>
     <w:tbl>
@@ -7451,7 +8926,7 @@
                 <w:rFonts w:eastAsia="Malgun Gothic" w:ascii="Malgun Gothic" w:hAnsi="Malgun Gothic"/>
                 <w:sz w:val="17"/>
               </w:rPr>
-              <w:t>W &gt; OF &gt; nu (0.84)</w:t>
+              <w:t>W &gt; OF &gt; s (0.86)</w:t>
             </w:r>
           </w:p>
         </w:tc>
@@ -7466,7 +8941,7 @@
                 <w:rFonts w:eastAsia="Malgun Gothic" w:ascii="Malgun Gothic" w:hAnsi="Malgun Gothic"/>
                 <w:sz w:val="17"/>
               </w:rPr>
-              <w:t>W &gt; OF &gt; lambda_l (0.90)</w:t>
+              <w:t>W &gt; OF &gt; nu (0.90)</w:t>
             </w:r>
           </w:p>
         </w:tc>
@@ -7481,7 +8956,7 @@
                 <w:rFonts w:eastAsia="Malgun Gothic" w:ascii="Malgun Gothic" w:hAnsi="Malgun Gothic"/>
                 <w:sz w:val="17"/>
               </w:rPr>
-              <w:t>yes / yes</w:t>
+              <w:t>no / no</w:t>
             </w:r>
           </w:p>
         </w:tc>
@@ -7575,7 +9050,7 @@
                 <w:rFonts w:eastAsia="Malgun Gothic" w:ascii="Malgun Gothic" w:hAnsi="Malgun Gothic"/>
                 <w:sz w:val="17"/>
               </w:rPr>
-              <w:t>OF &gt; W &gt; nu (0.64)</w:t>
+              <w:t>OF &gt; W &gt; s (0.67)</w:t>
             </w:r>
           </w:p>
         </w:tc>
@@ -7590,7 +9065,7 @@
                 <w:rFonts w:eastAsia="Malgun Gothic" w:ascii="Malgun Gothic" w:hAnsi="Malgun Gothic"/>
                 <w:sz w:val="17"/>
               </w:rPr>
-              <w:t>OF &gt; W &gt; nu (0.60)</w:t>
+              <w:t>OF &gt; W &gt; nu (0.58)</w:t>
             </w:r>
           </w:p>
         </w:tc>
@@ -7605,7 +9080,7 @@
                 <w:rFonts w:eastAsia="Malgun Gothic" w:ascii="Malgun Gothic" w:hAnsi="Malgun Gothic"/>
                 <w:sz w:val="17"/>
               </w:rPr>
-              <w:t>yes / no</w:t>
+              <w:t>no / no</w:t>
             </w:r>
           </w:p>
         </w:tc>
@@ -7626,7 +9101,7 @@
         <w:rPr>
           <w:rFonts w:eastAsia="Malgun Gothic" w:ascii="Malgun Gothic" w:hAnsi="Malgun Gothic"/>
         </w:rPr>
-        <w:t>Sobol 지수는 GAM 대리모형의 것이며 솔버의 것이 아니다. 대리모형이 사다리 안에서 τ에 못 닿는 평가점 39%(decouple)·55%(nested)를 사다리 꼭대기로 검열하므로 H* 지수는 부분적으로 검열 패턴의 지수다 — 순위 중심으로 읽는다. 의존성: 사용자 승인 후 pygam 0.12.0·scikit-learn 1.9.1 설치(pygam이 scipy를 1.18.0→1.16.3으로 내림 · 커밋 JSON 재파생 바이트 동일 확인).</w:t>
+        <w:t>Sobol 지수는 GAM 대리모형(decouple = pin 모형)의 것이며 솔버의 것이 아니다. 대리모형이 사다리 안에서 τ에 못 닿는 평가점 24%(decouple · 중간판 39% — C가 U 창을 채워 감소)·54%(nested)를 사다리 꼭대기로 검열하므로 H* 지수는 부분적으로 검열 패턴의 지수다 — 순위 중심으로 읽는다. 상위 3 안정성: N₀는 양 arm 유지, H*·Δ는 셋째 축이 교대.</w:t>
       </w:r>
     </w:p>
     <w:p>
@@ -7634,7 +9109,7 @@
         <w:pStyle w:val="Heading2"/>
       </w:pPr>
       <w:r>
-        <w:t>6-5. 2편 원고 v0.1 (interim) · 붙박이 검사</w:t>
+        <w:t>6-6. 2편 원고 v0.2 (최종 분석판) · 붙박이 검사</w:t>
       </w:r>
     </w:p>
     <w:tbl>
@@ -7712,7 +9187,7 @@
                 <w:rFonts w:eastAsia="Malgun Gothic" w:ascii="Malgun Gothic" w:hAnsi="Malgun Gothic"/>
                 <w:sz w:val="17"/>
               </w:rPr>
-              <w:t>output/paper2_package/manuscript_paper2_main_v0.1.md — Title·Abstract·Intro(§1.3 문헌 위치)·Methods 2.1~2.13·Results 3.1~3.11 (interim — map only, before Stage C/D)·Discussion 4.1~4.10·Conclusion·Declarations·References. U8대로 본편이며 Anchor-002 보고(v0.2)는 부속</w:t>
+              <w:t>output/paper2_package/manuscript_paper2_main_v0.2.md — Title·Abstract·Intro(§1.3 문헌 위치)·Methods 2.1~2.13(§2.5 풀링·바닥 고정·검열 2종 · §2.9 D 열람 전 확정 3건·M3 구조적 사실 · §2.10 최종 실행)·Results 3.1~3.12(풀링 = in-sample / holdout = D 층 표기 · §3.12 Stage D 신설)·Discussion 4.1~4.10·Conclusion·Declarations·References · v0.1→v0.2 손실 대조표. v0.1은 보존. U8대로 본편이며 Anchor-002 보고(v0.2)는 부속</w:t>
             </w:r>
           </w:p>
         </w:tc>
@@ -7745,7 +9220,7 @@
                 <w:rFonts w:eastAsia="Malgun Gothic" w:ascii="Malgun Gothic" w:hAnsi="Malgun Gothic"/>
                 <w:sz w:val="17"/>
               </w:rPr>
-              <w:t>scripts/paper2_main_tables.py — BEGIN/END generated 마커 사이 18블록을 design/*.json·stage_b.AXIS_BOX에서 생성 · --check가 재생성·대조(PASS) · 손으로 옮긴 표 0</w:t>
+              <w:t>scripts/paper2_main_tables.py — BEGIN/END generated 마커 사이 19블록을 최종 산출물(*_final · holdout · D 보고서)·stage_b.AXIS_BOX에서 생성 · T13 Stage D 신설 · T1에 C·D 행 · T6·T7·T8에 홀드아웃 열 · --check가 재생성·대조(PASS) · 손으로 옮긴 표 0</w:t>
             </w:r>
           </w:p>
         </w:tc>
@@ -7778,7 +9253,7 @@
                 <w:rFonts w:eastAsia="Malgun Gothic" w:ascii="Malgun Gothic" w:hAnsi="Malgun Gothic"/>
                 <w:sz w:val="17"/>
               </w:rPr>
-              <w:t>scripts/check_manuscript_numbers.py p2main.* 79건 · 265값 — 기대값은 산출물에서 실행 시 읽음 · 판정 PASS · 계산값(f(h) 범위·pp 환산·CV 최소최대·Sobol S_T 범위·h ≥ 9 연장 칸)도 함수로</w:t>
+              <w:t>scripts/check_manuscript_numbers.py p2main.* 90건 · 403값 — 기대값은 산출물에서 실행 시 읽음 · 판정 PASS · 계산값(f(h) 범위·pp 환산·CV 최소최대·Sobol S_T 범위·h ≥ 9 연장 칸)도 함수로</w:t>
             </w:r>
           </w:p>
         </w:tc>
@@ -7877,7 +9352,7 @@
                 <w:rFonts w:eastAsia="Malgun Gothic" w:ascii="Malgun Gothic" w:hAnsi="Malgun Gothic"/>
                 <w:sz w:val="17"/>
               </w:rPr>
-              <w:t>전수 pytest 466 passed · 7 skipped(게이트 B 가드 — Ray에 7950X 부재 시 사유 출력 skip) · 0 failed [측정 2026-09-15 · 로컬 NTFS 사본] · 계약 v1.1 뒤 스테일 시험 1건 정비</w:t>
+              <w:t>전수 pytest 530 passed · 11 failed [측정 2026-09-19 · 7950X 로컬] — 실패 11건 전부 C:\DutyFlow(제품 체크아웃) 부재 · 계산 노드 환경 의존 · 종전 동일</w:t>
             </w:r>
           </w:p>
         </w:tc>
@@ -7895,7 +9370,7 @@
                 <w:b/>
                 <w:sz w:val="17"/>
               </w:rPr>
-              <w:t>실어야 할 실측 5건</w:t>
+              <w:t>실어야 할 실측 5건 + D</w:t>
             </w:r>
           </w:p>
         </w:tc>
@@ -7910,7 +9385,7 @@
                 <w:rFonts w:eastAsia="Malgun Gothic" w:ascii="Malgun Gothic" w:hAnsi="Malgun Gothic"/>
                 <w:sz w:val="17"/>
               </w:rPr>
-              <w:t>ⓐ τ 격자 쏠림 §3.2 ⓑ 스크린 재현성 21% §3.2·§4.5 ⓒ M 유형 §3.2·§4.5 ⓓ τ 천장 위 H* 불식별 §3.6·§4.2 ⓔ M1 5항식 vs 1.6W §3.7·§4.3 · Anchor 이력 4항 + F-36 문장 §2.11 · GP 편차 §2.10 · tail 뱅크 대가 2건 §2.8</w:t>
+              <w:t>ⓐ τ 격자 쏠림 §3.2 ⓑ 교차 재현성 21%·재측정 66/114 §3.2·§4.5 ⓒ M 유형 §3.2·§4.5 ⓓ τ 천장 위 H* 불식별 §3.6·§4.2 + D 관측 p̂ 평탄 §3.3 ⓔ M1 5항식 vs 1.6W 홀드아웃 §3.7·§4.3 · M3 구조적 사실 §2.9·§4.8(xi) · Anchor 이력 4항 + F-36 문장 §2.11 · GP 편차 §2.10 · tail 뱅크 대가 2건 §2.8</w:t>
             </w:r>
           </w:p>
         </w:tc>
@@ -7928,7 +9403,7 @@
                 <w:b/>
                 <w:sz w:val="17"/>
               </w:rPr>
-              <w:t>결론 문장 (50 §7 템플릿 · 중간값)</w:t>
+              <w:t>결론 문장 (50 §7 템플릿 · 최종)</w:t>
             </w:r>
           </w:p>
         </w:tc>
@@ -7943,7 +9418,7 @@
                 <w:rFonts w:eastAsia="Malgun Gothic" w:ascii="Malgun Gothic" w:hAnsi="Malgun Gothic"/>
                 <w:sz w:val="17"/>
               </w:rPr>
-              <w:t>평가한 변수 상자 안에서 τ = 0.95 최소인원은 5항 선형식으로 ±1명 이내 51% 예측되며(map-only · CV), 1.6 배수식은 540계단 중 506에서 확정적으로 과소산정한다(부족 최소 중앙값 4명). 인력 필요의 92%는 산술(N₀), 8%는 규칙의 조합(Δ)이며 Δ의 분산은 OF가 지배한다 — D 뒤 재추정</w:t>
+              <w:t>평가한 변수 상자 안에서 τ = 0.95 최소인원은, 홀드아웃 전에 동결한 5항 선형식으로 경계가 확정된 새 조건의 67%에서 ±1명 이내 예측되며(1.6 배수식 10%), 1.6 배수식은 540계단 중 517에서 확정적으로 과소산정한다(부족 최소 중앙값 4명). 인력 필요의 91%는 산술(N₀), 9%는 규칙의 조합(Δ)이며 Δ의 분산은 OF가 지배한다. 세 rung 창은 새 조건 48개 중 21개에서 경계를 확정했다</w:t>
             </w:r>
           </w:p>
         </w:tc>
@@ -7964,7 +9439,7 @@
         <w:pStyle w:val="Heading1"/>
       </w:pPr>
       <w:r>
-        <w:t>7. 향후 일정 (추정 · 7950X 단독 실측 처리율 기반)</w:t>
+        <w:t>7. 향후 (계산 잔여 0)</w:t>
       </w:r>
     </w:p>
     <w:tbl>
@@ -8044,7 +9519,7 @@
                 <w:rFonts w:eastAsia="Malgun Gothic" w:ascii="Malgun Gothic" w:hAnsi="Malgun Gothic"/>
                 <w:sz w:val="17"/>
               </w:rPr>
-              <w:t>연구책임자 지시 후 ≈ 2주</w:t>
+              <w:t>완료 09-15~19</w:t>
             </w:r>
           </w:p>
         </w:tc>
@@ -8059,7 +9534,7 @@
                 <w:rFonts w:eastAsia="Malgun Gothic" w:ascii="Malgun Gothic" w:hAnsi="Malgun Gothic"/>
                 <w:sz w:val="17"/>
               </w:rPr>
-              <w:t>Stage C infill 실행 · 890칸 · 459,240 기록 · 완결 게이트(기계 18항 이식)</w:t>
+              <w:t>Stage C infill · 890칸 · pair 459,240 · 게이트 21항</w:t>
             </w:r>
           </w:p>
         </w:tc>
@@ -8074,7 +9549,7 @@
                 <w:rFonts w:eastAsia="Malgun Gothic" w:ascii="Malgun Gothic" w:hAnsi="Malgun Gothic"/>
                 <w:sz w:val="17"/>
               </w:rPr>
-              <w:t>러너 신작 → 계약 재발행(러너 SHA pin) → freeze → preflight → --workers 7950X · 러너는 h = 9~11 칸·legacy 해시·C-3 τ = 0.90 전용 처리 필수</w:t>
+              <w:t>7950X 단일 노드 · 69.3 h · HALT 1회(환경) → 기록 재개</w:t>
             </w:r>
           </w:p>
         </w:tc>
@@ -8091,7 +9566,7 @@
                 <w:rFonts w:eastAsia="Malgun Gothic" w:ascii="Malgun Gothic" w:hAnsi="Malgun Gothic"/>
                 <w:sz w:val="17"/>
               </w:rPr>
-              <w:t>C 완료 직후</w:t>
+              <w:t>완료 09-19</w:t>
             </w:r>
           </w:p>
         </w:tc>
@@ -8106,7 +9581,7 @@
                 <w:rFonts w:eastAsia="Malgun Gothic" w:ascii="Malgun Gothic" w:hAnsi="Malgun Gothic"/>
                 <w:sz w:val="17"/>
               </w:rPr>
-              <w:t>Stage D holdout · 64점 × 3 rung × n = 300 · 60,672 기록</w:t>
+              <w:t>분석 동결 → Stage D holdout · 137칸 · pair 43,292 · 게이트 23항 · 사전 동결 판독기 채점</w:t>
             </w:r>
           </w:p>
         </w:tc>
@@ -8121,7 +9596,7 @@
                 <w:rFonts w:eastAsia="Malgun Gothic" w:ascii="Malgun Gothic" w:hAnsi="Malgun Gothic"/>
                 <w:sz w:val="17"/>
               </w:rPr>
-              <w:t>C 게이트 PASS + K 코드 동결 후 자동 개시(S6) · 지표 MAE·±1명·과소산정률·log-loss · 문턱 없음</w:t>
+              <w:t>2.6 h · 재적합 0 · 규칙·τ·사다리·예측표 무수정</w:t>
             </w:r>
           </w:p>
         </w:tc>
@@ -8138,7 +9613,7 @@
                 <w:rFonts w:eastAsia="Malgun Gothic" w:ascii="Malgun Gothic" w:hAnsi="Malgun Gothic"/>
                 <w:sz w:val="17"/>
               </w:rPr>
-              <w:t>D 완료 직후</w:t>
+              <w:t>완료 09-19</w:t>
             </w:r>
           </w:p>
         </w:tc>
@@ -8153,7 +9628,7 @@
                 <w:rFonts w:eastAsia="Malgun Gothic" w:ascii="Malgun Gothic" w:hAnsi="Malgun Gothic"/>
                 <w:sz w:val="17"/>
               </w:rPr>
-              <w:t>K ①~⑨ 재실행(--write 1회) · 원고 v0.1 → 결과 장 갱신(CV 행 → holdout 행 · interim 표기 제거) · 그림 재생성</w:t>
+              <w:t>K ①~⑨ 최종 실행 · 그림 3종(Pareto·D 층·상태) · 원고 v0.2(19블록 · 검사기 4종 PASS) · 브리핑 3종 재생성</w:t>
             </w:r>
           </w:p>
         </w:tc>
@@ -8185,7 +9660,7 @@
                 <w:rFonts w:eastAsia="Malgun Gothic" w:ascii="Malgun Gothic" w:hAnsi="Malgun Gothic"/>
                 <w:sz w:val="17"/>
               </w:rPr>
-              <w:t>이후</w:t>
+              <w:t>다음 (연구책임자)</w:t>
             </w:r>
           </w:p>
         </w:tc>
@@ -8200,7 +9675,7 @@
                 <w:rFonts w:eastAsia="Malgun Gothic" w:ascii="Malgun Gothic" w:hAnsi="Malgun Gothic"/>
                 <w:sz w:val="17"/>
               </w:rPr>
-              <w:t>2편 투고 · 한국어 정책 논고</w:t>
+              <w:t>COI 문안 이관(1편 서명본 42 v2.5) · 저자·소속·ORCID · 투고지(HCMS/EJOR) · 초록 분량 조정 → 2편 투고</w:t>
             </w:r>
           </w:p>
         </w:tc>
@@ -8215,7 +9690,7 @@
                 <w:rFonts w:eastAsia="Malgun Gothic" w:ascii="Malgun Gothic" w:hAnsi="Malgun Gothic"/>
                 <w:sz w:val="17"/>
               </w:rPr>
-              <w:t>1편 결과와 독립</w:t>
+              <w:t>U7 · 1편 투고와 병행</w:t>
             </w:r>
           </w:p>
         </w:tc>
@@ -8309,7 +9784,7 @@
                 <w:rFonts w:eastAsia="Malgun Gothic" w:ascii="Malgun Gothic" w:hAnsi="Malgun Gothic"/>
                 <w:sz w:val="17"/>
               </w:rPr>
-              <w:t>2편 Stage D 이후</w:t>
+              <w:t>연구책임자</w:t>
             </w:r>
           </w:p>
         </w:tc>
@@ -8330,7 +9805,7 @@
         <w:rPr>
           <w:rFonts w:eastAsia="Malgun Gothic" w:ascii="Malgun Gothic" w:hAnsi="Malgun Gothic"/>
         </w:rPr>
-        <w:t>원 로드맵(2026-08-08)과 비교해 Stage 0·B는 4개월 앞당겨졌고 규모는 약 20배다. 위 시기는 확정이 아니며 C 착수 시점(연구책임자)과 처리율에 따라 재추정한다.</w:t>
+        <w:t>원 로드맵(2026-08-08)과 비교해 Stage 0·B는 4개월 앞당겨졌고 규모는 약 20배다. 계산은 2026-09-19에 전부 끝났다.</w:t>
       </w:r>
     </w:p>
     <w:p>
@@ -8434,7 +9909,7 @@
                 <w:b/>
                 <w:sz w:val="17"/>
               </w:rPr>
-              <w:t>중간판 · in-sample</w:t>
+              <w:t>홀드아웃 1회 · 확정 21점</w:t>
             </w:r>
           </w:p>
         </w:tc>
@@ -8449,7 +9924,7 @@
                 <w:rFonts w:eastAsia="Malgun Gothic" w:ascii="Malgun Gothic" w:hAnsi="Malgun Gothic"/>
                 <w:sz w:val="17"/>
               </w:rPr>
-              <w:t>K 결과는 map 위 중간분석이며 holdout이 아니다(CV = Sobol 점 군집). 산식 사다리는 위치 계단(선택 부분집합)으로 적합했고 부분식별 대조가 비선택 시각이다. D 뒤 재생성 전까지 확정이라 쓰지 않는다</w:t>
+              <w:t>산식의 홀드아웃 수치는 D 48점 중 확정 21점 위의 값이다. 부트스트랩 띠는 풀링 계단용이며 홀드아웃 적중률에는 구간을 두지 않았다. bounded 27점은 방향만 보고. 풀링 계단 위 K 결과는 in-sample이며 문장마다 층을 표기한다</w:t>
             </w:r>
           </w:p>
         </w:tc>
@@ -8482,7 +9957,7 @@
                 <w:rFonts w:eastAsia="Malgun Gothic" w:ascii="Malgun Gothic" w:hAnsi="Malgun Gothic"/>
                 <w:sz w:val="17"/>
               </w:rPr>
-              <w:t>f(h) 전체 효과 ≈ 2%p · GAM/GP H* 불일치 162/265·138/275 · H* CV MAE 1.4~2.6 rung. estimand의 한계이며 τ는 결과 열람 후 변경하지 않았다. C-3의 0.90 보조 수준 보고가 사전 지정된 대응</w:t>
+              <w:t>f(h) 전체 효과 ≈ 2%p · GAM/GP H* 불일치 풀링 189/265 · D 36/48 · D 창 관측 p̂ 평탄(0.944~0.948) · 새 조건 27/48에서 3 rung 창이 H*를 확정 못 함. estimand의 한계이며 τ·창 폭은 결과 열람 후 변경하지 않았다. C-3의 0.90 보조 수준 보고가 사전 지정된 대응</w:t>
             </w:r>
           </w:p>
         </w:tc>
@@ -8500,7 +9975,7 @@
                 <w:b/>
                 <w:sz w:val="17"/>
               </w:rPr>
-              <w:t>스크린 재현성 · M 유형</w:t>
+              <w:t>창을 한 모형 중심에 둠</w:t>
             </w:r>
           </w:p>
         </w:tc>
@@ -8515,7 +9990,7 @@
                 <w:rFonts w:eastAsia="Malgun Gothic" w:ascii="Malgun Gothic" w:hAnsi="Malgun Gothic"/>
                 <w:sz w:val="17"/>
               </w:rPr>
-              <w:t>n = 120 교차 → n = 500 괄호 21% · 혼합 창 62. 규칙 결함이 아니라 평탄 곡선을 재는 해상도의 결과. 둘 다 결과로 보고하며 규칙을 바꾸지 않았다</w:t>
+              <w:t>D 창은 pin GAM의 Ĥ* ± 1이라 GAM의 확정점 ±1 적중 100%는 구조적이며 증거가 아니다. 정직 수치는 확정 비율 44%과 그 점들 위의 산식 점수. 원고 §2.9·§4.8(xi)에 명시</w:t>
             </w:r>
           </w:p>
         </w:tc>
@@ -8533,7 +10008,7 @@
                 <w:b/>
                 <w:sz w:val="17"/>
               </w:rPr>
-              <w:t>hard-only 모형</w:t>
+              <w:t>교차 재현성 · M 유형</w:t>
             </w:r>
           </w:p>
         </w:tc>
@@ -8548,7 +10023,7 @@
                 <w:rFonts w:eastAsia="Malgun Gothic" w:ascii="Malgun Gothic" w:hAnsi="Malgun Gothic"/>
                 <w:sz w:val="17"/>
               </w:rPr>
-              <w:t>soft 선호·공정성·개인별 야간 분배를 고려하지 않는다. F는 「규칙을 지킨 표가 하나 존재」이지 「좋은 표」가 아니다</w:t>
+              <w:t>n = 120 교차 → n = 500 괄호 21% → 2차 추출 뒤 위치 유지 66/114 · 혼합 창 map 62 · D 8/48. 규칙 결함이 아니라 평탄 곡선을 재는 해상도의 결과. 결과로 보고하며 규칙을 바꾸지 않았다</w:t>
             </w:r>
           </w:p>
         </w:tc>
@@ -8566,7 +10041,7 @@
                 <w:b/>
                 <w:sz w:val="17"/>
               </w:rPr>
-              <w:t>시간계약 조건부</w:t>
+              <w:t>hard-only 모형</w:t>
             </w:r>
           </w:p>
         </w:tc>
@@ -8581,7 +10056,7 @@
                 <w:rFonts w:eastAsia="Malgun Gothic" w:ascii="Malgun Gothic" w:hAnsi="Malgun Gothic"/>
                 <w:sz w:val="17"/>
               </w:rPr>
-              <w:t>T는 동결 사다리·watchdog 아래의 미결정이며 F/I로 재분류하지 않는다. 검열은 OF = 8·낮은 h에 집중(창 T 8.7% at OF = 8 · 전칸 검열 14). 지도는 T-고지대를 명시한다</w:t>
+              <w:t>soft 선호·공정성·개인별 야간 분배를 고려하지 않는다. F는 「규칙을 지킨 표가 하나 존재」이지 「좋은 표」가 아니다</w:t>
             </w:r>
           </w:p>
         </w:tc>
@@ -8599,7 +10074,7 @@
                 <w:b/>
                 <w:sz w:val="17"/>
               </w:rPr>
-              <w:t>GP 구현 편차</w:t>
+              <w:t>시간계약 조건부</w:t>
             </w:r>
           </w:p>
         </w:tc>
@@ -8614,7 +10089,7 @@
                 <w:rFonts w:eastAsia="Malgun Gothic" w:ascii="Malgun Gothic" w:hAnsi="Malgun Gothic"/>
                 <w:sz w:val="17"/>
               </w:rPr>
-              <w:t>Bernoulli-row GP 대신 셀별 경험 logit + 이항 분산 노이즈(Laplace 작업응답 형식) — 원고 §2.10에 원문 선언</w:t>
+              <w:t>T는 동결 사다리·watchdog 아래의 미결정이며 F/I로 재분류하지 않는다. 검열은 OF = 8·낮은 h에 집중(창 T 7.5% at OF = 8 · 전칸 검열 14). 지도는 T-고지대를 명시한다</w:t>
             </w:r>
           </w:p>
         </w:tc>
@@ -8632,7 +10107,7 @@
                 <w:b/>
                 <w:sz w:val="17"/>
               </w:rPr>
-              <w:t>전월 tail 뱅크</w:t>
+              <w:t>GP 구현 편차</w:t>
             </w:r>
           </w:p>
         </w:tc>
@@ -8647,7 +10122,7 @@
                 <w:rFonts w:eastAsia="Malgun Gothic" w:ascii="Malgun Gothic" w:hAnsi="Malgun Gothic"/>
                 <w:sz w:val="17"/>
               </w:rPr>
-              <w:t>셀 안에서 tail을 공유하는 인스턴스는 전월을 공유해 상관(칸 Wilson은 낙관적 · 군집 부트스트랩은 독립성에 기대지 않음) · 0a·0b(케이스별 tail)와 B~D(뱅크)의 Stage 간 차이 서술 · 한 스크린 셀 120 root 실측: 공휴일 집합 93 · sentinel 32 · 조합 117</w:t>
+              <w:t>Bernoulli-row GP 대신 셀별 경험 logit + 이항 분산 노이즈(Laplace 작업응답 형식) — 원고 §2.10에 원문 선언</w:t>
             </w:r>
           </w:p>
         </w:tc>
@@ -8665,7 +10140,7 @@
                 <w:b/>
                 <w:sz w:val="17"/>
               </w:rPr>
-              <w:t>모형 빌더 소스</w:t>
+              <w:t>전월 tail 뱅크</w:t>
             </w:r>
           </w:p>
         </w:tc>
@@ -8680,7 +10155,7 @@
                 <w:rFonts w:eastAsia="Malgun Gothic" w:ascii="Malgun Gothic" w:hAnsi="Malgun Gothic"/>
                 <w:sz w:val="17"/>
               </w:rPr>
-              <w:t>Anchor-002가 호출한 빌더가 1편 봉인본과 다른 파일(F-36) — 게이트 A의 4,050 proto 전건 재현으로 등가성이 실측되어 「문서화되고 경험적으로 한정됨」. 원고 §2.11 필수 문장</w:t>
+              <w:t>셀 안에서 tail을 공유하는 인스턴스는 전월을 공유해 상관(칸 Wilson은 낙관적 · 군집 부트스트랩은 독립성에 기대지 않음) · 0a·0b(케이스별 tail)와 B~D(뱅크)의 Stage 간 차이 서술 · 한 스크린 셀 120 root 실측: 공휴일 집합 93 · sentinel 32 · 조합 117</w:t>
             </w:r>
           </w:p>
         </w:tc>
@@ -8698,6 +10173,39 @@
                 <w:b/>
                 <w:sz w:val="17"/>
               </w:rPr>
+              <w:t>모형 빌더 소스</w:t>
+            </w:r>
+          </w:p>
+        </w:tc>
+        <w:tc>
+          <w:tcPr>
+            <w:tcW w:type="dxa" w:w="7529"/>
+          </w:tcPr>
+          <w:p>
+            <w:r/>
+            <w:r>
+              <w:rPr>
+                <w:rFonts w:eastAsia="Malgun Gothic" w:ascii="Malgun Gothic" w:hAnsi="Malgun Gothic"/>
+                <w:sz w:val="17"/>
+              </w:rPr>
+              <w:t>Anchor-002가 호출한 빌더가 1편 봉인본과 다른 파일(F-36) — 게이트 A의 4,050 proto 전건 재현으로 등가성이 실측되어 「문서화되고 경험적으로 한정됨」. 원고 §2.11 필수 문장</w:t>
+            </w:r>
+          </w:p>
+        </w:tc>
+      </w:tr>
+      <w:tr>
+        <w:tc>
+          <w:tcPr>
+            <w:tcW w:type="dxa" w:w="1882"/>
+          </w:tcPr>
+          <w:p>
+            <w:r/>
+            <w:r>
+              <w:rPr>
+                <w:rFonts w:eastAsia="Malgun Gothic" w:ascii="Malgun Gothic" w:hAnsi="Malgun Gothic"/>
+                <w:b/>
+                <w:sz w:val="17"/>
+              </w:rPr>
               <w:t>Sobol 대리모형</w:t>
             </w:r>
           </w:p>
@@ -8713,7 +10221,7 @@
                 <w:rFonts w:eastAsia="Malgun Gothic" w:ascii="Malgun Gothic" w:hAnsi="Malgun Gothic"/>
                 <w:sz w:val="17"/>
               </w:rPr>
-              <w:t>지수는 GAM 대리모형의 것 · 평가점 39%~55%가 사다리 꼭대기로 검열됨 · 순위 중심 보고</w:t>
+              <w:t>지수는 GAM 대리모형의 것 · 평가점 24%~54%가 사다리 꼭대기로 검열됨 · 순위 중심 보고</w:t>
             </w:r>
           </w:p>
         </w:tc>
@@ -8911,7 +10419,7 @@
                 <w:rFonts w:eastAsia="Malgun Gothic" w:ascii="Malgun Gothic" w:hAnsi="Malgun Gothic"/>
                 <w:sz w:val="17"/>
               </w:rPr>
-              <w:t>2편 계약 JSON v1.1(self-hash 4794e064… · 정지조건 3a4b112d… · approval.amendments) · 「러너 확정 → 계약 재발행 → 실행」 순서 · 끝난 Stage 재검증용 해시 별도(0a c9a61541… · 0b e1c7a7c8… · map 88f2268c…)</w:t>
+              <w:t>2편 계약 JSON v1.3(self-hash 9efe0e9c… · 정지조건 3ae8c579… · approval.amendments · stage_D.derived = 예측표 pin) · 「러너 확정 → 계약 재발행 → 실행」 순서 · 끝난 Stage 재검증용 해시 별도(0a c9a61541… · 0b e1c7a7c8… · map 88f2268c… · C 8bf323c7… · D 9efe0e9c…)</w:t>
             </w:r>
           </w:p>
         </w:tc>
@@ -8977,7 +10485,7 @@
                 <w:rFonts w:eastAsia="Malgun Gothic" w:ascii="Malgun Gothic" w:hAnsi="Malgun Gothic"/>
                 <w:sz w:val="17"/>
               </w:rPr>
-              <w:t>git · 코드·설계 산출물만 커밋(pair 기록 runs/는 제외) · HEAD 41ca490 · 2편 원고·생성기·검사기·참고문헌 캐시 포함</w:t>
+              <w:t>git · 코드·설계 산출물만 커밋(pair 기록 runs/는 제외) · HEAD 746f61d · 2편 원고·생성기·검사기·참고문헌 캐시 포함</w:t>
             </w:r>
           </w:p>
         </w:tc>
@@ -9208,7 +10716,7 @@
                 <w:rFonts w:eastAsia="Malgun Gothic" w:ascii="Malgun Gothic" w:hAnsi="Malgun Gothic"/>
                 <w:sz w:val="17"/>
               </w:rPr>
-              <w:t>2편 현행 설계·상태·Stage C·D 사전 지정·함정 정본 (v1.0.15)</w:t>
+              <w:t>2편 현행 설계·상태·Stage C·D 사전 지정·함정 정본 (v1.0.17)</w:t>
             </w:r>
           </w:p>
         </w:tc>
@@ -9373,7 +10881,7 @@
                 <w:rFonts w:eastAsia="Malgun Gothic" w:ascii="Malgun Gothic" w:hAnsi="Malgun Gothic"/>
                 <w:sz w:val="17"/>
               </w:rPr>
-              <w:t>nrf2_stage_b_map_report · nrf2_stage_c_freeze · nrf2_map_descriptive · nrf2_map_interim_analysis · nrf2_k_models_interim · nrf2_k_ladder_sobol_interim · nrf2_r2_execution_contract(v1.1) · paper2_package/manuscript_paper2_main_v0.1.md · references.json</w:t>
+              <w:t>nrf2_stage_c_report · nrf2_stage_d_report · nrf2_k_final_stairs · nrf2_map_final_analysis · nrf2_k_models_final · nrf2_k_ladder_final · nrf2_k_ladder_sobol_final · nrf2_stage_d_predictions · nrf2_stage_d_holdout · nrf2_k_final_figures · nrf2_r2_execution_contract(v1.3) · paper2_package/manuscript_paper2_main_v0.2.md · paper2_package/final/*.png · references.json (중간판 *_interim*은 v0.1 인용용으로 봉인 보존)</w:t>
             </w:r>
           </w:p>
         </w:tc>

--- a/docs/간호인력연구_중간보고_2_심사용.docx
+++ b/docs/간호인력연구_중간보고_2_심사용.docx
@@ -79,7 +79,7 @@
     </w:p>
     <w:p>
       <w:r>
-        <w:t>검증 단계 D는 64개 조건으로 설계됐습니다. 예측 구간을 정하지 못해 관측하지 않은 16개를 제외하고 48개를 계산했습니다. 아래 분모는 계산한 조건이며 전체 설계나 실제 병동 모집단으로 넓혀 읽을 수 없습니다.</w:t>
+        <w:t>Stage D는 64개 조건으로 설계됐습니다. 예측 구간을 정하지 못해 관측하지 않은 16개를 제외하고 48개를 계산했습니다. 아래 분모는 계산한 조건이며 전체 설계나 실제 병동 모집단으로 넓혀 읽을 수 없습니다.</w:t>
       </w:r>
     </w:p>
     <w:tbl>

--- a/docs/간호인력연구_중간보고_2_심사용.docx
+++ b/docs/간호인력연구_중간보고_2_심사용.docx
@@ -1014,7 +1014,7 @@
     </w:p>
     <w:p>
       <w:r>
-        <w:t>투고 전에 연구책임자의 원고 검토, 저자·소속·연구비 정보, 투고지와 공개 자료 범위를 확정해야 합니다. 공모·투고가 접수됐거나 저자 최종 승인이 끝났다는 뜻은 아닙니다.</w:t>
+        <w:t>원고 v0.4와 과학적 최종 검토, Word 본문·커버레터 초안·제출 점검표는 준비됐습니다. 투고 전 저자·소속·연구비 정보, 투고지·공개 범위와 저자 최종 승인을 확정해야 합니다. 실제 접수는 아직 확인되지 않았습니다.</w:t>
       </w:r>
     </w:p>
     <w:sectPr>

--- a/docs/간호인력연구_중간보고_2_심사용.docx
+++ b/docs/간호인력연구_중간보고_2_심사용.docx
@@ -995,6 +995,159 @@
       </w:r>
     </w:p>
     <w:p>
+      <w:r>
+        <w:br w:type="page"/>
+      </w:r>
+    </w:p>
+    <w:p>
+      <w:pPr>
+        <w:pStyle w:val="Heading1"/>
+      </w:pPr>
+      <w:r>
+        <w:t>배수 척도로 본 결과와 판독기의 통제 검증</w:t>
+      </w:r>
+    </w:p>
+    <w:p>
+      <w:r>
+        <w:t>산술 규칙에 익숙한 독자를 위해 같은 결과를 하루 인원 W에 대한 배수로 적었습니다. 승격 계단 540개에서 규칙만 세어 나오는 산술 하한 N0은 W의 1.67배(중앙값 · 범위 1.46–1.93)였습니다. 이 퍼짐은 야간 상한·휴무·연가·역할 규칙이 조건마다 다르게 만든 것이며, 그래서 1.6배 반올림값이 산술 하한에도 못 미친 계단이 351개였습니다.</w:t>
+      </w:r>
+    </w:p>
+    <w:p>
+      <w:r>
+        <w:t>목표 95%에 도달한 것이 관측된 324개 계단에서 그 첫 인원은 W의 1.79배(중앙값 · 범위 1.54–2.18)였고, 관측 도달 중 173개는 산술 하한 그 자리에서, 278개는 하한 위 세 명 이내에서 도달했습니다. 나머지 216개 계단은 관측 창 안에서 도달한 인원이 없어 더 큰 인원이 필요하다는 것만 압니다. 이것은 유한 표본에서 관측된 첫 도달점이지 확정된 최소 인원이 아니며, 어떤 병동의 권고도 아닙니다.</w:t>
+      </w:r>
+    </w:p>
+    <w:p>
+      <w:r>
+        <w:t>후보 집합 판독기 자체도 정답을 아는 설계 곡선에서 검증했습니다. 관측률이 목표에서 멀 때는 참값을 98.0% 담았지만, 모든 인원 구간이 목표의 표본오차 안에 있을 때는 54.6%만 담았고, 단일 후보가 참값을 맞힌 비율도 97.1%에서 56.1%로 떨어졌습니다. 이 수치는 설계 곡선에 한정되며, 판독기가 관측률에는 완전하지만 표본오차를 뚫지는 못한다는 점을 보여줍니다.</w:t>
+      </w:r>
+    </w:p>
+    <w:tbl>
+      <w:tblPr>
+        <w:tblW w:type="auto" w:w="0"/>
+        <w:tblLayout w:type="fixed"/>
+        <w:tblLook w:firstColumn="1" w:firstRow="1" w:lastColumn="0" w:lastRow="0" w:noHBand="0" w:noVBand="1" w:val="04A0"/>
+        <w:tblBorders>
+          <w:top w:val="single" w:sz="4" w:color="D9D9D9"/>
+          <w:left w:val="single" w:sz="4" w:color="D9D9D9"/>
+          <w:bottom w:val="single" w:sz="4" w:color="D9D9D9"/>
+          <w:right w:val="single" w:sz="4" w:color="D9D9D9"/>
+          <w:insideH w:val="single" w:sz="4" w:color="D9D9D9"/>
+          <w:insideV w:val="single" w:sz="4" w:color="D9D9D9"/>
+        </w:tblBorders>
+      </w:tblPr>
+      <w:tblGrid>
+        <w:gridCol w:w="2948"/>
+        <w:gridCol w:w="6463"/>
+      </w:tblGrid>
+      <w:tr>
+        <w:trPr>
+          <w:tblHeader/>
+        </w:trPr>
+        <w:tc>
+          <w:tcPr>
+            <w:tcW w:type="dxa" w:w="2948"/>
+            <w:vAlign w:val="center"/>
+            <w:tcMar>
+              <w:top w:w="100" w:type="dxa"/>
+              <w:left w:w="100" w:type="dxa"/>
+              <w:bottom w:w="100" w:type="dxa"/>
+              <w:right w:w="100" w:type="dxa"/>
+            </w:tcMar>
+            <w:shd w:fill="E5EDF1"/>
+          </w:tcPr>
+          <w:p>
+            <w:pPr>
+              <w:spacing w:after="60"/>
+            </w:pPr>
+            <w:r>
+              <w:rPr>
+                <w:b/>
+                <w:sz w:val="20"/>
+              </w:rPr>
+              <w:t>이런 질문이 나올 수 있어요</w:t>
+            </w:r>
+          </w:p>
+        </w:tc>
+        <w:tc>
+          <w:tcPr>
+            <w:tcW w:type="dxa" w:w="6463"/>
+            <w:vAlign w:val="center"/>
+            <w:tcMar>
+              <w:top w:w="100" w:type="dxa"/>
+              <w:left w:w="100" w:type="dxa"/>
+              <w:bottom w:w="100" w:type="dxa"/>
+              <w:right w:w="100" w:type="dxa"/>
+            </w:tcMar>
+            <w:shd w:fill="E5EDF1"/>
+          </w:tcPr>
+          <w:p>
+            <w:pPr>
+              <w:spacing w:after="60"/>
+            </w:pPr>
+            <w:r>
+              <w:rPr>
+                <w:b/>
+                <w:sz w:val="20"/>
+              </w:rPr>
+              <w:t>쉬운 설명</w:t>
+            </w:r>
+          </w:p>
+        </w:tc>
+      </w:tr>
+      <w:tr>
+        <w:tc>
+          <w:tcPr>
+            <w:tcW w:type="dxa" w:w="2948"/>
+            <w:vAlign w:val="center"/>
+            <w:tcMar>
+              <w:top w:w="100" w:type="dxa"/>
+              <w:left w:w="100" w:type="dxa"/>
+              <w:bottom w:w="100" w:type="dxa"/>
+              <w:right w:w="100" w:type="dxa"/>
+            </w:tcMar>
+          </w:tcPr>
+          <w:p>
+            <w:pPr>
+              <w:spacing w:after="60"/>
+            </w:pPr>
+            <w:r>
+              <w:rPr>
+                <w:b w:val="0"/>
+                <w:sz w:val="20"/>
+              </w:rPr>
+              <w:t>그래서 1.6이 아니면 몇을 곱해야 하나요</w:t>
+            </w:r>
+          </w:p>
+        </w:tc>
+        <w:tc>
+          <w:tcPr>
+            <w:tcW w:type="dxa" w:w="6463"/>
+            <w:vAlign w:val="center"/>
+            <w:tcMar>
+              <w:top w:w="100" w:type="dxa"/>
+              <w:left w:w="100" w:type="dxa"/>
+              <w:bottom w:w="100" w:type="dxa"/>
+              <w:right w:w="100" w:type="dxa"/>
+            </w:tcMar>
+          </w:tcPr>
+          <w:p>
+            <w:pPr>
+              <w:spacing w:after="60"/>
+            </w:pPr>
+            <w:r>
+              <w:rPr>
+                <w:b w:val="0"/>
+                <w:sz w:val="20"/>
+              </w:rPr>
+              <w:t>이 합성 상자에서는 규칙을 세어 나온 하한이 이미 1.5~1.9배였고 도달이 관측된 곳은 1.7~1.9배 부근이었습니다. 다만 하나의 배수보다 병동 규칙으로 하한을 세는 것이 먼저이며, 배수 표를 만드는 것은 후속 연구입니다.</w:t>
+            </w:r>
+          </w:p>
+        </w:tc>
+      </w:tr>
+    </w:tbl>
+    <w:p/>
+    <w:p>
       <w:pPr>
         <w:pStyle w:val="Heading1"/>
       </w:pPr>
@@ -1014,7 +1167,12 @@
     </w:p>
     <w:p>
       <w:r>
-        <w:t>원고 v0.4와 과학적 최종 검토, Word 본문·커버레터 초안·제출 점검표는 준비됐습니다. 투고 전 저자·소속·연구비 정보, 투고지·공개 범위와 저자 최종 승인을 확정해야 합니다. 실제 접수는 아직 확인되지 않았습니다.</w:t>
+        <w:t>2026년 9월 20일, 1편(세 수요 원형의 확증 실험)과 2편(조건 공간 계산과 판독 정정)을 하나의 국문 원고로 합쳐 대한간호학회지 투고본을 준비했습니다. 본문에는 핵심 표 3개와 그림 2개만 두고, 두 편의 방법·결과 전문은 보충자료로 붙였습니다. 모든 숫자는 봉인 산출물에서 자동으로 채워지며 손으로 옮긴 숫자는 없습니다.</w:t>
+      </w:r>
+    </w:p>
+    <w:p>
+      <w:r>
+        <w:t>투고 전 남은 것은 연구책임자 몫입니다: 저자·소속·ORCID·교신 정보, 기관 IRB 심의 면제 확인, 이해상충 문안 재서명, 연구비 문안, 국문 초록 요건 확인. 실제 접수는 아직 확인되지 않았습니다. 후속 연구는 「규칙 파라미터에 따른 배수 표」를 목표로 구상 단계에 있습니다.</w:t>
       </w:r>
     </w:p>
     <w:sectPr>
